--- a/Event and ticket booking system(project)/Documents/Event_Management_Ticket_Booking_System(Document).docx
+++ b/Event and ticket booking system(project)/Documents/Event_Management_Ticket_Booking_System(Document).docx
@@ -197,6 +197,14 @@
           <w:sz w:val="36"/>
         </w:rPr>
       </w:pPr>
+      <w:r>
+        <w:rPr>
+          <w:rFonts w:ascii="Calibri Light" w:hAnsi="Calibri Light"/>
+          <w:spacing w:val="-10"/>
+          <w:sz w:val="36"/>
+        </w:rPr>
+        <w:t xml:space="preserve">                     </w:t>
+      </w:r>
       <w:r>
         <w:rPr>
           <w:rFonts w:ascii="Calibri Light" w:hAnsi="Calibri Light"/>
@@ -428,7 +436,6 @@
       <w:r>
         <w:t xml:space="preserve"> built using </w:t>
       </w:r>
-      <w:proofErr w:type="spellStart"/>
       <w:r>
         <w:rPr>
           <w:b/>
@@ -436,7 +443,6 @@
         </w:rPr>
         <w:t>FastAPI</w:t>
       </w:r>
-      <w:proofErr w:type="spellEnd"/>
       <w:r>
         <w:t xml:space="preserve"> and </w:t>
       </w:r>
@@ -534,23 +540,7 @@
         <w:pStyle w:val="BodyText"/>
       </w:pPr>
       <w:r>
-        <w:t>All operations are validated using JWT authentication, password hashing (</w:t>
-      </w:r>
-      <w:proofErr w:type="spellStart"/>
-      <w:r>
-        <w:t>Passlib</w:t>
-      </w:r>
-      <w:proofErr w:type="spellEnd"/>
-      <w:r>
-        <w:t xml:space="preserve">), </w:t>
-      </w:r>
-      <w:proofErr w:type="spellStart"/>
-      <w:r>
-        <w:t>Pydantic</w:t>
-      </w:r>
-      <w:proofErr w:type="spellEnd"/>
-      <w:r>
-        <w:t xml:space="preserve"> validation, and centralized logging/exception handling.</w:t>
+        <w:t>All operations are validated using JWT authentication, password hashing (Passlib), Pydantic validation, and centralized logging/exception handling.</w:t>
       </w:r>
     </w:p>
     <w:p>
@@ -654,13 +644,8 @@
         <w:spacing w:before="207" w:line="276" w:lineRule="auto"/>
       </w:pPr>
       <w:r>
-        <w:t xml:space="preserve">Hence, there is a need for a secure, automated, and scalable digital solution that simplifies the process for both event organizers and </w:t>
-      </w:r>
-      <w:proofErr w:type="gramStart"/>
-      <w:r>
-        <w:t>participants..</w:t>
-      </w:r>
-      <w:proofErr w:type="gramEnd"/>
+        <w:t>Hence, there is a need for a secure, automated, and scalable digital solution that simplifies the process for both event organizers and participants..</w:t>
+      </w:r>
     </w:p>
     <w:p>
       <w:pPr>
@@ -1287,25 +1272,7 @@
           <w:sz w:val="24"/>
           <w:szCs w:val="24"/>
         </w:rPr>
-        <w:t>Backend (</w:t>
-      </w:r>
-      <w:proofErr w:type="spellStart"/>
-      <w:r>
-        <w:rPr>
-          <w:b/>
-          <w:sz w:val="24"/>
-          <w:szCs w:val="24"/>
-        </w:rPr>
-        <w:t>FastAPI</w:t>
-      </w:r>
-      <w:proofErr w:type="spellEnd"/>
-      <w:r>
-        <w:rPr>
-          <w:b/>
-          <w:sz w:val="24"/>
-          <w:szCs w:val="24"/>
-        </w:rPr>
-        <w:t>):</w:t>
+        <w:t>Backend (FastAPI):</w:t>
       </w:r>
       <w:r>
         <w:rPr>
@@ -1418,23 +1385,13 @@
           <w:szCs w:val="24"/>
         </w:rPr>
       </w:pPr>
-      <w:proofErr w:type="spellStart"/>
       <w:r>
         <w:rPr>
           <w:bCs/>
           <w:sz w:val="24"/>
           <w:szCs w:val="24"/>
         </w:rPr>
-        <w:t>FastAPI</w:t>
-      </w:r>
-      <w:proofErr w:type="spellEnd"/>
-      <w:r>
-        <w:rPr>
-          <w:bCs/>
-          <w:sz w:val="24"/>
-          <w:szCs w:val="24"/>
-        </w:rPr>
-        <w:t xml:space="preserve"> validates the token and checks seat availability.</w:t>
+        <w:t>FastAPI validates the token and checks seat availability.</w:t>
       </w:r>
     </w:p>
     <w:p>
@@ -2306,18 +2263,10 @@
         <w:ind w:left="0" w:firstLine="0"/>
       </w:pPr>
       <w:r>
-        <w:t xml:space="preserve">     </w:t>
-      </w:r>
-      <w:proofErr w:type="gramStart"/>
-      <w:r>
-        <w:t>1 .</w:t>
-      </w:r>
-      <w:r>
-        <w:t>Secure</w:t>
-      </w:r>
-      <w:proofErr w:type="gramEnd"/>
-      <w:r>
-        <w:t xml:space="preserve"> login and authentication with JWT</w:t>
+        <w:t xml:space="preserve">     1 .</w:t>
+      </w:r>
+      <w:r>
+        <w:t>Secure login and authentication with JWT</w:t>
       </w:r>
       <w:r>
         <w:t>:</w:t>
@@ -2400,23 +2349,7 @@
           <w:sz w:val="24"/>
           <w:szCs w:val="24"/>
         </w:rPr>
-        <w:t>Protects sensitive information with password hashing (</w:t>
-      </w:r>
-      <w:proofErr w:type="spellStart"/>
-      <w:r>
-        <w:rPr>
-          <w:sz w:val="24"/>
-          <w:szCs w:val="24"/>
-        </w:rPr>
-        <w:t>Passlib</w:t>
-      </w:r>
-      <w:proofErr w:type="spellEnd"/>
-      <w:r>
-        <w:rPr>
-          <w:sz w:val="24"/>
-          <w:szCs w:val="24"/>
-        </w:rPr>
-        <w:t>)Role-based access (Admin/User)</w:t>
+        <w:t>Protects sensitive information with password hashing (Passlib)Role-based access (Admin/User)</w:t>
       </w:r>
     </w:p>
     <w:p>
@@ -3242,23 +3175,7 @@
           <w:sz w:val="24"/>
           <w:szCs w:val="24"/>
         </w:rPr>
-        <w:t xml:space="preserve">sync </w:t>
-      </w:r>
-      <w:proofErr w:type="spellStart"/>
-      <w:r>
-        <w:rPr>
-          <w:sz w:val="24"/>
-          <w:szCs w:val="24"/>
-        </w:rPr>
-        <w:t>FastAPI</w:t>
-      </w:r>
-      <w:proofErr w:type="spellEnd"/>
-      <w:r>
-        <w:rPr>
-          <w:sz w:val="24"/>
-          <w:szCs w:val="24"/>
-        </w:rPr>
-        <w:t xml:space="preserve"> design allows multiple requests simultaneously.</w:t>
+        <w:t>sync FastAPI design allows multiple requests simultaneously.</w:t>
       </w:r>
     </w:p>
     <w:p>
@@ -3304,14 +3221,7 @@
           <w:sz w:val="36"/>
           <w:szCs w:val="36"/>
         </w:rPr>
-        <w:t>3.1</w:t>
-      </w:r>
-      <w:r>
-        <w:rPr>
-          <w:sz w:val="36"/>
-          <w:szCs w:val="36"/>
-        </w:rPr>
-        <w:t>Technology Stack &amp; State</w:t>
+        <w:t>3.1Technology Stack &amp; State</w:t>
       </w:r>
     </w:p>
     <w:p/>
@@ -3386,17 +3296,8 @@
           <w:sz w:val="24"/>
           <w:szCs w:val="24"/>
         </w:rPr>
-        <w:t xml:space="preserve"> </w:t>
-      </w:r>
-      <w:proofErr w:type="spellStart"/>
-      <w:r>
-        <w:rPr>
-          <w:sz w:val="24"/>
-          <w:szCs w:val="24"/>
-        </w:rPr>
-        <w:t>FastAPI</w:t>
-      </w:r>
-      <w:proofErr w:type="spellEnd"/>
+        <w:t xml:space="preserve"> FastAPI</w:t>
+      </w:r>
     </w:p>
     <w:p>
       <w:pPr>
@@ -3473,17 +3374,8 @@
           <w:sz w:val="24"/>
           <w:szCs w:val="24"/>
         </w:rPr>
-        <w:t xml:space="preserve"> JWT, </w:t>
-      </w:r>
-      <w:proofErr w:type="spellStart"/>
-      <w:r>
-        <w:rPr>
-          <w:sz w:val="24"/>
-          <w:szCs w:val="24"/>
-        </w:rPr>
-        <w:t>Passlib</w:t>
-      </w:r>
-      <w:proofErr w:type="spellEnd"/>
+        <w:t xml:space="preserve"> JWT, Passlib</w:t>
+      </w:r>
     </w:p>
     <w:p>
       <w:pPr>
@@ -3521,23 +3413,7 @@
           <w:sz w:val="24"/>
           <w:szCs w:val="24"/>
         </w:rPr>
-        <w:t xml:space="preserve"> </w:t>
-      </w:r>
-      <w:proofErr w:type="spellStart"/>
-      <w:r>
-        <w:rPr>
-          <w:sz w:val="24"/>
-          <w:szCs w:val="24"/>
-        </w:rPr>
-        <w:t>Pydantic</w:t>
-      </w:r>
-      <w:proofErr w:type="spellEnd"/>
-      <w:r>
-        <w:rPr>
-          <w:sz w:val="24"/>
-          <w:szCs w:val="24"/>
-        </w:rPr>
-        <w:t xml:space="preserve"> models</w:t>
+        <w:t xml:space="preserve"> Pydantic models</w:t>
       </w:r>
     </w:p>
     <w:p>
@@ -3613,7 +3489,6 @@
         </w:rPr>
         <w:t xml:space="preserve">Server Engine: </w:t>
       </w:r>
-      <w:proofErr w:type="spellStart"/>
       <w:r>
         <w:rPr>
           <w:rStyle w:val="Strong"/>
@@ -3622,18 +3497,7 @@
           <w:sz w:val="24"/>
           <w:szCs w:val="24"/>
         </w:rPr>
-        <w:t>Uvicorn</w:t>
-      </w:r>
-      <w:proofErr w:type="spellEnd"/>
-      <w:r>
-        <w:rPr>
-          <w:rStyle w:val="Strong"/>
-          <w:b w:val="0"/>
-          <w:bCs w:val="0"/>
-          <w:sz w:val="24"/>
-          <w:szCs w:val="24"/>
-        </w:rPr>
-        <w:t xml:space="preserve"> (ASGI server</w:t>
+        <w:t>Uvicorn (ASGI server</w:t>
       </w:r>
       <w:r>
         <w:rPr>
@@ -4160,10 +4024,7 @@
         <w:ind w:left="360" w:firstLine="0"/>
       </w:pPr>
       <w:r>
-        <w:t xml:space="preserve">c. </w:t>
-      </w:r>
-      <w:r>
-        <w:t>Event Module</w:t>
+        <w:t>c. Event Module</w:t>
       </w:r>
     </w:p>
     <w:p>
@@ -4344,10 +4205,7 @@
         <w:ind w:left="360" w:firstLine="0"/>
       </w:pPr>
       <w:r>
-        <w:t xml:space="preserve">d. </w:t>
-      </w:r>
-      <w:r>
-        <w:t>Venue Module</w:t>
+        <w:t>d. Venue Module</w:t>
       </w:r>
     </w:p>
     <w:p>
@@ -4566,15 +4424,7 @@
           <w:szCs w:val="24"/>
           <w:lang w:val="en-IN"/>
         </w:rPr>
-        <w:t>Seat Booking, Approval/Rejection, Cancel Bookin</w:t>
-      </w:r>
-      <w:r>
-        <w:rPr>
-          <w:sz w:val="24"/>
-          <w:szCs w:val="24"/>
-          <w:lang w:val="en-IN"/>
-        </w:rPr>
-        <w:t>g</w:t>
+        <w:t>Seat Booking, Approval/Rejection, Cancel Booking</w:t>
       </w:r>
     </w:p>
     <w:p>
@@ -4834,10 +4684,7 @@
         </w:rPr>
       </w:pPr>
       <w:r>
-        <w:t>5.</w:t>
-      </w:r>
-      <w:r>
-        <w:t>Database</w:t>
+        <w:t>5.Database</w:t>
       </w:r>
       <w:r>
         <w:rPr>
@@ -5021,19 +4868,11 @@
           <w:rStyle w:val="Strong"/>
         </w:rPr>
       </w:pPr>
-      <w:proofErr w:type="spellStart"/>
       <w:r>
         <w:rPr>
           <w:rStyle w:val="Strong"/>
         </w:rPr>
-        <w:t>user_id</w:t>
-      </w:r>
-      <w:proofErr w:type="spellEnd"/>
-      <w:r>
-        <w:rPr>
-          <w:rStyle w:val="Strong"/>
-        </w:rPr>
-        <w:t xml:space="preserve"> (string, unique) – Unique user identifier</w:t>
+        <w:t>user_id (string, unique) – Unique user identifier</w:t>
       </w:r>
     </w:p>
     <w:p>
@@ -5135,15 +4974,7 @@
         </w:numPr>
       </w:pPr>
       <w:r>
-        <w:t xml:space="preserve">Passwords are stored in hashed form using secure algorithms (e.g., </w:t>
-      </w:r>
-      <w:proofErr w:type="spellStart"/>
-      <w:r>
-        <w:t>bcrypt</w:t>
-      </w:r>
-      <w:proofErr w:type="spellEnd"/>
-      <w:r>
-        <w:t>).</w:t>
+        <w:t>Passwords are stored in hashed form using secure algorithms (e.g., bcrypt).</w:t>
       </w:r>
     </w:p>
     <w:p>
@@ -5247,19 +5078,11 @@
           <w:rStyle w:val="Strong"/>
         </w:rPr>
       </w:pPr>
-      <w:proofErr w:type="spellStart"/>
       <w:r>
         <w:rPr>
           <w:rStyle w:val="Strong"/>
         </w:rPr>
-        <w:t>admin_id</w:t>
-      </w:r>
-      <w:proofErr w:type="spellEnd"/>
-      <w:r>
-        <w:rPr>
-          <w:rStyle w:val="Strong"/>
-        </w:rPr>
-        <w:t xml:space="preserve"> (string, unique) – Unique admin identifier</w:t>
+        <w:t>admin_id (string, unique) – Unique admin identifier</w:t>
       </w:r>
     </w:p>
     <w:p>
@@ -5477,7 +5300,6 @@
           <w:lang w:val="en-IN" w:eastAsia="en-IN"/>
         </w:rPr>
       </w:pPr>
-      <w:proofErr w:type="spellStart"/>
       <w:r>
         <w:rPr>
           <w:b/>
@@ -5486,18 +5308,7 @@
           <w:szCs w:val="24"/>
           <w:lang w:val="en-IN" w:eastAsia="en-IN"/>
         </w:rPr>
-        <w:t>venue_id</w:t>
-      </w:r>
-      <w:proofErr w:type="spellEnd"/>
-      <w:r>
-        <w:rPr>
-          <w:b/>
-          <w:bCs/>
-          <w:sz w:val="24"/>
-          <w:szCs w:val="24"/>
-          <w:lang w:val="en-IN" w:eastAsia="en-IN"/>
-        </w:rPr>
-        <w:t xml:space="preserve"> (string, unique) – Unique venue identifier</w:t>
+        <w:t>venue_id (string, unique) – Unique venue identifier</w:t>
       </w:r>
     </w:p>
     <w:p>
@@ -5824,14 +5635,7 @@
           <w:b/>
           <w:bCs/>
         </w:rPr>
-        <w:t>4.</w:t>
-      </w:r>
-      <w:r>
-        <w:rPr>
-          <w:b/>
-          <w:bCs/>
-        </w:rPr>
-        <w:t>Events Collection</w:t>
+        <w:t>4.Events Collection</w:t>
       </w:r>
     </w:p>
     <w:p>
@@ -5919,7 +5723,6 @@
           <w:lang w:val="en-IN" w:eastAsia="en-IN"/>
         </w:rPr>
       </w:pPr>
-      <w:proofErr w:type="spellStart"/>
       <w:r>
         <w:rPr>
           <w:b/>
@@ -5928,18 +5731,7 @@
           <w:szCs w:val="24"/>
           <w:lang w:val="en-IN" w:eastAsia="en-IN"/>
         </w:rPr>
-        <w:t>event_id</w:t>
-      </w:r>
-      <w:proofErr w:type="spellEnd"/>
-      <w:r>
-        <w:rPr>
-          <w:b/>
-          <w:bCs/>
-          <w:sz w:val="24"/>
-          <w:szCs w:val="24"/>
-          <w:lang w:val="en-IN" w:eastAsia="en-IN"/>
-        </w:rPr>
-        <w:t xml:space="preserve"> (string, unique) – Unique event identifier</w:t>
+        <w:t>event_id (string, unique) – Unique event identifier</w:t>
       </w:r>
     </w:p>
     <w:p>
@@ -6015,7 +5807,6 @@
           <w:lang w:val="en-IN" w:eastAsia="en-IN"/>
         </w:rPr>
       </w:pPr>
-      <w:proofErr w:type="spellStart"/>
       <w:r>
         <w:rPr>
           <w:b/>
@@ -6024,18 +5815,7 @@
           <w:szCs w:val="24"/>
           <w:lang w:val="en-IN" w:eastAsia="en-IN"/>
         </w:rPr>
-        <w:t>venue_id</w:t>
-      </w:r>
-      <w:proofErr w:type="spellEnd"/>
-      <w:r>
-        <w:rPr>
-          <w:b/>
-          <w:bCs/>
-          <w:sz w:val="24"/>
-          <w:szCs w:val="24"/>
-          <w:lang w:val="en-IN" w:eastAsia="en-IN"/>
-        </w:rPr>
-        <w:t xml:space="preserve"> (string, reference) – Linked venue ID</w:t>
+        <w:t>venue_id (string, reference) – Linked venue ID</w:t>
       </w:r>
     </w:p>
     <w:p>
@@ -6055,7 +5835,6 @@
           <w:lang w:val="en-IN" w:eastAsia="en-IN"/>
         </w:rPr>
       </w:pPr>
-      <w:proofErr w:type="spellStart"/>
       <w:r>
         <w:rPr>
           <w:b/>
@@ -6064,18 +5843,7 @@
           <w:szCs w:val="24"/>
           <w:lang w:val="en-IN" w:eastAsia="en-IN"/>
         </w:rPr>
-        <w:t>total_seats</w:t>
-      </w:r>
-      <w:proofErr w:type="spellEnd"/>
-      <w:r>
-        <w:rPr>
-          <w:b/>
-          <w:bCs/>
-          <w:sz w:val="24"/>
-          <w:szCs w:val="24"/>
-          <w:lang w:val="en-IN" w:eastAsia="en-IN"/>
-        </w:rPr>
-        <w:t xml:space="preserve"> (integer) – Maximum seats available</w:t>
+        <w:t>total_seats (integer) – Maximum seats available</w:t>
       </w:r>
     </w:p>
     <w:p>
@@ -6095,7 +5863,6 @@
           <w:lang w:val="en-IN" w:eastAsia="en-IN"/>
         </w:rPr>
       </w:pPr>
-      <w:proofErr w:type="spellStart"/>
       <w:r>
         <w:rPr>
           <w:b/>
@@ -6104,18 +5871,7 @@
           <w:szCs w:val="24"/>
           <w:lang w:val="en-IN" w:eastAsia="en-IN"/>
         </w:rPr>
-        <w:t>booked_seats</w:t>
-      </w:r>
-      <w:proofErr w:type="spellEnd"/>
-      <w:r>
-        <w:rPr>
-          <w:b/>
-          <w:bCs/>
-          <w:sz w:val="24"/>
-          <w:szCs w:val="24"/>
-          <w:lang w:val="en-IN" w:eastAsia="en-IN"/>
-        </w:rPr>
-        <w:t xml:space="preserve"> (array of integers) – List of occupied seat numbers</w:t>
+        <w:t>booked_seats (array of integers) – List of occupied seat numbers</w:t>
       </w:r>
     </w:p>
     <w:p>
@@ -6135,7 +5891,6 @@
           <w:lang w:val="en-IN" w:eastAsia="en-IN"/>
         </w:rPr>
       </w:pPr>
-      <w:proofErr w:type="spellStart"/>
       <w:r>
         <w:rPr>
           <w:b/>
@@ -6144,84 +5899,7 @@
           <w:szCs w:val="24"/>
           <w:lang w:val="en-IN" w:eastAsia="en-IN"/>
         </w:rPr>
-        <w:t>available_seats</w:t>
-      </w:r>
-      <w:proofErr w:type="spellEnd"/>
-      <w:r>
-        <w:rPr>
-          <w:b/>
-          <w:bCs/>
-          <w:sz w:val="24"/>
-          <w:szCs w:val="24"/>
-          <w:lang w:val="en-IN" w:eastAsia="en-IN"/>
-        </w:rPr>
-        <w:t xml:space="preserve"> (integer) – Computed: </w:t>
-      </w:r>
-      <w:proofErr w:type="spellStart"/>
-      <w:r>
-        <w:rPr>
-          <w:b/>
-          <w:bCs/>
-          <w:sz w:val="24"/>
-          <w:szCs w:val="24"/>
-          <w:lang w:val="en-IN" w:eastAsia="en-IN"/>
-        </w:rPr>
-        <w:t>total_seats</w:t>
-      </w:r>
-      <w:proofErr w:type="spellEnd"/>
-      <w:r>
-        <w:rPr>
-          <w:b/>
-          <w:bCs/>
-          <w:sz w:val="24"/>
-          <w:szCs w:val="24"/>
-          <w:lang w:val="en-IN" w:eastAsia="en-IN"/>
-        </w:rPr>
-        <w:t xml:space="preserve"> - </w:t>
-      </w:r>
-      <w:proofErr w:type="spellStart"/>
-      <w:r>
-        <w:rPr>
-          <w:b/>
-          <w:bCs/>
-          <w:sz w:val="24"/>
-          <w:szCs w:val="24"/>
-          <w:lang w:val="en-IN" w:eastAsia="en-IN"/>
-        </w:rPr>
-        <w:t>len</w:t>
-      </w:r>
-      <w:proofErr w:type="spellEnd"/>
-      <w:r>
-        <w:rPr>
-          <w:b/>
-          <w:bCs/>
-          <w:sz w:val="24"/>
-          <w:szCs w:val="24"/>
-          <w:lang w:val="en-IN" w:eastAsia="en-IN"/>
-        </w:rPr>
-        <w:t>(</w:t>
-      </w:r>
-      <w:proofErr w:type="spellStart"/>
-      <w:r>
-        <w:rPr>
-          <w:b/>
-          <w:bCs/>
-          <w:sz w:val="24"/>
-          <w:szCs w:val="24"/>
-          <w:lang w:val="en-IN" w:eastAsia="en-IN"/>
-        </w:rPr>
-        <w:t>booked_seats</w:t>
-      </w:r>
-      <w:proofErr w:type="spellEnd"/>
-      <w:r>
-        <w:rPr>
-          <w:b/>
-          <w:bCs/>
-          <w:sz w:val="24"/>
-          <w:szCs w:val="24"/>
-          <w:lang w:val="en-IN" w:eastAsia="en-IN"/>
-        </w:rPr>
-        <w:t>)</w:t>
+        <w:t>available_seats (integer) – Computed: total_seats - len(booked_seats)</w:t>
       </w:r>
     </w:p>
     <w:p>
@@ -6269,7 +5947,6 @@
           <w:lang w:val="en-IN" w:eastAsia="en-IN"/>
         </w:rPr>
       </w:pPr>
-      <w:proofErr w:type="spellStart"/>
       <w:r>
         <w:rPr>
           <w:b/>
@@ -6278,40 +5955,7 @@
           <w:szCs w:val="24"/>
           <w:lang w:val="en-IN" w:eastAsia="en-IN"/>
         </w:rPr>
-        <w:t>is_approved</w:t>
-      </w:r>
-      <w:proofErr w:type="spellEnd"/>
-      <w:r>
-        <w:rPr>
-          <w:b/>
-          <w:bCs/>
-          <w:sz w:val="24"/>
-          <w:szCs w:val="24"/>
-          <w:lang w:val="en-IN" w:eastAsia="en-IN"/>
-        </w:rPr>
-        <w:t xml:space="preserve"> (</w:t>
-      </w:r>
-      <w:proofErr w:type="spellStart"/>
-      <w:r>
-        <w:rPr>
-          <w:b/>
-          <w:bCs/>
-          <w:sz w:val="24"/>
-          <w:szCs w:val="24"/>
-          <w:lang w:val="en-IN" w:eastAsia="en-IN"/>
-        </w:rPr>
-        <w:t>boolean</w:t>
-      </w:r>
-      <w:proofErr w:type="spellEnd"/>
-      <w:r>
-        <w:rPr>
-          <w:b/>
-          <w:bCs/>
-          <w:sz w:val="24"/>
-          <w:szCs w:val="24"/>
-          <w:lang w:val="en-IN" w:eastAsia="en-IN"/>
-        </w:rPr>
-        <w:t>) – Whether admin approved the event</w:t>
+        <w:t>is_approved (boolean) – Whether admin approved the event</w:t>
       </w:r>
     </w:p>
     <w:p>
@@ -6331,7 +5975,6 @@
           <w:lang w:val="en-IN" w:eastAsia="en-IN"/>
         </w:rPr>
       </w:pPr>
-      <w:proofErr w:type="spellStart"/>
       <w:r>
         <w:rPr>
           <w:b/>
@@ -6340,18 +5983,7 @@
           <w:szCs w:val="24"/>
           <w:lang w:val="en-IN" w:eastAsia="en-IN"/>
         </w:rPr>
-        <w:t>created_at</w:t>
-      </w:r>
-      <w:proofErr w:type="spellEnd"/>
-      <w:r>
-        <w:rPr>
-          <w:b/>
-          <w:bCs/>
-          <w:sz w:val="24"/>
-          <w:szCs w:val="24"/>
-          <w:lang w:val="en-IN" w:eastAsia="en-IN"/>
-        </w:rPr>
-        <w:t xml:space="preserve"> (datetime) – Timestamp of creation</w:t>
+        <w:t>created_at (datetime) – Timestamp of creation</w:t>
       </w:r>
     </w:p>
     <w:p>
@@ -6441,14 +6073,7 @@
           <w:b/>
           <w:bCs/>
         </w:rPr>
-        <w:t>5.</w:t>
-      </w:r>
-      <w:r>
-        <w:rPr>
-          <w:b/>
-          <w:bCs/>
-        </w:rPr>
-        <w:t>Bookings Collection</w:t>
+        <w:t>5.Bookings Collection</w:t>
       </w:r>
     </w:p>
     <w:p>
@@ -6536,7 +6161,6 @@
           <w:lang w:val="en-IN" w:eastAsia="en-IN"/>
         </w:rPr>
       </w:pPr>
-      <w:proofErr w:type="spellStart"/>
       <w:r>
         <w:rPr>
           <w:b/>
@@ -6545,18 +6169,7 @@
           <w:szCs w:val="24"/>
           <w:lang w:val="en-IN" w:eastAsia="en-IN"/>
         </w:rPr>
-        <w:t>booking_id</w:t>
-      </w:r>
-      <w:proofErr w:type="spellEnd"/>
-      <w:r>
-        <w:rPr>
-          <w:b/>
-          <w:bCs/>
-          <w:sz w:val="24"/>
-          <w:szCs w:val="24"/>
-          <w:lang w:val="en-IN" w:eastAsia="en-IN"/>
-        </w:rPr>
-        <w:t xml:space="preserve"> (string, unique) – Unique booking reference</w:t>
+        <w:t>booking_id (string, unique) – Unique booking reference</w:t>
       </w:r>
     </w:p>
     <w:p>
@@ -6576,7 +6189,6 @@
           <w:lang w:val="en-IN" w:eastAsia="en-IN"/>
         </w:rPr>
       </w:pPr>
-      <w:proofErr w:type="spellStart"/>
       <w:r>
         <w:rPr>
           <w:b/>
@@ -6585,18 +6197,7 @@
           <w:szCs w:val="24"/>
           <w:lang w:val="en-IN" w:eastAsia="en-IN"/>
         </w:rPr>
-        <w:t>user_id</w:t>
-      </w:r>
-      <w:proofErr w:type="spellEnd"/>
-      <w:r>
-        <w:rPr>
-          <w:b/>
-          <w:bCs/>
-          <w:sz w:val="24"/>
-          <w:szCs w:val="24"/>
-          <w:lang w:val="en-IN" w:eastAsia="en-IN"/>
-        </w:rPr>
-        <w:t xml:space="preserve"> (string, reference) – ID of the user who booked</w:t>
+        <w:t>user_id (string, reference) – ID of the user who booked</w:t>
       </w:r>
     </w:p>
     <w:p>
@@ -6616,7 +6217,6 @@
           <w:lang w:val="en-IN" w:eastAsia="en-IN"/>
         </w:rPr>
       </w:pPr>
-      <w:proofErr w:type="spellStart"/>
       <w:r>
         <w:rPr>
           <w:b/>
@@ -6625,18 +6225,7 @@
           <w:szCs w:val="24"/>
           <w:lang w:val="en-IN" w:eastAsia="en-IN"/>
         </w:rPr>
-        <w:t>user_name</w:t>
-      </w:r>
-      <w:proofErr w:type="spellEnd"/>
-      <w:r>
-        <w:rPr>
-          <w:b/>
-          <w:bCs/>
-          <w:sz w:val="24"/>
-          <w:szCs w:val="24"/>
-          <w:lang w:val="en-IN" w:eastAsia="en-IN"/>
-        </w:rPr>
-        <w:t xml:space="preserve"> (string) – Name of the user</w:t>
+        <w:t>user_name (string) – Name of the user</w:t>
       </w:r>
     </w:p>
     <w:p>
@@ -6656,7 +6245,6 @@
           <w:lang w:val="en-IN" w:eastAsia="en-IN"/>
         </w:rPr>
       </w:pPr>
-      <w:proofErr w:type="spellStart"/>
       <w:r>
         <w:rPr>
           <w:b/>
@@ -6665,18 +6253,7 @@
           <w:szCs w:val="24"/>
           <w:lang w:val="en-IN" w:eastAsia="en-IN"/>
         </w:rPr>
-        <w:t>event_id</w:t>
-      </w:r>
-      <w:proofErr w:type="spellEnd"/>
-      <w:r>
-        <w:rPr>
-          <w:b/>
-          <w:bCs/>
-          <w:sz w:val="24"/>
-          <w:szCs w:val="24"/>
-          <w:lang w:val="en-IN" w:eastAsia="en-IN"/>
-        </w:rPr>
-        <w:t xml:space="preserve"> (string, reference) – ID of booked event</w:t>
+        <w:t>event_id (string, reference) – ID of booked event</w:t>
       </w:r>
     </w:p>
     <w:p>
@@ -6696,7 +6273,6 @@
           <w:lang w:val="en-IN" w:eastAsia="en-IN"/>
         </w:rPr>
       </w:pPr>
-      <w:proofErr w:type="spellStart"/>
       <w:r>
         <w:rPr>
           <w:b/>
@@ -6705,18 +6281,7 @@
           <w:szCs w:val="24"/>
           <w:lang w:val="en-IN" w:eastAsia="en-IN"/>
         </w:rPr>
-        <w:t>seats_booked</w:t>
-      </w:r>
-      <w:proofErr w:type="spellEnd"/>
-      <w:r>
-        <w:rPr>
-          <w:b/>
-          <w:bCs/>
-          <w:sz w:val="24"/>
-          <w:szCs w:val="24"/>
-          <w:lang w:val="en-IN" w:eastAsia="en-IN"/>
-        </w:rPr>
-        <w:t xml:space="preserve"> (array of integers) – List of booked seat numbers</w:t>
+        <w:t>seats_booked (array of integers) – List of booked seat numbers</w:t>
       </w:r>
     </w:p>
     <w:p>
@@ -6764,7 +6329,6 @@
           <w:lang w:val="en-IN" w:eastAsia="en-IN"/>
         </w:rPr>
       </w:pPr>
-      <w:proofErr w:type="spellStart"/>
       <w:r>
         <w:rPr>
           <w:b/>
@@ -6773,18 +6337,7 @@
           <w:szCs w:val="24"/>
           <w:lang w:val="en-IN" w:eastAsia="en-IN"/>
         </w:rPr>
-        <w:t>booking_date</w:t>
-      </w:r>
-      <w:proofErr w:type="spellEnd"/>
-      <w:r>
-        <w:rPr>
-          <w:b/>
-          <w:bCs/>
-          <w:sz w:val="24"/>
-          <w:szCs w:val="24"/>
-          <w:lang w:val="en-IN" w:eastAsia="en-IN"/>
-        </w:rPr>
-        <w:t xml:space="preserve"> (datetime) – Date of booking</w:t>
+        <w:t>booking_date (datetime) – Date of booking</w:t>
       </w:r>
     </w:p>
     <w:p>
@@ -7177,30 +6730,12 @@
           <w:szCs w:val="28"/>
         </w:rPr>
       </w:pPr>
-      <w:proofErr w:type="spellStart"/>
-      <w:proofErr w:type="gramStart"/>
       <w:r>
         <w:rPr>
           <w:sz w:val="28"/>
           <w:szCs w:val="28"/>
         </w:rPr>
-        <w:t>a.</w:t>
-      </w:r>
-      <w:r>
-        <w:rPr>
-          <w:sz w:val="28"/>
-          <w:szCs w:val="28"/>
-        </w:rPr>
-        <w:t>User</w:t>
-      </w:r>
-      <w:proofErr w:type="spellEnd"/>
-      <w:proofErr w:type="gramEnd"/>
-      <w:r>
-        <w:rPr>
-          <w:sz w:val="28"/>
-          <w:szCs w:val="28"/>
-        </w:rPr>
-        <w:t xml:space="preserve"> </w:t>
+        <w:t xml:space="preserve">a.User </w:t>
       </w:r>
       <w:r>
         <w:rPr>
@@ -7226,13 +6761,7 @@
         <w:rPr>
           <w:rStyle w:val="Strong"/>
         </w:rPr>
-        <w:t>1.</w:t>
-      </w:r>
-      <w:r>
-        <w:rPr>
-          <w:rStyle w:val="Strong"/>
-        </w:rPr>
-        <w:t>Register</w:t>
+        <w:t>1.Register</w:t>
       </w:r>
     </w:p>
     <w:p>
@@ -7249,267 +6778,265 @@
           <w:rFonts w:eastAsiaTheme="minorEastAsia"/>
           <w:lang w:eastAsia="en-IN"/>
         </w:rPr>
-        <w:t xml:space="preserve">    </w:t>
-      </w:r>
-      <w:r>
+        <w:t xml:space="preserve">    POST /auth/register</w:t>
+      </w:r>
+    </w:p>
+    <w:p>
+      <w:pPr>
         <w:rPr>
           <w:rStyle w:val="HTMLCode"/>
           <w:rFonts w:eastAsiaTheme="minorEastAsia"/>
           <w:lang w:eastAsia="en-IN"/>
         </w:rPr>
-        <w:t>POST /auth/register</w:t>
-      </w:r>
-    </w:p>
-    <w:p>
-      <w:pPr>
+      </w:pPr>
+      <w:r>
         <w:rPr>
           <w:rStyle w:val="HTMLCode"/>
           <w:rFonts w:eastAsiaTheme="minorEastAsia"/>
           <w:lang w:eastAsia="en-IN"/>
         </w:rPr>
-      </w:pPr>
-      <w:r>
+        <w:t>{</w:t>
+      </w:r>
+    </w:p>
+    <w:p>
+      <w:pPr>
         <w:rPr>
           <w:rStyle w:val="HTMLCode"/>
           <w:rFonts w:eastAsiaTheme="minorEastAsia"/>
           <w:lang w:eastAsia="en-IN"/>
         </w:rPr>
-        <w:t>{</w:t>
-      </w:r>
-    </w:p>
-    <w:p>
-      <w:pPr>
+      </w:pPr>
+      <w:r>
         <w:rPr>
           <w:rStyle w:val="HTMLCode"/>
           <w:rFonts w:eastAsiaTheme="minorEastAsia"/>
           <w:lang w:eastAsia="en-IN"/>
         </w:rPr>
-      </w:pPr>
-      <w:r>
+        <w:t>  "Full_name": "Vijay sai",</w:t>
+      </w:r>
+    </w:p>
+    <w:p>
+      <w:pPr>
         <w:rPr>
           <w:rStyle w:val="HTMLCode"/>
           <w:rFonts w:eastAsiaTheme="minorEastAsia"/>
           <w:lang w:eastAsia="en-IN"/>
         </w:rPr>
-        <w:t>  "</w:t>
-      </w:r>
-      <w:proofErr w:type="spellStart"/>
+      </w:pPr>
       <w:r>
         <w:rPr>
           <w:rStyle w:val="HTMLCode"/>
           <w:rFonts w:eastAsiaTheme="minorEastAsia"/>
           <w:lang w:eastAsia="en-IN"/>
         </w:rPr>
-        <w:t>Full_name</w:t>
-      </w:r>
-      <w:proofErr w:type="spellEnd"/>
+        <w:t>  "email": "Vijay@email.com",</w:t>
+      </w:r>
+    </w:p>
+    <w:p>
+      <w:pPr>
+        <w:rPr>
+          <w:rFonts w:ascii="Courier New" w:eastAsiaTheme="minorEastAsia" w:hAnsi="Courier New" w:cs="Courier New"/>
+          <w:sz w:val="20"/>
+          <w:szCs w:val="20"/>
+          <w:lang w:eastAsia="en-IN"/>
+        </w:rPr>
+      </w:pPr>
       <w:r>
         <w:rPr>
           <w:rStyle w:val="HTMLCode"/>
           <w:rFonts w:eastAsiaTheme="minorEastAsia"/>
           <w:lang w:eastAsia="en-IN"/>
         </w:rPr>
-        <w:t xml:space="preserve">": "Vijay </w:t>
-      </w:r>
-      <w:proofErr w:type="spellStart"/>
-      <w:r>
+        <w:t>  "phone": "8463736738",</w:t>
+      </w:r>
+    </w:p>
+    <w:p>
+      <w:pPr>
         <w:rPr>
           <w:rStyle w:val="HTMLCode"/>
           <w:rFonts w:eastAsiaTheme="minorEastAsia"/>
           <w:lang w:eastAsia="en-IN"/>
         </w:rPr>
-        <w:t>sai</w:t>
-      </w:r>
-      <w:proofErr w:type="spellEnd"/>
+      </w:pPr>
       <w:r>
         <w:rPr>
           <w:rStyle w:val="HTMLCode"/>
           <w:rFonts w:eastAsiaTheme="minorEastAsia"/>
           <w:lang w:eastAsia="en-IN"/>
         </w:rPr>
-        <w:t>",</w:t>
-      </w:r>
-    </w:p>
-    <w:p>
-      <w:pPr>
+        <w:t>"password": "Vijay@123",</w:t>
+      </w:r>
+      <w:r>
         <w:rPr>
           <w:rStyle w:val="HTMLCode"/>
           <w:rFonts w:eastAsiaTheme="minorEastAsia"/>
           <w:lang w:eastAsia="en-IN"/>
         </w:rPr>
-      </w:pPr>
+        <w:t xml:space="preserve">  </w:t>
+      </w:r>
+    </w:p>
+    <w:p>
+      <w:pPr>
+        <w:rPr>
+          <w:rFonts w:ascii="Courier New" w:eastAsiaTheme="minorEastAsia" w:hAnsi="Courier New" w:cs="Courier New"/>
+          <w:sz w:val="20"/>
+          <w:szCs w:val="20"/>
+          <w:lang w:eastAsia="en-IN"/>
+        </w:rPr>
+      </w:pPr>
+      <w:r>
+        <w:rPr>
+          <w:lang w:val="en-IN"/>
+        </w:rPr>
+        <w:t>"</w:t>
+      </w:r>
       <w:r>
         <w:rPr>
           <w:rStyle w:val="HTMLCode"/>
           <w:rFonts w:eastAsiaTheme="minorEastAsia"/>
           <w:lang w:eastAsia="en-IN"/>
         </w:rPr>
-        <w:t>  "email": "Vijay@email.com",</w:t>
-      </w:r>
-    </w:p>
-    <w:p>
-      <w:pPr>
-        <w:rPr>
-          <w:rFonts w:ascii="Courier New" w:eastAsiaTheme="minorEastAsia" w:hAnsi="Courier New" w:cs="Courier New"/>
-          <w:sz w:val="20"/>
-          <w:szCs w:val="20"/>
-          <w:lang w:eastAsia="en-IN"/>
-        </w:rPr>
-      </w:pPr>
-      <w:r>
+        <w:t>confirm_password": "Vijay@123"</w:t>
+      </w:r>
+    </w:p>
+    <w:p>
+      <w:pPr>
+        <w:pStyle w:val="Heading3"/>
+        <w:rPr>
+          <w:rStyle w:val="Strong"/>
+        </w:rPr>
+      </w:pPr>
+      <w:r>
+        <w:rPr>
+          <w:rStyle w:val="Strong"/>
+        </w:rPr>
+        <w:t>Response:</w:t>
+      </w:r>
+    </w:p>
+    <w:p>
+      <w:pPr>
+        <w:ind w:left="991"/>
         <w:rPr>
           <w:rStyle w:val="HTMLCode"/>
           <w:rFonts w:eastAsiaTheme="minorEastAsia"/>
-          <w:lang w:eastAsia="en-IN"/>
-        </w:rPr>
-        <w:t>  "phone": "8463736738",</w:t>
-      </w:r>
-    </w:p>
-    <w:p>
-      <w:pPr>
+          <w:lang w:val="en-IN" w:eastAsia="en-IN"/>
+        </w:rPr>
+      </w:pPr>
+      <w:r>
         <w:rPr>
           <w:rStyle w:val="HTMLCode"/>
           <w:rFonts w:eastAsiaTheme="minorEastAsia"/>
-          <w:lang w:eastAsia="en-IN"/>
-        </w:rPr>
-      </w:pPr>
-      <w:r>
+          <w:lang w:val="en-IN" w:eastAsia="en-IN"/>
+        </w:rPr>
+        <w:t>_id: ObjectId('68bf0345b50faf4558520944')</w:t>
+      </w:r>
+    </w:p>
+    <w:p>
+      <w:pPr>
+        <w:ind w:left="991"/>
         <w:rPr>
           <w:rStyle w:val="HTMLCode"/>
           <w:rFonts w:eastAsiaTheme="minorEastAsia"/>
-          <w:lang w:eastAsia="en-IN"/>
-        </w:rPr>
-        <w:t>"password": "Vijay@123",</w:t>
-      </w:r>
+          <w:lang w:val="en-IN" w:eastAsia="en-IN"/>
+        </w:rPr>
+      </w:pPr>
       <w:r>
         <w:rPr>
           <w:rStyle w:val="HTMLCode"/>
           <w:rFonts w:eastAsiaTheme="minorEastAsia"/>
-          <w:lang w:eastAsia="en-IN"/>
-        </w:rPr>
-        <w:t xml:space="preserve">  </w:t>
-      </w:r>
-    </w:p>
-    <w:p>
-      <w:pPr>
-        <w:rPr>
-          <w:rFonts w:ascii="Courier New" w:eastAsiaTheme="minorEastAsia" w:hAnsi="Courier New" w:cs="Courier New"/>
-          <w:sz w:val="20"/>
-          <w:szCs w:val="20"/>
-          <w:lang w:eastAsia="en-IN"/>
-        </w:rPr>
-      </w:pPr>
-      <w:r>
-        <w:rPr>
-          <w:lang w:val="en-IN"/>
-        </w:rPr>
-        <w:t>"</w:t>
-      </w:r>
-      <w:proofErr w:type="spellStart"/>
-      <w:proofErr w:type="gramStart"/>
-      <w:r>
+          <w:lang w:val="en-IN" w:eastAsia="en-IN"/>
+        </w:rPr>
+        <w:t>user_id: "USR004"</w:t>
+      </w:r>
+    </w:p>
+    <w:p>
+      <w:pPr>
+        <w:ind w:left="991"/>
         <w:rPr>
           <w:rStyle w:val="HTMLCode"/>
           <w:rFonts w:eastAsiaTheme="minorEastAsia"/>
-          <w:lang w:eastAsia="en-IN"/>
-        </w:rPr>
-        <w:t>confirm</w:t>
-      </w:r>
-      <w:proofErr w:type="gramEnd"/>
+          <w:lang w:val="en-IN" w:eastAsia="en-IN"/>
+        </w:rPr>
+      </w:pPr>
       <w:r>
         <w:rPr>
           <w:rStyle w:val="HTMLCode"/>
           <w:rFonts w:eastAsiaTheme="minorEastAsia"/>
-          <w:lang w:eastAsia="en-IN"/>
-        </w:rPr>
-        <w:t>_password</w:t>
-      </w:r>
-      <w:proofErr w:type="spellEnd"/>
-      <w:r>
+          <w:lang w:val="en-IN" w:eastAsia="en-IN"/>
+        </w:rPr>
+        <w:t>Full_name: "Vijay Sai Nunna"</w:t>
+      </w:r>
+    </w:p>
+    <w:p>
+      <w:pPr>
+        <w:ind w:left="991"/>
         <w:rPr>
           <w:rStyle w:val="HTMLCode"/>
           <w:rFonts w:eastAsiaTheme="minorEastAsia"/>
-          <w:lang w:eastAsia="en-IN"/>
-        </w:rPr>
-        <w:t>": "Vijay@123"</w:t>
-      </w:r>
-    </w:p>
-    <w:p>
-      <w:pPr>
-        <w:pStyle w:val="Heading3"/>
-        <w:rPr>
-          <w:rStyle w:val="Strong"/>
-        </w:rPr>
-      </w:pPr>
-      <w:r>
-        <w:rPr>
-          <w:rStyle w:val="Strong"/>
-        </w:rPr>
-        <w:t>Response:</w:t>
-      </w:r>
-    </w:p>
-    <w:p>
-      <w:pPr>
-        <w:ind w:left="991"/>
+          <w:lang w:val="en-IN" w:eastAsia="en-IN"/>
+        </w:rPr>
+      </w:pPr>
+      <w:r>
         <w:rPr>
           <w:rStyle w:val="HTMLCode"/>
           <w:rFonts w:eastAsiaTheme="minorEastAsia"/>
           <w:lang w:val="en-IN" w:eastAsia="en-IN"/>
         </w:rPr>
-      </w:pPr>
-      <w:r>
+        <w:t>email: "VJ@email.com"</w:t>
+      </w:r>
+    </w:p>
+    <w:p>
+      <w:pPr>
+        <w:ind w:left="991"/>
         <w:rPr>
           <w:rStyle w:val="HTMLCode"/>
           <w:rFonts w:eastAsiaTheme="minorEastAsia"/>
           <w:lang w:val="en-IN" w:eastAsia="en-IN"/>
         </w:rPr>
-        <w:t>_id: </w:t>
-      </w:r>
-      <w:proofErr w:type="spellStart"/>
+      </w:pPr>
       <w:r>
         <w:rPr>
           <w:rStyle w:val="HTMLCode"/>
           <w:rFonts w:eastAsiaTheme="minorEastAsia"/>
           <w:lang w:val="en-IN" w:eastAsia="en-IN"/>
         </w:rPr>
-        <w:t>ObjectId</w:t>
-      </w:r>
-      <w:proofErr w:type="spellEnd"/>
-      <w:r>
+        <w:t>phone: "9652394215"</w:t>
+      </w:r>
+    </w:p>
+    <w:p>
+      <w:pPr>
+        <w:ind w:left="991"/>
         <w:rPr>
           <w:rStyle w:val="HTMLCode"/>
           <w:rFonts w:eastAsiaTheme="minorEastAsia"/>
           <w:lang w:val="en-IN" w:eastAsia="en-IN"/>
         </w:rPr>
-        <w:t>('68bf0345b50faf4558520944')</w:t>
-      </w:r>
-    </w:p>
-    <w:p>
-      <w:pPr>
-        <w:ind w:left="991"/>
+      </w:pPr>
+      <w:r>
         <w:rPr>
           <w:rStyle w:val="HTMLCode"/>
           <w:rFonts w:eastAsiaTheme="minorEastAsia"/>
           <w:lang w:val="en-IN" w:eastAsia="en-IN"/>
         </w:rPr>
-      </w:pPr>
-      <w:proofErr w:type="spellStart"/>
-      <w:r>
+        <w:t>password: "$2b$12$B0GqvUF1sRPfNXtNNOHAJO56Kdsh42Jow9eqgE75F1fM3.YVa0bzi"</w:t>
+      </w:r>
+    </w:p>
+    <w:p>
+      <w:pPr>
+        <w:ind w:left="991"/>
         <w:rPr>
           <w:rStyle w:val="HTMLCode"/>
           <w:rFonts w:eastAsiaTheme="minorEastAsia"/>
           <w:lang w:val="en-IN" w:eastAsia="en-IN"/>
         </w:rPr>
-        <w:t>user_id</w:t>
-      </w:r>
-      <w:proofErr w:type="spellEnd"/>
+      </w:pPr>
       <w:r>
         <w:rPr>
           <w:rStyle w:val="HTMLCode"/>
           <w:rFonts w:eastAsiaTheme="minorEastAsia"/>
           <w:lang w:val="en-IN" w:eastAsia="en-IN"/>
         </w:rPr>
-        <w:t>: "USR004"</w:t>
+        <w:t>is_active: true</w:t>
       </w:r>
     </w:p>
     <w:p>
@@ -7521,133 +7048,13 @@
           <w:lang w:val="en-IN" w:eastAsia="en-IN"/>
         </w:rPr>
       </w:pPr>
-      <w:proofErr w:type="spellStart"/>
       <w:r>
         <w:rPr>
           <w:rStyle w:val="HTMLCode"/>
           <w:rFonts w:eastAsiaTheme="minorEastAsia"/>
           <w:lang w:val="en-IN" w:eastAsia="en-IN"/>
         </w:rPr>
-        <w:t>Full_name</w:t>
-      </w:r>
-      <w:proofErr w:type="spellEnd"/>
-      <w:r>
-        <w:rPr>
-          <w:rStyle w:val="HTMLCode"/>
-          <w:rFonts w:eastAsiaTheme="minorEastAsia"/>
-          <w:lang w:val="en-IN" w:eastAsia="en-IN"/>
-        </w:rPr>
-        <w:t>: "Vijay Sai Nunna"</w:t>
-      </w:r>
-    </w:p>
-    <w:p>
-      <w:pPr>
-        <w:ind w:left="991"/>
-        <w:rPr>
-          <w:rStyle w:val="HTMLCode"/>
-          <w:rFonts w:eastAsiaTheme="minorEastAsia"/>
-          <w:lang w:val="en-IN" w:eastAsia="en-IN"/>
-        </w:rPr>
-      </w:pPr>
-      <w:r>
-        <w:rPr>
-          <w:rStyle w:val="HTMLCode"/>
-          <w:rFonts w:eastAsiaTheme="minorEastAsia"/>
-          <w:lang w:val="en-IN" w:eastAsia="en-IN"/>
-        </w:rPr>
-        <w:t>email: "VJ@email.com"</w:t>
-      </w:r>
-    </w:p>
-    <w:p>
-      <w:pPr>
-        <w:ind w:left="991"/>
-        <w:rPr>
-          <w:rStyle w:val="HTMLCode"/>
-          <w:rFonts w:eastAsiaTheme="minorEastAsia"/>
-          <w:lang w:val="en-IN" w:eastAsia="en-IN"/>
-        </w:rPr>
-      </w:pPr>
-      <w:r>
-        <w:rPr>
-          <w:rStyle w:val="HTMLCode"/>
-          <w:rFonts w:eastAsiaTheme="minorEastAsia"/>
-          <w:lang w:val="en-IN" w:eastAsia="en-IN"/>
-        </w:rPr>
-        <w:t>phone: "9652394215"</w:t>
-      </w:r>
-    </w:p>
-    <w:p>
-      <w:pPr>
-        <w:ind w:left="991"/>
-        <w:rPr>
-          <w:rStyle w:val="HTMLCode"/>
-          <w:rFonts w:eastAsiaTheme="minorEastAsia"/>
-          <w:lang w:val="en-IN" w:eastAsia="en-IN"/>
-        </w:rPr>
-      </w:pPr>
-      <w:r>
-        <w:rPr>
-          <w:rStyle w:val="HTMLCode"/>
-          <w:rFonts w:eastAsiaTheme="minorEastAsia"/>
-          <w:lang w:val="en-IN" w:eastAsia="en-IN"/>
-        </w:rPr>
-        <w:t>password: "$2b$12$B0GqvUF1sRPfNXtNNOHAJO56Kdsh42Jow9eqgE75F1fM3.YVa0bzi"</w:t>
-      </w:r>
-    </w:p>
-    <w:p>
-      <w:pPr>
-        <w:ind w:left="991"/>
-        <w:rPr>
-          <w:rStyle w:val="HTMLCode"/>
-          <w:rFonts w:eastAsiaTheme="minorEastAsia"/>
-          <w:lang w:val="en-IN" w:eastAsia="en-IN"/>
-        </w:rPr>
-      </w:pPr>
-      <w:proofErr w:type="spellStart"/>
-      <w:r>
-        <w:rPr>
-          <w:rStyle w:val="HTMLCode"/>
-          <w:rFonts w:eastAsiaTheme="minorEastAsia"/>
-          <w:lang w:val="en-IN" w:eastAsia="en-IN"/>
-        </w:rPr>
-        <w:t>is_active</w:t>
-      </w:r>
-      <w:proofErr w:type="spellEnd"/>
-      <w:r>
-        <w:rPr>
-          <w:rStyle w:val="HTMLCode"/>
-          <w:rFonts w:eastAsiaTheme="minorEastAsia"/>
-          <w:lang w:val="en-IN" w:eastAsia="en-IN"/>
-        </w:rPr>
-        <w:t>: true</w:t>
-      </w:r>
-    </w:p>
-    <w:p>
-      <w:pPr>
-        <w:ind w:left="991"/>
-        <w:rPr>
-          <w:rStyle w:val="HTMLCode"/>
-          <w:rFonts w:eastAsiaTheme="minorEastAsia"/>
-          <w:lang w:val="en-IN" w:eastAsia="en-IN"/>
-        </w:rPr>
-      </w:pPr>
-      <w:proofErr w:type="spellStart"/>
-      <w:r>
-        <w:rPr>
-          <w:rStyle w:val="HTMLCode"/>
-          <w:rFonts w:eastAsiaTheme="minorEastAsia"/>
-          <w:lang w:val="en-IN" w:eastAsia="en-IN"/>
-        </w:rPr>
-        <w:t>created_at</w:t>
-      </w:r>
-      <w:proofErr w:type="spellEnd"/>
-      <w:r>
-        <w:rPr>
-          <w:rStyle w:val="HTMLCode"/>
-          <w:rFonts w:eastAsiaTheme="minorEastAsia"/>
-          <w:lang w:val="en-IN" w:eastAsia="en-IN"/>
-        </w:rPr>
-        <w:t>: 2025-09-08T16:24:37.853+00:00</w:t>
+        <w:t>created_at: 2025-09-08T16:24:37.853+00:00</w:t>
       </w:r>
     </w:p>
     <w:p>
@@ -7669,19 +7076,7 @@
         <w:rPr>
           <w:rStyle w:val="Strong"/>
         </w:rPr>
-        <w:t xml:space="preserve">2. </w:t>
-      </w:r>
-      <w:r>
-        <w:rPr>
-          <w:rStyle w:val="Strong"/>
-        </w:rPr>
-        <w:t>Login</w:t>
-      </w:r>
-      <w:r>
-        <w:rPr>
-          <w:rStyle w:val="Strong"/>
-        </w:rPr>
-        <w:t>-User</w:t>
+        <w:t>2. Login-User</w:t>
       </w:r>
     </w:p>
     <w:p>
@@ -7856,81 +7251,25 @@
           <w:rFonts w:eastAsiaTheme="minorEastAsia"/>
           <w:lang w:val="en-IN" w:eastAsia="en-IN"/>
         </w:rPr>
-        <w:t>"</w:t>
-      </w:r>
-      <w:proofErr w:type="spellStart"/>
-      <w:proofErr w:type="gramStart"/>
-      <w:r>
+        <w:t xml:space="preserve">"access_token": "eyJhbGciOiJIUzI1NiIsInR5cCI6IkpXVCJ9...", </w:t>
+      </w:r>
+    </w:p>
+    <w:p>
+      <w:pPr>
+        <w:ind w:left="991"/>
         <w:rPr>
           <w:rStyle w:val="HTMLCode"/>
           <w:rFonts w:eastAsiaTheme="minorEastAsia"/>
           <w:lang w:val="en-IN" w:eastAsia="en-IN"/>
         </w:rPr>
-        <w:t>access</w:t>
-      </w:r>
-      <w:proofErr w:type="gramEnd"/>
+      </w:pPr>
       <w:r>
         <w:rPr>
           <w:rStyle w:val="HTMLCode"/>
           <w:rFonts w:eastAsiaTheme="minorEastAsia"/>
           <w:lang w:val="en-IN" w:eastAsia="en-IN"/>
         </w:rPr>
-        <w:t>_token</w:t>
-      </w:r>
-      <w:proofErr w:type="spellEnd"/>
-      <w:r>
-        <w:rPr>
-          <w:rStyle w:val="HTMLCode"/>
-          <w:rFonts w:eastAsiaTheme="minorEastAsia"/>
-          <w:lang w:val="en-IN" w:eastAsia="en-IN"/>
-        </w:rPr>
-        <w:t xml:space="preserve">": "eyJhbGciOiJIUzI1NiIsInR5cCI6IkpXVCJ9...", </w:t>
-      </w:r>
-    </w:p>
-    <w:p>
-      <w:pPr>
-        <w:ind w:left="991"/>
-        <w:rPr>
-          <w:rStyle w:val="HTMLCode"/>
-          <w:rFonts w:eastAsiaTheme="minorEastAsia"/>
-          <w:lang w:val="en-IN" w:eastAsia="en-IN"/>
-        </w:rPr>
-      </w:pPr>
-      <w:r>
-        <w:rPr>
-          <w:rStyle w:val="HTMLCode"/>
-          <w:rFonts w:eastAsiaTheme="minorEastAsia"/>
-          <w:lang w:val="en-IN" w:eastAsia="en-IN"/>
-        </w:rPr>
-        <w:t>"</w:t>
-      </w:r>
-      <w:proofErr w:type="spellStart"/>
-      <w:proofErr w:type="gramStart"/>
-      <w:r>
-        <w:rPr>
-          <w:rStyle w:val="HTMLCode"/>
-          <w:rFonts w:eastAsiaTheme="minorEastAsia"/>
-          <w:lang w:val="en-IN" w:eastAsia="en-IN"/>
-        </w:rPr>
-        <w:t>token</w:t>
-      </w:r>
-      <w:proofErr w:type="gramEnd"/>
-      <w:r>
-        <w:rPr>
-          <w:rStyle w:val="HTMLCode"/>
-          <w:rFonts w:eastAsiaTheme="minorEastAsia"/>
-          <w:lang w:val="en-IN" w:eastAsia="en-IN"/>
-        </w:rPr>
-        <w:t>_type</w:t>
-      </w:r>
-      <w:proofErr w:type="spellEnd"/>
-      <w:r>
-        <w:rPr>
-          <w:rStyle w:val="HTMLCode"/>
-          <w:rFonts w:eastAsiaTheme="minorEastAsia"/>
-          <w:lang w:val="en-IN" w:eastAsia="en-IN"/>
-        </w:rPr>
-        <w:t>": "bearer"</w:t>
+        <w:t>"token_type": "bearer"</w:t>
       </w:r>
     </w:p>
     <w:p>
@@ -8074,25 +7413,25 @@
           <w:rFonts w:eastAsiaTheme="minorEastAsia"/>
           <w:lang w:val="en-IN" w:eastAsia="en-IN"/>
         </w:rPr>
-        <w:t>id: </w:t>
-      </w:r>
-      <w:proofErr w:type="spellStart"/>
-      <w:r>
+        <w:t>id: ObjectId('68bf0345b50faf4558520944')</w:t>
+      </w:r>
+    </w:p>
+    <w:p>
+      <w:pPr>
+        <w:ind w:left="991"/>
         <w:rPr>
           <w:rStyle w:val="HTMLCode"/>
           <w:rFonts w:eastAsiaTheme="minorEastAsia"/>
           <w:lang w:val="en-IN" w:eastAsia="en-IN"/>
         </w:rPr>
-        <w:t>ObjectId</w:t>
-      </w:r>
-      <w:proofErr w:type="spellEnd"/>
+      </w:pPr>
       <w:r>
         <w:rPr>
           <w:rStyle w:val="HTMLCode"/>
           <w:rFonts w:eastAsiaTheme="minorEastAsia"/>
           <w:lang w:val="en-IN" w:eastAsia="en-IN"/>
         </w:rPr>
-        <w:t>('68bf0345b50faf4558520944')</w:t>
+        <w:t>user_id: "USR004"</w:t>
       </w:r>
     </w:p>
     <w:p>
@@ -8104,51 +7443,49 @@
           <w:lang w:val="en-IN" w:eastAsia="en-IN"/>
         </w:rPr>
       </w:pPr>
-      <w:proofErr w:type="spellStart"/>
       <w:r>
         <w:rPr>
           <w:rStyle w:val="HTMLCode"/>
           <w:rFonts w:eastAsiaTheme="minorEastAsia"/>
           <w:lang w:val="en-IN" w:eastAsia="en-IN"/>
         </w:rPr>
-        <w:t>user_id</w:t>
-      </w:r>
-      <w:proofErr w:type="spellEnd"/>
-      <w:r>
+        <w:t>Full_name: "Vijay Sai Nunna"</w:t>
+      </w:r>
+    </w:p>
+    <w:p>
+      <w:pPr>
+        <w:ind w:left="991"/>
         <w:rPr>
           <w:rStyle w:val="HTMLCode"/>
           <w:rFonts w:eastAsiaTheme="minorEastAsia"/>
           <w:lang w:val="en-IN" w:eastAsia="en-IN"/>
         </w:rPr>
-        <w:t>: "USR004"</w:t>
-      </w:r>
-    </w:p>
-    <w:p>
-      <w:pPr>
-        <w:ind w:left="991"/>
+      </w:pPr>
+      <w:r>
         <w:rPr>
           <w:rStyle w:val="HTMLCode"/>
           <w:rFonts w:eastAsiaTheme="minorEastAsia"/>
           <w:lang w:val="en-IN" w:eastAsia="en-IN"/>
         </w:rPr>
-      </w:pPr>
-      <w:proofErr w:type="spellStart"/>
-      <w:r>
+        <w:t>email: "VJ@email.com"</w:t>
+      </w:r>
+    </w:p>
+    <w:p>
+      <w:pPr>
+        <w:ind w:left="991"/>
         <w:rPr>
           <w:rStyle w:val="HTMLCode"/>
           <w:rFonts w:eastAsiaTheme="minorEastAsia"/>
           <w:lang w:val="en-IN" w:eastAsia="en-IN"/>
         </w:rPr>
-        <w:t>Full_name</w:t>
-      </w:r>
-      <w:proofErr w:type="spellEnd"/>
+      </w:pPr>
       <w:r>
         <w:rPr>
           <w:rStyle w:val="HTMLCode"/>
           <w:rFonts w:eastAsiaTheme="minorEastAsia"/>
           <w:lang w:val="en-IN" w:eastAsia="en-IN"/>
         </w:rPr>
-        <w:t>: "Vijay Sai Nunna"</w:t>
+        <w:t>phone: "9652394215"</w:t>
       </w:r>
     </w:p>
     <w:p>
@@ -8166,7 +7503,7 @@
           <w:rFonts w:eastAsiaTheme="minorEastAsia"/>
           <w:lang w:val="en-IN" w:eastAsia="en-IN"/>
         </w:rPr>
-        <w:t>email: "VJ@email.com"</w:t>
+        <w:t>password: "$2b$12$B0GqvUF1sRPfNXtNNOHAJO56Kdsh42Jow9eqgE75F1fM3.YVa0bzi"</w:t>
       </w:r>
     </w:p>
     <w:p>
@@ -8184,53 +7521,7 @@
           <w:rFonts w:eastAsiaTheme="minorEastAsia"/>
           <w:lang w:val="en-IN" w:eastAsia="en-IN"/>
         </w:rPr>
-        <w:t>phone: "9652394215"</w:t>
-      </w:r>
-    </w:p>
-    <w:p>
-      <w:pPr>
-        <w:ind w:left="991"/>
-        <w:rPr>
-          <w:rStyle w:val="HTMLCode"/>
-          <w:rFonts w:eastAsiaTheme="minorEastAsia"/>
-          <w:lang w:val="en-IN" w:eastAsia="en-IN"/>
-        </w:rPr>
-      </w:pPr>
-      <w:r>
-        <w:rPr>
-          <w:rStyle w:val="HTMLCode"/>
-          <w:rFonts w:eastAsiaTheme="minorEastAsia"/>
-          <w:lang w:val="en-IN" w:eastAsia="en-IN"/>
-        </w:rPr>
-        <w:t>password: "$2b$12$B0GqvUF1sRPfNXtNNOHAJO56Kdsh42Jow9eqgE75F1fM3.YVa0bzi"</w:t>
-      </w:r>
-    </w:p>
-    <w:p>
-      <w:pPr>
-        <w:ind w:left="991"/>
-        <w:rPr>
-          <w:rStyle w:val="HTMLCode"/>
-          <w:rFonts w:eastAsiaTheme="minorEastAsia"/>
-          <w:lang w:val="en-IN" w:eastAsia="en-IN"/>
-        </w:rPr>
-      </w:pPr>
-      <w:proofErr w:type="spellStart"/>
-      <w:r>
-        <w:rPr>
-          <w:rStyle w:val="HTMLCode"/>
-          <w:rFonts w:eastAsiaTheme="minorEastAsia"/>
-          <w:lang w:val="en-IN" w:eastAsia="en-IN"/>
-        </w:rPr>
-        <w:t>is_active</w:t>
-      </w:r>
-      <w:proofErr w:type="spellEnd"/>
-      <w:r>
-        <w:rPr>
-          <w:rStyle w:val="HTMLCode"/>
-          <w:rFonts w:eastAsiaTheme="minorEastAsia"/>
-          <w:lang w:val="en-IN" w:eastAsia="en-IN"/>
-        </w:rPr>
-        <w:t>: true</w:t>
+        <w:t>is_active: true</w:t>
       </w:r>
     </w:p>
     <w:p>
@@ -8242,23 +7533,13 @@
           <w:lang w:eastAsia="en-IN"/>
         </w:rPr>
       </w:pPr>
-      <w:proofErr w:type="spellStart"/>
       <w:r>
         <w:rPr>
           <w:rStyle w:val="HTMLCode"/>
           <w:rFonts w:eastAsiaTheme="minorEastAsia"/>
           <w:lang w:val="en-IN" w:eastAsia="en-IN"/>
         </w:rPr>
-        <w:t>created_at</w:t>
-      </w:r>
-      <w:proofErr w:type="spellEnd"/>
-      <w:r>
-        <w:rPr>
-          <w:rStyle w:val="HTMLCode"/>
-          <w:rFonts w:eastAsiaTheme="minorEastAsia"/>
-          <w:lang w:val="en-IN" w:eastAsia="en-IN"/>
-        </w:rPr>
-        <w:t>: 2025-09-08T16:24:37.853+00:00</w:t>
+        <w:t>created_at: 2025-09-08T16:24:37.853+00:00</w:t>
       </w:r>
     </w:p>
     <w:p>
@@ -8329,6 +7610,7 @@
         <w:rPr>
           <w:rStyle w:val="Strong"/>
           <w:rFonts w:asciiTheme="majorHAnsi" w:eastAsiaTheme="majorEastAsia" w:hAnsiTheme="majorHAnsi" w:cstheme="majorBidi"/>
+          <w:noProof/>
           <w:color w:val="243F60" w:themeColor="accent1" w:themeShade="7F"/>
         </w:rPr>
         <w:lastRenderedPageBreak/>
@@ -8392,13 +7674,7 @@
         <w:rPr>
           <w:rStyle w:val="Strong"/>
         </w:rPr>
-        <w:t>4.</w:t>
-      </w:r>
-      <w:r>
-        <w:rPr>
-          <w:rStyle w:val="Strong"/>
-        </w:rPr>
-        <w:t>Update User Info</w:t>
+        <w:t>4.Update User Info</w:t>
       </w:r>
     </w:p>
     <w:p>
@@ -8470,18 +7746,8 @@
           <w:rFonts w:eastAsiaTheme="minorEastAsia"/>
           <w:lang w:val="en-IN" w:eastAsia="en-IN"/>
         </w:rPr>
-        <w:t xml:space="preserve">Vijay </w:t>
-      </w:r>
-      <w:proofErr w:type="spellStart"/>
-      <w:r>
-        <w:rPr>
-          <w:rStyle w:val="HTMLCode"/>
-          <w:rFonts w:eastAsiaTheme="minorEastAsia"/>
-          <w:lang w:val="en-IN" w:eastAsia="en-IN"/>
-        </w:rPr>
-        <w:t>kumar</w:t>
-      </w:r>
-      <w:proofErr w:type="spellEnd"/>
+        <w:t>Vijay kumar</w:t>
+      </w:r>
       <w:r>
         <w:rPr>
           <w:rStyle w:val="HTMLCode"/>
@@ -8546,131 +7812,200 @@
           <w:b w:val="0"/>
           <w:bCs w:val="0"/>
         </w:rPr>
-        <w:t>R</w:t>
-      </w:r>
-      <w:r>
+        <w:t>Response:</w:t>
+      </w:r>
+    </w:p>
+    <w:p>
+      <w:pPr>
+        <w:ind w:left="991"/>
+        <w:rPr>
+          <w:rStyle w:val="HTMLCode"/>
+          <w:rFonts w:eastAsiaTheme="minorEastAsia"/>
+          <w:lang w:val="en-IN" w:eastAsia="en-IN"/>
+        </w:rPr>
+      </w:pPr>
+      <w:r>
+        <w:rPr>
+          <w:rStyle w:val="HTMLCode"/>
+          <w:rFonts w:eastAsiaTheme="minorEastAsia"/>
+          <w:lang w:val="en-IN" w:eastAsia="en-IN"/>
+        </w:rPr>
+        <w:t>{</w:t>
+      </w:r>
+    </w:p>
+    <w:p>
+      <w:pPr>
+        <w:ind w:left="991"/>
+        <w:rPr>
+          <w:rStyle w:val="HTMLCode"/>
+          <w:rFonts w:eastAsiaTheme="minorEastAsia"/>
+          <w:lang w:val="en-IN" w:eastAsia="en-IN"/>
+        </w:rPr>
+      </w:pPr>
+      <w:r>
+        <w:rPr>
+          <w:rStyle w:val="HTMLCode"/>
+          <w:rFonts w:eastAsiaTheme="minorEastAsia"/>
+          <w:lang w:val="en-IN" w:eastAsia="en-IN"/>
+        </w:rPr>
+        <w:t>"message": "Profile updated successfully"</w:t>
+      </w:r>
+    </w:p>
+    <w:p>
+      <w:pPr>
+        <w:ind w:left="991"/>
+        <w:rPr>
+          <w:rStyle w:val="HTMLCode"/>
+          <w:rFonts w:eastAsiaTheme="minorEastAsia"/>
+          <w:lang w:val="en-IN" w:eastAsia="en-IN"/>
+        </w:rPr>
+      </w:pPr>
+      <w:r>
+        <w:rPr>
+          <w:rStyle w:val="HTMLCode"/>
+          <w:rFonts w:eastAsiaTheme="minorEastAsia"/>
+          <w:lang w:val="en-IN" w:eastAsia="en-IN"/>
+        </w:rPr>
+        <w:t>}</w:t>
+      </w:r>
+    </w:p>
+    <w:p>
+      <w:pPr>
+        <w:pStyle w:val="Heading3"/>
+        <w:rPr>
+          <w:rStyle w:val="Strong"/>
+        </w:rPr>
+      </w:pPr>
+      <w:r>
+        <w:rPr>
+          <w:rStyle w:val="Strong"/>
+        </w:rPr>
+        <w:t xml:space="preserve">5.Delete </w:t>
+      </w:r>
+      <w:r>
+        <w:rPr>
+          <w:rStyle w:val="Strong"/>
+        </w:rPr>
+        <w:t>User profile</w:t>
+      </w:r>
+    </w:p>
+    <w:p>
+      <w:pPr>
+        <w:pStyle w:val="BodyText"/>
+        <w:rPr>
+          <w:b/>
+        </w:rPr>
+      </w:pPr>
+    </w:p>
+    <w:p>
+      <w:pPr>
+        <w:ind w:left="991"/>
+        <w:rPr>
+          <w:rStyle w:val="HTMLCode"/>
+          <w:rFonts w:eastAsiaTheme="minorEastAsia"/>
+          <w:lang w:val="en-IN" w:eastAsia="en-IN"/>
+        </w:rPr>
+      </w:pPr>
+      <w:r>
+        <w:rPr>
+          <w:rStyle w:val="HTMLCode"/>
+          <w:rFonts w:eastAsiaTheme="minorEastAsia"/>
+          <w:lang w:val="en-IN" w:eastAsia="en-IN"/>
+        </w:rPr>
+        <w:t>DELETE /users/me/delete</w:t>
+      </w:r>
+    </w:p>
+    <w:p>
+      <w:pPr>
+        <w:pStyle w:val="Heading3"/>
         <w:rPr>
           <w:rStyle w:val="Strong"/>
           <w:b w:val="0"/>
           <w:bCs w:val="0"/>
         </w:rPr>
-        <w:t>esponse:</w:t>
-      </w:r>
-    </w:p>
-    <w:p>
-      <w:pPr>
-        <w:ind w:left="991"/>
-        <w:rPr>
-          <w:rStyle w:val="HTMLCode"/>
-          <w:rFonts w:eastAsiaTheme="minorEastAsia"/>
-          <w:lang w:val="en-IN" w:eastAsia="en-IN"/>
-        </w:rPr>
-      </w:pPr>
-      <w:r>
-        <w:rPr>
-          <w:rStyle w:val="HTMLCode"/>
-          <w:rFonts w:eastAsiaTheme="minorEastAsia"/>
-          <w:lang w:val="en-IN" w:eastAsia="en-IN"/>
-        </w:rPr>
-        <w:t>{</w:t>
-      </w:r>
-    </w:p>
-    <w:p>
-      <w:pPr>
-        <w:ind w:left="991"/>
-        <w:rPr>
-          <w:rStyle w:val="HTMLCode"/>
-          <w:rFonts w:eastAsiaTheme="minorEastAsia"/>
-          <w:lang w:val="en-IN" w:eastAsia="en-IN"/>
-        </w:rPr>
-      </w:pPr>
-      <w:r>
-        <w:rPr>
-          <w:rStyle w:val="HTMLCode"/>
-          <w:rFonts w:eastAsiaTheme="minorEastAsia"/>
-          <w:lang w:val="en-IN" w:eastAsia="en-IN"/>
-        </w:rPr>
-        <w:t>"message": "Profile updated successfully"</w:t>
-      </w:r>
-    </w:p>
-    <w:p>
-      <w:pPr>
-        <w:ind w:left="991"/>
-        <w:rPr>
-          <w:rStyle w:val="HTMLCode"/>
-          <w:rFonts w:eastAsiaTheme="minorEastAsia"/>
-          <w:lang w:val="en-IN" w:eastAsia="en-IN"/>
-        </w:rPr>
-      </w:pPr>
-      <w:r>
-        <w:rPr>
-          <w:rStyle w:val="HTMLCode"/>
-          <w:rFonts w:eastAsiaTheme="minorEastAsia"/>
-          <w:lang w:val="en-IN" w:eastAsia="en-IN"/>
-        </w:rPr>
-        <w:t>}</w:t>
-      </w:r>
-    </w:p>
-    <w:p>
-      <w:pPr>
-        <w:pStyle w:val="Heading3"/>
-        <w:rPr>
-          <w:rStyle w:val="Strong"/>
-        </w:rPr>
-      </w:pPr>
-      <w:r>
-        <w:rPr>
-          <w:rStyle w:val="Strong"/>
-        </w:rPr>
-        <w:t>5.</w:t>
-      </w:r>
-      <w:r>
-        <w:rPr>
-          <w:rStyle w:val="Strong"/>
-        </w:rPr>
-        <w:t xml:space="preserve">Delete </w:t>
-      </w:r>
-      <w:r>
-        <w:rPr>
-          <w:rStyle w:val="Strong"/>
-        </w:rPr>
-        <w:t>User profile</w:t>
-      </w:r>
-    </w:p>
-    <w:p>
-      <w:pPr>
-        <w:pStyle w:val="BodyText"/>
-        <w:rPr>
-          <w:b/>
-        </w:rPr>
-      </w:pPr>
-    </w:p>
-    <w:p>
-      <w:pPr>
-        <w:ind w:left="991"/>
-        <w:rPr>
-          <w:rStyle w:val="HTMLCode"/>
-          <w:rFonts w:eastAsiaTheme="minorEastAsia"/>
-          <w:lang w:val="en-IN" w:eastAsia="en-IN"/>
-        </w:rPr>
-      </w:pPr>
-      <w:r>
-        <w:rPr>
-          <w:rStyle w:val="HTMLCode"/>
-          <w:rFonts w:eastAsiaTheme="minorEastAsia"/>
-          <w:lang w:val="en-IN" w:eastAsia="en-IN"/>
-        </w:rPr>
-        <w:t>DELETE /users/me/delete</w:t>
-      </w:r>
-    </w:p>
-    <w:p>
-      <w:pPr>
-        <w:pStyle w:val="Heading3"/>
+      </w:pPr>
+      <w:r>
         <w:rPr>
           <w:rStyle w:val="Strong"/>
           <w:b w:val="0"/>
           <w:bCs w:val="0"/>
         </w:rPr>
+        <w:t>Response:</w:t>
+      </w:r>
+    </w:p>
+    <w:p>
+      <w:pPr>
+        <w:ind w:left="991"/>
+        <w:rPr>
+          <w:rStyle w:val="HTMLCode"/>
+          <w:rFonts w:eastAsiaTheme="minorEastAsia"/>
+          <w:lang w:val="en-IN" w:eastAsia="en-IN"/>
+        </w:rPr>
+      </w:pPr>
+      <w:r>
+        <w:rPr>
+          <w:rStyle w:val="HTMLCode"/>
+          <w:rFonts w:eastAsiaTheme="minorEastAsia"/>
+          <w:lang w:val="en-IN" w:eastAsia="en-IN"/>
+        </w:rPr>
+        <w:t>{</w:t>
+      </w:r>
+    </w:p>
+    <w:p>
+      <w:pPr>
+        <w:ind w:left="991"/>
+        <w:rPr>
+          <w:rStyle w:val="HTMLCode"/>
+          <w:rFonts w:eastAsiaTheme="minorEastAsia"/>
+          <w:lang w:val="en-IN" w:eastAsia="en-IN"/>
+        </w:rPr>
+      </w:pPr>
+      <w:r>
+        <w:rPr>
+          <w:rStyle w:val="HTMLCode"/>
+          <w:rFonts w:eastAsiaTheme="minorEastAsia"/>
+          <w:lang w:val="en-IN" w:eastAsia="en-IN"/>
+        </w:rPr>
+        <w:t>"message": "User deleted successfully"</w:t>
+      </w:r>
+    </w:p>
+    <w:p>
+      <w:pPr>
+        <w:spacing w:line="226" w:lineRule="exact"/>
+        <w:ind w:left="720"/>
+        <w:rPr>
+          <w:rFonts w:ascii="Courier New"/>
+        </w:rPr>
+      </w:pPr>
+      <w:r>
+        <w:rPr>
+          <w:rFonts w:ascii="Courier New"/>
+          <w:spacing w:val="-10"/>
+          <w:sz w:val="20"/>
+        </w:rPr>
+        <w:t>}</w:t>
+      </w:r>
+    </w:p>
+    <w:p>
+      <w:pPr>
+        <w:pStyle w:val="Heading2"/>
+        <w:ind w:left="0" w:firstLine="0"/>
+        <w:rPr>
+          <w:sz w:val="28"/>
+          <w:szCs w:val="28"/>
+        </w:rPr>
+      </w:pPr>
+      <w:r>
+        <w:rPr>
+          <w:sz w:val="28"/>
+          <w:szCs w:val="28"/>
+        </w:rPr>
+        <w:t>b. Admin Module</w:t>
+      </w:r>
+    </w:p>
+    <w:p>
+      <w:pPr>
+        <w:pStyle w:val="Heading3"/>
       </w:pPr>
       <w:r>
         <w:rPr>
@@ -8678,89 +8013,257 @@
           <w:b w:val="0"/>
           <w:bCs w:val="0"/>
         </w:rPr>
-        <w:t>Response:</w:t>
-      </w:r>
-    </w:p>
-    <w:p>
-      <w:pPr>
-        <w:ind w:left="991"/>
+        <w:t xml:space="preserve"> 1 Register Admin</w:t>
+      </w:r>
+    </w:p>
+    <w:p>
+      <w:pPr>
+        <w:pStyle w:val="NormalWeb"/>
+      </w:pPr>
+      <w:r>
+        <w:rPr>
+          <w:rStyle w:val="Strong"/>
+        </w:rPr>
+        <w:t>Endpoint:</w:t>
+      </w:r>
+      <w:r>
+        <w:t xml:space="preserve"> </w:t>
+      </w:r>
+      <w:r>
         <w:rPr>
           <w:rStyle w:val="HTMLCode"/>
           <w:rFonts w:eastAsiaTheme="minorEastAsia"/>
-          <w:lang w:val="en-IN" w:eastAsia="en-IN"/>
-        </w:rPr>
-      </w:pPr>
-      <w:r>
+        </w:rPr>
+        <w:t>POST /admins/register</w:t>
+      </w:r>
+      <w:r>
+        <w:br/>
+      </w:r>
+      <w:r>
+        <w:rPr>
+          <w:rStyle w:val="Strong"/>
+        </w:rPr>
+        <w:t>Request</w:t>
+      </w:r>
+    </w:p>
+    <w:p>
+      <w:pPr>
+        <w:pStyle w:val="HTMLPreformatted"/>
         <w:rPr>
           <w:rStyle w:val="HTMLCode"/>
           <w:rFonts w:eastAsiaTheme="minorEastAsia"/>
-          <w:lang w:val="en-IN" w:eastAsia="en-IN"/>
+        </w:rPr>
+      </w:pPr>
+      <w:r>
+        <w:rPr>
+          <w:rStyle w:val="hljs-punctuation"/>
         </w:rPr>
         <w:t>{</w:t>
       </w:r>
     </w:p>
     <w:p>
       <w:pPr>
-        <w:ind w:left="991"/>
+        <w:pStyle w:val="HTMLPreformatted"/>
         <w:rPr>
           <w:rStyle w:val="HTMLCode"/>
           <w:rFonts w:eastAsiaTheme="minorEastAsia"/>
-          <w:lang w:val="en-IN" w:eastAsia="en-IN"/>
         </w:rPr>
       </w:pPr>
       <w:r>
         <w:rPr>
           <w:rStyle w:val="HTMLCode"/>
           <w:rFonts w:eastAsiaTheme="minorEastAsia"/>
-          <w:lang w:val="en-IN" w:eastAsia="en-IN"/>
-        </w:rPr>
-        <w:t>"message": "User deleted successfully"</w:t>
-      </w:r>
-    </w:p>
-    <w:p>
-      <w:pPr>
-        <w:spacing w:line="226" w:lineRule="exact"/>
-        <w:ind w:left="720"/>
-        <w:rPr>
-          <w:rFonts w:ascii="Courier New"/>
-        </w:rPr>
-      </w:pPr>
-      <w:r>
-        <w:rPr>
-          <w:rFonts w:ascii="Courier New"/>
-          <w:spacing w:val="-10"/>
-          <w:sz w:val="20"/>
+        </w:rPr>
+        <w:t xml:space="preserve">  </w:t>
+      </w:r>
+      <w:r>
+        <w:rPr>
+          <w:rStyle w:val="hljs-attr"/>
+        </w:rPr>
+        <w:t>"username"</w:t>
+      </w:r>
+      <w:r>
+        <w:rPr>
+          <w:rStyle w:val="hljs-punctuation"/>
+        </w:rPr>
+        <w:t>:</w:t>
+      </w:r>
+      <w:r>
+        <w:rPr>
+          <w:rStyle w:val="HTMLCode"/>
+          <w:rFonts w:eastAsiaTheme="minorEastAsia"/>
+        </w:rPr>
+        <w:t xml:space="preserve"> </w:t>
+      </w:r>
+      <w:r>
+        <w:rPr>
+          <w:rStyle w:val="hljs-string"/>
+        </w:rPr>
+        <w:t>"admin1"</w:t>
+      </w:r>
+      <w:r>
+        <w:rPr>
+          <w:rStyle w:val="hljs-punctuation"/>
+        </w:rPr>
+        <w:t>,</w:t>
+      </w:r>
+    </w:p>
+    <w:p>
+      <w:pPr>
+        <w:pStyle w:val="HTMLPreformatted"/>
+        <w:rPr>
+          <w:rStyle w:val="HTMLCode"/>
+          <w:rFonts w:eastAsiaTheme="minorEastAsia"/>
+        </w:rPr>
+      </w:pPr>
+      <w:r>
+        <w:rPr>
+          <w:rStyle w:val="HTMLCode"/>
+          <w:rFonts w:eastAsiaTheme="minorEastAsia"/>
+        </w:rPr>
+        <w:t xml:space="preserve">  </w:t>
+      </w:r>
+      <w:r>
+        <w:rPr>
+          <w:rStyle w:val="hljs-attr"/>
+        </w:rPr>
+        <w:t>"email"</w:t>
+      </w:r>
+      <w:r>
+        <w:rPr>
+          <w:rStyle w:val="hljs-punctuation"/>
+        </w:rPr>
+        <w:t>:</w:t>
+      </w:r>
+      <w:r>
+        <w:rPr>
+          <w:rStyle w:val="HTMLCode"/>
+          <w:rFonts w:eastAsiaTheme="minorEastAsia"/>
+        </w:rPr>
+        <w:t xml:space="preserve"> </w:t>
+      </w:r>
+      <w:r>
+        <w:rPr>
+          <w:rStyle w:val="hljs-string"/>
+        </w:rPr>
+        <w:t>"admin@example.com"</w:t>
+      </w:r>
+      <w:r>
+        <w:rPr>
+          <w:rStyle w:val="hljs-punctuation"/>
+        </w:rPr>
+        <w:t>,</w:t>
+      </w:r>
+    </w:p>
+    <w:p>
+      <w:pPr>
+        <w:pStyle w:val="HTMLPreformatted"/>
+        <w:rPr>
+          <w:rStyle w:val="HTMLCode"/>
+          <w:rFonts w:eastAsiaTheme="minorEastAsia"/>
+        </w:rPr>
+      </w:pPr>
+      <w:r>
+        <w:rPr>
+          <w:rStyle w:val="HTMLCode"/>
+          <w:rFonts w:eastAsiaTheme="minorEastAsia"/>
+        </w:rPr>
+        <w:t xml:space="preserve">  </w:t>
+      </w:r>
+      <w:r>
+        <w:rPr>
+          <w:rStyle w:val="hljs-attr"/>
+        </w:rPr>
+        <w:t>"password"</w:t>
+      </w:r>
+      <w:r>
+        <w:rPr>
+          <w:rStyle w:val="hljs-punctuation"/>
+        </w:rPr>
+        <w:t>:</w:t>
+      </w:r>
+      <w:r>
+        <w:rPr>
+          <w:rStyle w:val="HTMLCode"/>
+          <w:rFonts w:eastAsiaTheme="minorEastAsia"/>
+        </w:rPr>
+        <w:t xml:space="preserve"> </w:t>
+      </w:r>
+      <w:r>
+        <w:rPr>
+          <w:rStyle w:val="hljs-string"/>
+        </w:rPr>
+        <w:t>"AdminPass123"</w:t>
+      </w:r>
+      <w:r>
+        <w:rPr>
+          <w:rStyle w:val="hljs-punctuation"/>
+        </w:rPr>
+        <w:t>,</w:t>
+      </w:r>
+    </w:p>
+    <w:p>
+      <w:pPr>
+        <w:pStyle w:val="HTMLPreformatted"/>
+        <w:rPr>
+          <w:rStyle w:val="HTMLCode"/>
+          <w:rFonts w:eastAsiaTheme="minorEastAsia"/>
+        </w:rPr>
+      </w:pPr>
+      <w:r>
+        <w:rPr>
+          <w:rStyle w:val="HTMLCode"/>
+          <w:rFonts w:eastAsiaTheme="minorEastAsia"/>
+        </w:rPr>
+        <w:t xml:space="preserve">  </w:t>
+      </w:r>
+      <w:r>
+        <w:rPr>
+          <w:rStyle w:val="hljs-attr"/>
+        </w:rPr>
+        <w:t>"full_name"</w:t>
+      </w:r>
+      <w:r>
+        <w:rPr>
+          <w:rStyle w:val="hljs-punctuation"/>
+        </w:rPr>
+        <w:t>:</w:t>
+      </w:r>
+      <w:r>
+        <w:rPr>
+          <w:rStyle w:val="HTMLCode"/>
+          <w:rFonts w:eastAsiaTheme="minorEastAsia"/>
+        </w:rPr>
+        <w:t xml:space="preserve"> </w:t>
+      </w:r>
+      <w:r>
+        <w:rPr>
+          <w:rStyle w:val="hljs-string"/>
+        </w:rPr>
+        <w:t>"System Admin"</w:t>
+      </w:r>
+    </w:p>
+    <w:p>
+      <w:pPr>
+        <w:pStyle w:val="HTMLPreformatted"/>
+        <w:rPr>
+          <w:rStyle w:val="HTMLCode"/>
+          <w:rFonts w:eastAsiaTheme="minorEastAsia"/>
+        </w:rPr>
+      </w:pPr>
+      <w:r>
+        <w:rPr>
+          <w:rStyle w:val="hljs-punctuation"/>
         </w:rPr>
         <w:t>}</w:t>
       </w:r>
     </w:p>
     <w:p>
       <w:pPr>
-        <w:pStyle w:val="Heading2"/>
-        <w:ind w:left="0" w:firstLine="0"/>
-        <w:rPr>
-          <w:sz w:val="28"/>
-          <w:szCs w:val="28"/>
-        </w:rPr>
-      </w:pPr>
-      <w:r>
-        <w:rPr>
-          <w:sz w:val="28"/>
-          <w:szCs w:val="28"/>
-        </w:rPr>
-        <w:t>b</w:t>
-      </w:r>
-      <w:r>
-        <w:rPr>
-          <w:sz w:val="28"/>
-          <w:szCs w:val="28"/>
-        </w:rPr>
-        <w:t>. Admin Module</w:t>
-      </w:r>
-    </w:p>
-    <w:p>
-      <w:pPr>
         <w:pStyle w:val="Heading3"/>
+        <w:rPr>
+          <w:rStyle w:val="Strong"/>
+        </w:rPr>
       </w:pPr>
       <w:r>
         <w:rPr>
@@ -8768,287 +8271,398 @@
           <w:b w:val="0"/>
           <w:bCs w:val="0"/>
         </w:rPr>
+        <w:t>Response</w:t>
+      </w:r>
+    </w:p>
+    <w:p>
+      <w:pPr>
+        <w:pStyle w:val="HTMLPreformatted"/>
+        <w:rPr>
+          <w:rStyle w:val="HTMLCode"/>
+          <w:rFonts w:eastAsiaTheme="minorEastAsia"/>
+        </w:rPr>
+      </w:pPr>
+      <w:r>
+        <w:rPr>
+          <w:rStyle w:val="hljs-punctuation"/>
+        </w:rPr>
+        <w:t>{</w:t>
+      </w:r>
+    </w:p>
+    <w:p>
+      <w:pPr>
+        <w:pStyle w:val="HTMLPreformatted"/>
+        <w:rPr>
+          <w:rStyle w:val="HTMLCode"/>
+          <w:rFonts w:eastAsiaTheme="minorEastAsia"/>
+        </w:rPr>
+      </w:pPr>
+      <w:r>
+        <w:rPr>
+          <w:rStyle w:val="HTMLCode"/>
+          <w:rFonts w:eastAsiaTheme="minorEastAsia"/>
+        </w:rPr>
+        <w:t xml:space="preserve">  </w:t>
+      </w:r>
+      <w:r>
+        <w:rPr>
+          <w:rStyle w:val="hljs-attr"/>
+        </w:rPr>
+        <w:t>"admin_id"</w:t>
+      </w:r>
+      <w:r>
+        <w:rPr>
+          <w:rStyle w:val="hljs-punctuation"/>
+        </w:rPr>
+        <w:t>:</w:t>
+      </w:r>
+      <w:r>
+        <w:rPr>
+          <w:rStyle w:val="HTMLCode"/>
+          <w:rFonts w:eastAsiaTheme="minorEastAsia"/>
+        </w:rPr>
         <w:t xml:space="preserve"> </w:t>
       </w:r>
       <w:r>
+        <w:rPr>
+          <w:rStyle w:val="hljs-string"/>
+        </w:rPr>
+        <w:t>"ADM001"</w:t>
+      </w:r>
+      <w:r>
+        <w:rPr>
+          <w:rStyle w:val="hljs-punctuation"/>
+        </w:rPr>
+        <w:t>,</w:t>
+      </w:r>
+    </w:p>
+    <w:p>
+      <w:pPr>
+        <w:pStyle w:val="HTMLPreformatted"/>
+        <w:rPr>
+          <w:rStyle w:val="HTMLCode"/>
+          <w:rFonts w:eastAsiaTheme="minorEastAsia"/>
+        </w:rPr>
+      </w:pPr>
+      <w:r>
+        <w:rPr>
+          <w:rStyle w:val="HTMLCode"/>
+          <w:rFonts w:eastAsiaTheme="minorEastAsia"/>
+        </w:rPr>
+        <w:t xml:space="preserve">  </w:t>
+      </w:r>
+      <w:r>
+        <w:rPr>
+          <w:rStyle w:val="hljs-attr"/>
+        </w:rPr>
+        <w:t>"username"</w:t>
+      </w:r>
+      <w:r>
+        <w:rPr>
+          <w:rStyle w:val="hljs-punctuation"/>
+        </w:rPr>
+        <w:t>:</w:t>
+      </w:r>
+      <w:r>
+        <w:rPr>
+          <w:rStyle w:val="HTMLCode"/>
+          <w:rFonts w:eastAsiaTheme="minorEastAsia"/>
+        </w:rPr>
+        <w:t xml:space="preserve"> </w:t>
+      </w:r>
+      <w:r>
+        <w:rPr>
+          <w:rStyle w:val="hljs-string"/>
+        </w:rPr>
+        <w:t>"admin1"</w:t>
+      </w:r>
+      <w:r>
+        <w:rPr>
+          <w:rStyle w:val="hljs-punctuation"/>
+        </w:rPr>
+        <w:t>,</w:t>
+      </w:r>
+    </w:p>
+    <w:p>
+      <w:pPr>
+        <w:pStyle w:val="HTMLPreformatted"/>
+        <w:rPr>
+          <w:rStyle w:val="HTMLCode"/>
+          <w:rFonts w:eastAsiaTheme="minorEastAsia"/>
+        </w:rPr>
+      </w:pPr>
+      <w:r>
+        <w:rPr>
+          <w:rStyle w:val="HTMLCode"/>
+          <w:rFonts w:eastAsiaTheme="minorEastAsia"/>
+        </w:rPr>
+        <w:t xml:space="preserve">  </w:t>
+      </w:r>
+      <w:r>
+        <w:rPr>
+          <w:rStyle w:val="hljs-attr"/>
+        </w:rPr>
+        <w:t>"email"</w:t>
+      </w:r>
+      <w:r>
+        <w:rPr>
+          <w:rStyle w:val="hljs-punctuation"/>
+        </w:rPr>
+        <w:t>:</w:t>
+      </w:r>
+      <w:r>
+        <w:rPr>
+          <w:rStyle w:val="HTMLCode"/>
+          <w:rFonts w:eastAsiaTheme="minorEastAsia"/>
+        </w:rPr>
+        <w:t xml:space="preserve"> </w:t>
+      </w:r>
+      <w:r>
+        <w:rPr>
+          <w:rStyle w:val="hljs-string"/>
+        </w:rPr>
+        <w:t>"admin@example.com"</w:t>
+      </w:r>
+      <w:r>
+        <w:rPr>
+          <w:rStyle w:val="hljs-punctuation"/>
+        </w:rPr>
+        <w:t>,</w:t>
+      </w:r>
+    </w:p>
+    <w:p>
+      <w:pPr>
+        <w:pStyle w:val="HTMLPreformatted"/>
+        <w:rPr>
+          <w:rStyle w:val="HTMLCode"/>
+          <w:rFonts w:eastAsiaTheme="minorEastAsia"/>
+        </w:rPr>
+      </w:pPr>
+      <w:r>
+        <w:rPr>
+          <w:rStyle w:val="HTMLCode"/>
+          <w:rFonts w:eastAsiaTheme="minorEastAsia"/>
+        </w:rPr>
+        <w:t xml:space="preserve">  </w:t>
+      </w:r>
+      <w:r>
+        <w:rPr>
+          <w:rStyle w:val="hljs-attr"/>
+        </w:rPr>
+        <w:t>"role"</w:t>
+      </w:r>
+      <w:r>
+        <w:rPr>
+          <w:rStyle w:val="hljs-punctuation"/>
+        </w:rPr>
+        <w:t>:</w:t>
+      </w:r>
+      <w:r>
+        <w:rPr>
+          <w:rStyle w:val="HTMLCode"/>
+          <w:rFonts w:eastAsiaTheme="minorEastAsia"/>
+        </w:rPr>
+        <w:t xml:space="preserve"> </w:t>
+      </w:r>
+      <w:r>
+        <w:rPr>
+          <w:rStyle w:val="hljs-string"/>
+        </w:rPr>
+        <w:t>"admin"</w:t>
+      </w:r>
+      <w:r>
+        <w:rPr>
+          <w:rStyle w:val="hljs-punctuation"/>
+        </w:rPr>
+        <w:t>,</w:t>
+      </w:r>
+    </w:p>
+    <w:p>
+      <w:pPr>
+        <w:pStyle w:val="HTMLPreformatted"/>
+        <w:rPr>
+          <w:rStyle w:val="HTMLCode"/>
+          <w:rFonts w:eastAsiaTheme="minorEastAsia"/>
+        </w:rPr>
+      </w:pPr>
+      <w:r>
+        <w:rPr>
+          <w:rStyle w:val="HTMLCode"/>
+          <w:rFonts w:eastAsiaTheme="minorEastAsia"/>
+        </w:rPr>
+        <w:t xml:space="preserve">  </w:t>
+      </w:r>
+      <w:r>
+        <w:rPr>
+          <w:rStyle w:val="hljs-attr"/>
+        </w:rPr>
+        <w:t>"created_at"</w:t>
+      </w:r>
+      <w:r>
+        <w:rPr>
+          <w:rStyle w:val="hljs-punctuation"/>
+        </w:rPr>
+        <w:t>:</w:t>
+      </w:r>
+      <w:r>
+        <w:rPr>
+          <w:rStyle w:val="HTMLCode"/>
+          <w:rFonts w:eastAsiaTheme="minorEastAsia"/>
+        </w:rPr>
+        <w:t xml:space="preserve"> </w:t>
+      </w:r>
+      <w:r>
+        <w:rPr>
+          <w:rStyle w:val="hljs-string"/>
+        </w:rPr>
+        <w:t>"2025-09-10T09:30:22.123Z"</w:t>
+      </w:r>
+    </w:p>
+    <w:p>
+      <w:pPr>
+        <w:pStyle w:val="HTMLPreformatted"/>
+        <w:rPr>
+          <w:rStyle w:val="hljs-punctuation"/>
+        </w:rPr>
+      </w:pPr>
+      <w:r>
+        <w:rPr>
+          <w:rStyle w:val="hljs-punctuation"/>
+        </w:rPr>
+        <w:t>}</w:t>
+      </w:r>
+    </w:p>
+    <w:p>
+      <w:pPr>
+        <w:pStyle w:val="HTMLPreformatted"/>
+        <w:rPr>
+          <w:rStyle w:val="HTMLCode"/>
+          <w:rFonts w:eastAsiaTheme="minorEastAsia"/>
+        </w:rPr>
+      </w:pPr>
+    </w:p>
+    <w:p>
+      <w:pPr>
+        <w:pStyle w:val="Heading3"/>
+        <w:rPr>
+          <w:rStyle w:val="Strong"/>
+        </w:rPr>
+      </w:pPr>
+      <w:r>
+        <w:rPr>
+          <w:rStyle w:val="Strong"/>
+        </w:rPr>
+        <w:t xml:space="preserve">2. </w:t>
+      </w:r>
+      <w:r>
+        <w:rPr>
+          <w:rStyle w:val="Strong"/>
+        </w:rPr>
+        <w:t>Login Admin</w:t>
+      </w:r>
+    </w:p>
+    <w:p>
+      <w:pPr>
+        <w:pStyle w:val="BodyText"/>
+        <w:spacing w:before="10"/>
+        <w:rPr>
+          <w:b/>
+          <w:bCs/>
+          <w:lang w:val="en-IN"/>
+        </w:rPr>
+      </w:pPr>
+      <w:r>
+        <w:rPr>
+          <w:b/>
+          <w:bCs/>
+          <w:lang w:val="en-IN"/>
+        </w:rPr>
+        <w:t xml:space="preserve">Endpoint: </w:t>
+      </w:r>
+      <w:r>
+        <w:rPr>
+          <w:rStyle w:val="hljs-punctuation"/>
+          <w:rFonts w:ascii="Courier New" w:hAnsi="Courier New" w:cs="Courier New"/>
+          <w:sz w:val="20"/>
+          <w:szCs w:val="20"/>
+          <w:lang w:val="en-IN" w:eastAsia="en-IN"/>
+        </w:rPr>
+        <w:t>POST /admins/login</w:t>
+      </w:r>
+      <w:r>
+        <w:rPr>
+          <w:b/>
+          <w:bCs/>
+          <w:lang w:val="en-IN"/>
+        </w:rPr>
+        <w:br/>
+        <w:t>Request</w:t>
+      </w:r>
+    </w:p>
+    <w:p>
+      <w:pPr>
+        <w:pStyle w:val="HTMLPreformatted"/>
+        <w:rPr>
+          <w:rStyle w:val="hljs-punctuation"/>
+        </w:rPr>
+      </w:pPr>
+      <w:r>
+        <w:rPr>
+          <w:rStyle w:val="hljs-punctuation"/>
+        </w:rPr>
+        <w:t>{</w:t>
+      </w:r>
+    </w:p>
+    <w:p>
+      <w:pPr>
+        <w:pStyle w:val="HTMLPreformatted"/>
+        <w:rPr>
+          <w:rStyle w:val="hljs-punctuation"/>
+        </w:rPr>
+      </w:pPr>
+      <w:r>
+        <w:rPr>
+          <w:rStyle w:val="hljs-punctuation"/>
+        </w:rPr>
+        <w:t xml:space="preserve">  "email": "admin@example.com",</w:t>
+      </w:r>
+    </w:p>
+    <w:p>
+      <w:pPr>
+        <w:pStyle w:val="HTMLPreformatted"/>
+        <w:rPr>
+          <w:rStyle w:val="hljs-punctuation"/>
+        </w:rPr>
+      </w:pPr>
+      <w:r>
+        <w:rPr>
+          <w:rStyle w:val="hljs-punctuation"/>
+        </w:rPr>
+        <w:t xml:space="preserve">  "password": "AdminPass123"</w:t>
+      </w:r>
+    </w:p>
+    <w:p>
+      <w:pPr>
+        <w:pStyle w:val="HTMLPreformatted"/>
+        <w:rPr>
+          <w:rStyle w:val="hljs-punctuation"/>
+        </w:rPr>
+      </w:pPr>
+      <w:r>
+        <w:rPr>
+          <w:rStyle w:val="hljs-punctuation"/>
+        </w:rPr>
+        <w:t>}</w:t>
+      </w:r>
+    </w:p>
+    <w:p>
+      <w:pPr>
+        <w:pStyle w:val="Heading3"/>
         <w:rPr>
           <w:rStyle w:val="Strong"/>
           <w:b w:val="0"/>
           <w:bCs w:val="0"/>
         </w:rPr>
-        <w:t>1 Register Admin</w:t>
-      </w:r>
-    </w:p>
-    <w:p>
-      <w:pPr>
-        <w:pStyle w:val="NormalWeb"/>
-      </w:pPr>
-      <w:r>
-        <w:rPr>
-          <w:rStyle w:val="Strong"/>
-        </w:rPr>
-        <w:t>Endpoint:</w:t>
-      </w:r>
-      <w:r>
-        <w:t xml:space="preserve"> </w:t>
-      </w:r>
-      <w:r>
-        <w:rPr>
-          <w:rStyle w:val="HTMLCode"/>
-          <w:rFonts w:eastAsiaTheme="minorEastAsia"/>
-        </w:rPr>
-        <w:t>POST /admins/register</w:t>
-      </w:r>
-      <w:r>
-        <w:br/>
-      </w:r>
-      <w:r>
-        <w:rPr>
-          <w:rStyle w:val="Strong"/>
-        </w:rPr>
-        <w:t>Request</w:t>
-      </w:r>
-    </w:p>
-    <w:p>
-      <w:pPr>
-        <w:pStyle w:val="HTMLPreformatted"/>
-        <w:rPr>
-          <w:rStyle w:val="HTMLCode"/>
-          <w:rFonts w:eastAsiaTheme="minorEastAsia"/>
-        </w:rPr>
-      </w:pPr>
-      <w:r>
-        <w:rPr>
-          <w:rStyle w:val="hljs-punctuation"/>
-        </w:rPr>
-        <w:t>{</w:t>
-      </w:r>
-    </w:p>
-    <w:p>
-      <w:pPr>
-        <w:pStyle w:val="HTMLPreformatted"/>
-        <w:rPr>
-          <w:rStyle w:val="HTMLCode"/>
-          <w:rFonts w:eastAsiaTheme="minorEastAsia"/>
-        </w:rPr>
-      </w:pPr>
-      <w:r>
-        <w:rPr>
-          <w:rStyle w:val="HTMLCode"/>
-          <w:rFonts w:eastAsiaTheme="minorEastAsia"/>
-        </w:rPr>
-        <w:t xml:space="preserve">  </w:t>
-      </w:r>
-      <w:r>
-        <w:rPr>
-          <w:rStyle w:val="hljs-attr"/>
-        </w:rPr>
-        <w:t>"username"</w:t>
-      </w:r>
-      <w:r>
-        <w:rPr>
-          <w:rStyle w:val="hljs-punctuation"/>
-        </w:rPr>
-        <w:t>:</w:t>
-      </w:r>
-      <w:r>
-        <w:rPr>
-          <w:rStyle w:val="HTMLCode"/>
-          <w:rFonts w:eastAsiaTheme="minorEastAsia"/>
-        </w:rPr>
-        <w:t xml:space="preserve"> </w:t>
-      </w:r>
-      <w:r>
-        <w:rPr>
-          <w:rStyle w:val="hljs-string"/>
-        </w:rPr>
-        <w:t>"admin1"</w:t>
-      </w:r>
-      <w:r>
-        <w:rPr>
-          <w:rStyle w:val="hljs-punctuation"/>
-        </w:rPr>
-        <w:t>,</w:t>
-      </w:r>
-    </w:p>
-    <w:p>
-      <w:pPr>
-        <w:pStyle w:val="HTMLPreformatted"/>
-        <w:rPr>
-          <w:rStyle w:val="HTMLCode"/>
-          <w:rFonts w:eastAsiaTheme="minorEastAsia"/>
-        </w:rPr>
-      </w:pPr>
-      <w:r>
-        <w:rPr>
-          <w:rStyle w:val="HTMLCode"/>
-          <w:rFonts w:eastAsiaTheme="minorEastAsia"/>
-        </w:rPr>
-        <w:t xml:space="preserve">  </w:t>
-      </w:r>
-      <w:r>
-        <w:rPr>
-          <w:rStyle w:val="hljs-attr"/>
-        </w:rPr>
-        <w:t>"email"</w:t>
-      </w:r>
-      <w:r>
-        <w:rPr>
-          <w:rStyle w:val="hljs-punctuation"/>
-        </w:rPr>
-        <w:t>:</w:t>
-      </w:r>
-      <w:r>
-        <w:rPr>
-          <w:rStyle w:val="HTMLCode"/>
-          <w:rFonts w:eastAsiaTheme="minorEastAsia"/>
-        </w:rPr>
-        <w:t xml:space="preserve"> </w:t>
-      </w:r>
-      <w:r>
-        <w:rPr>
-          <w:rStyle w:val="hljs-string"/>
-        </w:rPr>
-        <w:t>"admin@example.com"</w:t>
-      </w:r>
-      <w:r>
-        <w:rPr>
-          <w:rStyle w:val="hljs-punctuation"/>
-        </w:rPr>
-        <w:t>,</w:t>
-      </w:r>
-    </w:p>
-    <w:p>
-      <w:pPr>
-        <w:pStyle w:val="HTMLPreformatted"/>
-        <w:rPr>
-          <w:rStyle w:val="HTMLCode"/>
-          <w:rFonts w:eastAsiaTheme="minorEastAsia"/>
-        </w:rPr>
-      </w:pPr>
-      <w:r>
-        <w:rPr>
-          <w:rStyle w:val="HTMLCode"/>
-          <w:rFonts w:eastAsiaTheme="minorEastAsia"/>
-        </w:rPr>
-        <w:t xml:space="preserve">  </w:t>
-      </w:r>
-      <w:r>
-        <w:rPr>
-          <w:rStyle w:val="hljs-attr"/>
-        </w:rPr>
-        <w:t>"password"</w:t>
-      </w:r>
-      <w:r>
-        <w:rPr>
-          <w:rStyle w:val="hljs-punctuation"/>
-        </w:rPr>
-        <w:t>:</w:t>
-      </w:r>
-      <w:r>
-        <w:rPr>
-          <w:rStyle w:val="HTMLCode"/>
-          <w:rFonts w:eastAsiaTheme="minorEastAsia"/>
-        </w:rPr>
-        <w:t xml:space="preserve"> </w:t>
-      </w:r>
-      <w:r>
-        <w:rPr>
-          <w:rStyle w:val="hljs-string"/>
-        </w:rPr>
-        <w:t>"AdminPass123"</w:t>
-      </w:r>
-      <w:r>
-        <w:rPr>
-          <w:rStyle w:val="hljs-punctuation"/>
-        </w:rPr>
-        <w:t>,</w:t>
-      </w:r>
-    </w:p>
-    <w:p>
-      <w:pPr>
-        <w:pStyle w:val="HTMLPreformatted"/>
-        <w:rPr>
-          <w:rStyle w:val="HTMLCode"/>
-          <w:rFonts w:eastAsiaTheme="minorEastAsia"/>
-        </w:rPr>
-      </w:pPr>
-      <w:r>
-        <w:rPr>
-          <w:rStyle w:val="HTMLCode"/>
-          <w:rFonts w:eastAsiaTheme="minorEastAsia"/>
-        </w:rPr>
-        <w:t xml:space="preserve">  </w:t>
-      </w:r>
-      <w:r>
-        <w:rPr>
-          <w:rStyle w:val="hljs-attr"/>
-        </w:rPr>
-        <w:t>"</w:t>
-      </w:r>
-      <w:proofErr w:type="spellStart"/>
-      <w:proofErr w:type="gramStart"/>
-      <w:r>
-        <w:rPr>
-          <w:rStyle w:val="hljs-attr"/>
-        </w:rPr>
-        <w:t>full</w:t>
-      </w:r>
-      <w:proofErr w:type="gramEnd"/>
-      <w:r>
-        <w:rPr>
-          <w:rStyle w:val="hljs-attr"/>
-        </w:rPr>
-        <w:t>_name</w:t>
-      </w:r>
-      <w:proofErr w:type="spellEnd"/>
-      <w:r>
-        <w:rPr>
-          <w:rStyle w:val="hljs-attr"/>
-        </w:rPr>
-        <w:t>"</w:t>
-      </w:r>
-      <w:r>
-        <w:rPr>
-          <w:rStyle w:val="hljs-punctuation"/>
-        </w:rPr>
-        <w:t>:</w:t>
-      </w:r>
-      <w:r>
-        <w:rPr>
-          <w:rStyle w:val="HTMLCode"/>
-          <w:rFonts w:eastAsiaTheme="minorEastAsia"/>
-        </w:rPr>
-        <w:t xml:space="preserve"> </w:t>
-      </w:r>
-      <w:r>
-        <w:rPr>
-          <w:rStyle w:val="hljs-string"/>
-        </w:rPr>
-        <w:t>"System Admin"</w:t>
-      </w:r>
-    </w:p>
-    <w:p>
-      <w:pPr>
-        <w:pStyle w:val="HTMLPreformatted"/>
-        <w:rPr>
-          <w:rStyle w:val="HTMLCode"/>
-          <w:rFonts w:eastAsiaTheme="minorEastAsia"/>
-        </w:rPr>
-      </w:pPr>
-      <w:r>
-        <w:rPr>
-          <w:rStyle w:val="hljs-punctuation"/>
-        </w:rPr>
-        <w:t>}</w:t>
-      </w:r>
-    </w:p>
-    <w:p>
-      <w:pPr>
-        <w:pStyle w:val="Heading3"/>
-        <w:rPr>
-          <w:rStyle w:val="Strong"/>
-        </w:rPr>
       </w:pPr>
       <w:r>
         <w:rPr>
@@ -9063,14 +8677,13 @@
       <w:pPr>
         <w:pStyle w:val="HTMLPreformatted"/>
         <w:rPr>
-          <w:rStyle w:val="HTMLCode"/>
-          <w:rFonts w:eastAsiaTheme="minorEastAsia"/>
-        </w:rPr>
-      </w:pPr>
-      <w:r>
-        <w:rPr>
           <w:rStyle w:val="hljs-punctuation"/>
         </w:rPr>
+      </w:pPr>
+      <w:r>
+        <w:rPr>
+          <w:rStyle w:val="hljs-punctuation"/>
+        </w:rPr>
         <w:t>{</w:t>
       </w:r>
     </w:p>
@@ -9078,316 +8691,34 @@
       <w:pPr>
         <w:pStyle w:val="HTMLPreformatted"/>
         <w:rPr>
-          <w:rStyle w:val="HTMLCode"/>
-          <w:rFonts w:eastAsiaTheme="minorEastAsia"/>
-        </w:rPr>
-      </w:pPr>
-      <w:r>
-        <w:rPr>
-          <w:rStyle w:val="HTMLCode"/>
-          <w:rFonts w:eastAsiaTheme="minorEastAsia"/>
-        </w:rPr>
-        <w:t xml:space="preserve">  </w:t>
-      </w:r>
-      <w:r>
-        <w:rPr>
-          <w:rStyle w:val="hljs-attr"/>
-        </w:rPr>
-        <w:t>"</w:t>
-      </w:r>
-      <w:proofErr w:type="spellStart"/>
-      <w:proofErr w:type="gramStart"/>
-      <w:r>
-        <w:rPr>
-          <w:rStyle w:val="hljs-attr"/>
-        </w:rPr>
-        <w:t>admin</w:t>
-      </w:r>
-      <w:proofErr w:type="gramEnd"/>
-      <w:r>
-        <w:rPr>
-          <w:rStyle w:val="hljs-attr"/>
-        </w:rPr>
-        <w:t>_id</w:t>
-      </w:r>
-      <w:proofErr w:type="spellEnd"/>
-      <w:r>
-        <w:rPr>
-          <w:rStyle w:val="hljs-attr"/>
-        </w:rPr>
-        <w:t>"</w:t>
-      </w:r>
-      <w:r>
-        <w:rPr>
           <w:rStyle w:val="hljs-punctuation"/>
         </w:rPr>
-        <w:t>:</w:t>
-      </w:r>
-      <w:r>
-        <w:rPr>
-          <w:rStyle w:val="HTMLCode"/>
-          <w:rFonts w:eastAsiaTheme="minorEastAsia"/>
-        </w:rPr>
-        <w:t xml:space="preserve"> </w:t>
-      </w:r>
-      <w:r>
-        <w:rPr>
-          <w:rStyle w:val="hljs-string"/>
-        </w:rPr>
-        <w:t>"ADM001"</w:t>
-      </w:r>
+      </w:pPr>
       <w:r>
         <w:rPr>
           <w:rStyle w:val="hljs-punctuation"/>
         </w:rPr>
-        <w:t>,</w:t>
+        <w:t xml:space="preserve">  "access_token": "eyJhbGciOiJIUzI1NiIs...",</w:t>
       </w:r>
     </w:p>
     <w:p>
       <w:pPr>
         <w:pStyle w:val="HTMLPreformatted"/>
         <w:rPr>
-          <w:rStyle w:val="HTMLCode"/>
-          <w:rFonts w:eastAsiaTheme="minorEastAsia"/>
-        </w:rPr>
-      </w:pPr>
-      <w:r>
-        <w:rPr>
-          <w:rStyle w:val="HTMLCode"/>
-          <w:rFonts w:eastAsiaTheme="minorEastAsia"/>
-        </w:rPr>
-        <w:t xml:space="preserve">  </w:t>
-      </w:r>
-      <w:r>
-        <w:rPr>
-          <w:rStyle w:val="hljs-attr"/>
-        </w:rPr>
-        <w:t>"username"</w:t>
-      </w:r>
-      <w:r>
-        <w:rPr>
           <w:rStyle w:val="hljs-punctuation"/>
         </w:rPr>
-        <w:t>:</w:t>
-      </w:r>
-      <w:r>
-        <w:rPr>
-          <w:rStyle w:val="HTMLCode"/>
-          <w:rFonts w:eastAsiaTheme="minorEastAsia"/>
-        </w:rPr>
-        <w:t xml:space="preserve"> </w:t>
-      </w:r>
-      <w:r>
-        <w:rPr>
-          <w:rStyle w:val="hljs-string"/>
-        </w:rPr>
-        <w:t>"admin1"</w:t>
-      </w:r>
+      </w:pPr>
       <w:r>
         <w:rPr>
           <w:rStyle w:val="hljs-punctuation"/>
         </w:rPr>
-        <w:t>,</w:t>
-      </w:r>
-    </w:p>
-    <w:p>
-      <w:pPr>
-        <w:pStyle w:val="HTMLPreformatted"/>
-        <w:rPr>
-          <w:rStyle w:val="HTMLCode"/>
-          <w:rFonts w:eastAsiaTheme="minorEastAsia"/>
-        </w:rPr>
-      </w:pPr>
-      <w:r>
-        <w:rPr>
-          <w:rStyle w:val="HTMLCode"/>
-          <w:rFonts w:eastAsiaTheme="minorEastAsia"/>
-        </w:rPr>
-        <w:t xml:space="preserve">  </w:t>
-      </w:r>
-      <w:r>
-        <w:rPr>
-          <w:rStyle w:val="hljs-attr"/>
-        </w:rPr>
-        <w:t>"email"</w:t>
+        <w:t xml:space="preserve">  "token_type": "bearer"</w:t>
       </w:r>
       <w:r>
         <w:rPr>
           <w:rStyle w:val="hljs-punctuation"/>
         </w:rPr>
-        <w:t>:</w:t>
-      </w:r>
-      <w:r>
-        <w:rPr>
-          <w:rStyle w:val="HTMLCode"/>
-          <w:rFonts w:eastAsiaTheme="minorEastAsia"/>
-        </w:rPr>
-        <w:t xml:space="preserve"> </w:t>
-      </w:r>
-      <w:r>
-        <w:rPr>
-          <w:rStyle w:val="hljs-string"/>
-        </w:rPr>
-        <w:t>"admin@example.com"</w:t>
-      </w:r>
-      <w:r>
-        <w:rPr>
-          <w:rStyle w:val="hljs-punctuation"/>
-        </w:rPr>
-        <w:t>,</w:t>
-      </w:r>
-    </w:p>
-    <w:p>
-      <w:pPr>
-        <w:pStyle w:val="HTMLPreformatted"/>
-        <w:rPr>
-          <w:rStyle w:val="HTMLCode"/>
-          <w:rFonts w:eastAsiaTheme="minorEastAsia"/>
-        </w:rPr>
-      </w:pPr>
-      <w:r>
-        <w:rPr>
-          <w:rStyle w:val="HTMLCode"/>
-          <w:rFonts w:eastAsiaTheme="minorEastAsia"/>
-        </w:rPr>
-        <w:t xml:space="preserve">  </w:t>
-      </w:r>
-      <w:r>
-        <w:rPr>
-          <w:rStyle w:val="hljs-attr"/>
-        </w:rPr>
-        <w:t>"role"</w:t>
-      </w:r>
-      <w:r>
-        <w:rPr>
-          <w:rStyle w:val="hljs-punctuation"/>
-        </w:rPr>
-        <w:t>:</w:t>
-      </w:r>
-      <w:r>
-        <w:rPr>
-          <w:rStyle w:val="HTMLCode"/>
-          <w:rFonts w:eastAsiaTheme="minorEastAsia"/>
-        </w:rPr>
-        <w:t xml:space="preserve"> </w:t>
-      </w:r>
-      <w:r>
-        <w:rPr>
-          <w:rStyle w:val="hljs-string"/>
-        </w:rPr>
-        <w:t>"admin"</w:t>
-      </w:r>
-      <w:r>
-        <w:rPr>
-          <w:rStyle w:val="hljs-punctuation"/>
-        </w:rPr>
-        <w:t>,</w:t>
-      </w:r>
-    </w:p>
-    <w:p>
-      <w:pPr>
-        <w:pStyle w:val="HTMLPreformatted"/>
-        <w:rPr>
-          <w:rStyle w:val="HTMLCode"/>
-          <w:rFonts w:eastAsiaTheme="minorEastAsia"/>
-        </w:rPr>
-      </w:pPr>
-      <w:r>
-        <w:rPr>
-          <w:rStyle w:val="HTMLCode"/>
-          <w:rFonts w:eastAsiaTheme="minorEastAsia"/>
-        </w:rPr>
-        <w:t xml:space="preserve">  </w:t>
-      </w:r>
-      <w:r>
-        <w:rPr>
-          <w:rStyle w:val="hljs-attr"/>
-        </w:rPr>
-        <w:t>"</w:t>
-      </w:r>
-      <w:proofErr w:type="spellStart"/>
-      <w:proofErr w:type="gramStart"/>
-      <w:r>
-        <w:rPr>
-          <w:rStyle w:val="hljs-attr"/>
-        </w:rPr>
-        <w:t>created</w:t>
-      </w:r>
-      <w:proofErr w:type="gramEnd"/>
-      <w:r>
-        <w:rPr>
-          <w:rStyle w:val="hljs-attr"/>
-        </w:rPr>
-        <w:t>_at</w:t>
-      </w:r>
-      <w:proofErr w:type="spellEnd"/>
-      <w:r>
-        <w:rPr>
-          <w:rStyle w:val="hljs-attr"/>
-        </w:rPr>
-        <w:t>"</w:t>
-      </w:r>
-      <w:r>
-        <w:rPr>
-          <w:rStyle w:val="hljs-punctuation"/>
-        </w:rPr>
-        <w:t>:</w:t>
-      </w:r>
-      <w:r>
-        <w:rPr>
-          <w:rStyle w:val="HTMLCode"/>
-          <w:rFonts w:eastAsiaTheme="minorEastAsia"/>
-        </w:rPr>
-        <w:t xml:space="preserve"> </w:t>
-      </w:r>
-      <w:r>
-        <w:rPr>
-          <w:rStyle w:val="hljs-string"/>
-        </w:rPr>
-        <w:t>"2025-09-10T09:30:22.123Z"</w:t>
-      </w:r>
-    </w:p>
-    <w:p>
-      <w:pPr>
-        <w:pStyle w:val="HTMLPreformatted"/>
-        <w:rPr>
-          <w:rStyle w:val="hljs-punctuation"/>
-        </w:rPr>
-      </w:pPr>
-      <w:r>
-        <w:rPr>
-          <w:rStyle w:val="hljs-punctuation"/>
-        </w:rPr>
         <w:t>}</w:t>
-      </w:r>
-    </w:p>
-    <w:p>
-      <w:pPr>
-        <w:pStyle w:val="HTMLPreformatted"/>
-        <w:rPr>
-          <w:rStyle w:val="HTMLCode"/>
-          <w:rFonts w:eastAsiaTheme="minorEastAsia"/>
-        </w:rPr>
-      </w:pPr>
-    </w:p>
-    <w:p>
-      <w:pPr>
-        <w:pStyle w:val="Heading3"/>
-        <w:rPr>
-          <w:rStyle w:val="Strong"/>
-        </w:rPr>
-      </w:pPr>
-      <w:r>
-        <w:rPr>
-          <w:rStyle w:val="Strong"/>
-        </w:rPr>
-        <w:t xml:space="preserve">2. </w:t>
-      </w:r>
-      <w:r>
-        <w:rPr>
-          <w:rStyle w:val="Strong"/>
-        </w:rPr>
-        <w:t>Login Admin</w:t>
       </w:r>
     </w:p>
     <w:p>
@@ -9400,89 +8731,15 @@
           <w:lang w:val="en-IN"/>
         </w:rPr>
       </w:pPr>
-      <w:r>
-        <w:rPr>
-          <w:b/>
-          <w:bCs/>
-          <w:lang w:val="en-IN"/>
-        </w:rPr>
-        <w:t xml:space="preserve">Endpoint: </w:t>
-      </w:r>
-      <w:r>
-        <w:rPr>
-          <w:rStyle w:val="hljs-punctuation"/>
-          <w:rFonts w:ascii="Courier New" w:hAnsi="Courier New" w:cs="Courier New"/>
-          <w:sz w:val="20"/>
-          <w:szCs w:val="20"/>
-          <w:lang w:val="en-IN" w:eastAsia="en-IN"/>
-        </w:rPr>
-        <w:t>POST /admins/login</w:t>
-      </w:r>
-      <w:r>
-        <w:rPr>
-          <w:b/>
-          <w:bCs/>
-          <w:lang w:val="en-IN"/>
-        </w:rPr>
-        <w:br/>
-        <w:t>Request</w:t>
-      </w:r>
-    </w:p>
-    <w:p>
-      <w:pPr>
-        <w:pStyle w:val="HTMLPreformatted"/>
-        <w:rPr>
-          <w:rStyle w:val="hljs-punctuation"/>
-        </w:rPr>
-      </w:pPr>
-      <w:r>
-        <w:rPr>
-          <w:rStyle w:val="hljs-punctuation"/>
-        </w:rPr>
-        <w:t>{</w:t>
-      </w:r>
-    </w:p>
-    <w:p>
-      <w:pPr>
-        <w:pStyle w:val="HTMLPreformatted"/>
-        <w:rPr>
-          <w:rStyle w:val="hljs-punctuation"/>
-        </w:rPr>
-      </w:pPr>
-      <w:r>
-        <w:rPr>
-          <w:rStyle w:val="hljs-punctuation"/>
-        </w:rPr>
-        <w:t xml:space="preserve">  "email": "admin@example.com",</w:t>
-      </w:r>
-    </w:p>
-    <w:p>
-      <w:pPr>
-        <w:pStyle w:val="HTMLPreformatted"/>
-        <w:rPr>
-          <w:rStyle w:val="hljs-punctuation"/>
-        </w:rPr>
-      </w:pPr>
-      <w:r>
-        <w:rPr>
-          <w:rStyle w:val="hljs-punctuation"/>
-        </w:rPr>
-        <w:t xml:space="preserve">  "password": "AdminPass123"</w:t>
-      </w:r>
-    </w:p>
-    <w:p>
-      <w:pPr>
-        <w:pStyle w:val="HTMLPreformatted"/>
-        <w:rPr>
-          <w:rStyle w:val="hljs-punctuation"/>
-        </w:rPr>
-      </w:pPr>
-      <w:r>
-        <w:rPr>
-          <w:rStyle w:val="hljs-punctuation"/>
-        </w:rPr>
-        <w:t>}</w:t>
-      </w:r>
+    </w:p>
+    <w:p>
+      <w:pPr>
+        <w:pStyle w:val="BodyText"/>
+        <w:spacing w:before="10"/>
+        <w:rPr>
+          <w:rFonts w:ascii="Courier New"/>
+        </w:rPr>
+      </w:pPr>
     </w:p>
     <w:p>
       <w:pPr>
@@ -9499,145 +8756,15 @@
           <w:b w:val="0"/>
           <w:bCs w:val="0"/>
         </w:rPr>
-        <w:t>Response</w:t>
-      </w:r>
-    </w:p>
-    <w:p>
-      <w:pPr>
-        <w:pStyle w:val="HTMLPreformatted"/>
-        <w:rPr>
-          <w:rStyle w:val="hljs-punctuation"/>
-        </w:rPr>
-      </w:pPr>
-      <w:r>
-        <w:rPr>
-          <w:rStyle w:val="hljs-punctuation"/>
-        </w:rPr>
-        <w:t>{</w:t>
-      </w:r>
-    </w:p>
-    <w:p>
-      <w:pPr>
-        <w:pStyle w:val="HTMLPreformatted"/>
-        <w:rPr>
-          <w:rStyle w:val="hljs-punctuation"/>
-        </w:rPr>
-      </w:pPr>
-      <w:r>
-        <w:rPr>
-          <w:rStyle w:val="hljs-punctuation"/>
-        </w:rPr>
-        <w:t xml:space="preserve">  "</w:t>
-      </w:r>
-      <w:proofErr w:type="spellStart"/>
-      <w:proofErr w:type="gramStart"/>
-      <w:r>
-        <w:rPr>
-          <w:rStyle w:val="hljs-punctuation"/>
-        </w:rPr>
-        <w:t>access</w:t>
-      </w:r>
-      <w:proofErr w:type="gramEnd"/>
-      <w:r>
-        <w:rPr>
-          <w:rStyle w:val="hljs-punctuation"/>
-        </w:rPr>
-        <w:t>_token</w:t>
-      </w:r>
-      <w:proofErr w:type="spellEnd"/>
-      <w:r>
-        <w:rPr>
-          <w:rStyle w:val="hljs-punctuation"/>
-        </w:rPr>
-        <w:t>": "eyJhbGciOiJIUzI1NiIs...",</w:t>
-      </w:r>
-    </w:p>
-    <w:p>
-      <w:pPr>
-        <w:pStyle w:val="HTMLPreformatted"/>
-        <w:rPr>
-          <w:rStyle w:val="hljs-punctuation"/>
-        </w:rPr>
-      </w:pPr>
-      <w:r>
-        <w:rPr>
-          <w:rStyle w:val="hljs-punctuation"/>
-        </w:rPr>
-        <w:t xml:space="preserve">  "</w:t>
-      </w:r>
-      <w:proofErr w:type="spellStart"/>
-      <w:proofErr w:type="gramStart"/>
-      <w:r>
-        <w:rPr>
-          <w:rStyle w:val="hljs-punctuation"/>
-        </w:rPr>
-        <w:t>token</w:t>
-      </w:r>
-      <w:proofErr w:type="gramEnd"/>
-      <w:r>
-        <w:rPr>
-          <w:rStyle w:val="hljs-punctuation"/>
-        </w:rPr>
-        <w:t>_type</w:t>
-      </w:r>
-      <w:proofErr w:type="spellEnd"/>
-      <w:r>
-        <w:rPr>
-          <w:rStyle w:val="hljs-punctuation"/>
-        </w:rPr>
-        <w:t>": "bearer"</w:t>
-      </w:r>
-      <w:r>
-        <w:rPr>
-          <w:rStyle w:val="hljs-punctuation"/>
-        </w:rPr>
-        <w:t>}</w:t>
-      </w:r>
-    </w:p>
-    <w:p>
-      <w:pPr>
-        <w:pStyle w:val="BodyText"/>
-        <w:spacing w:before="10"/>
-        <w:rPr>
-          <w:b/>
-          <w:bCs/>
-          <w:lang w:val="en-IN"/>
-        </w:rPr>
-      </w:pPr>
-    </w:p>
-    <w:p>
-      <w:pPr>
-        <w:pStyle w:val="BodyText"/>
-        <w:spacing w:before="10"/>
-        <w:rPr>
-          <w:rFonts w:ascii="Courier New"/>
-        </w:rPr>
-      </w:pPr>
-    </w:p>
-    <w:p>
-      <w:pPr>
-        <w:pStyle w:val="Heading3"/>
+        <w:lastRenderedPageBreak/>
+        <w:t>3.</w:t>
+      </w:r>
+      <w:r>
         <w:rPr>
           <w:rStyle w:val="Strong"/>
           <w:b w:val="0"/>
           <w:bCs w:val="0"/>
         </w:rPr>
-      </w:pPr>
-      <w:r>
-        <w:rPr>
-          <w:rStyle w:val="Strong"/>
-          <w:b w:val="0"/>
-          <w:bCs w:val="0"/>
-        </w:rPr>
-        <w:lastRenderedPageBreak/>
-        <w:t>3.</w:t>
-      </w:r>
-      <w:r>
-        <w:rPr>
-          <w:rStyle w:val="Strong"/>
-          <w:b w:val="0"/>
-          <w:bCs w:val="0"/>
-        </w:rPr>
         <w:t>Get All Users (Admin only)</w:t>
       </w:r>
     </w:p>
@@ -9752,11 +8879,13 @@
           <w:szCs w:val="20"/>
           <w:lang w:val="en-IN" w:eastAsia="en-IN"/>
         </w:rPr>
-        <w:t xml:space="preserve">    "</w:t>
-      </w:r>
-      <w:proofErr w:type="spellStart"/>
-      <w:proofErr w:type="gramStart"/>
-      <w:r>
+        <w:t xml:space="preserve">    "user_id": "USR001",</w:t>
+      </w:r>
+    </w:p>
+    <w:p>
+      <w:pPr>
+        <w:pStyle w:val="BodyText"/>
+        <w:spacing w:before="10"/>
         <w:rPr>
           <w:rStyle w:val="hljs-punctuation"/>
           <w:rFonts w:ascii="Courier New" w:hAnsi="Courier New" w:cs="Courier New"/>
@@ -9764,9 +8893,7 @@
           <w:szCs w:val="20"/>
           <w:lang w:val="en-IN" w:eastAsia="en-IN"/>
         </w:rPr>
-        <w:t>user</w:t>
-      </w:r>
-      <w:proofErr w:type="gramEnd"/>
+      </w:pPr>
       <w:r>
         <w:rPr>
           <w:rStyle w:val="hljs-punctuation"/>
@@ -9775,10 +8902,13 @@
           <w:szCs w:val="20"/>
           <w:lang w:val="en-IN" w:eastAsia="en-IN"/>
         </w:rPr>
-        <w:t>_id</w:t>
-      </w:r>
-      <w:proofErr w:type="spellEnd"/>
-      <w:r>
+        <w:t xml:space="preserve">    "username": "kiran",</w:t>
+      </w:r>
+    </w:p>
+    <w:p>
+      <w:pPr>
+        <w:pStyle w:val="BodyText"/>
+        <w:spacing w:before="10"/>
         <w:rPr>
           <w:rStyle w:val="hljs-punctuation"/>
           <w:rFonts w:ascii="Courier New" w:hAnsi="Courier New" w:cs="Courier New"/>
@@ -9786,7 +8916,16 @@
           <w:szCs w:val="20"/>
           <w:lang w:val="en-IN" w:eastAsia="en-IN"/>
         </w:rPr>
-        <w:t>": "USR001",</w:t>
+      </w:pPr>
+      <w:r>
+        <w:rPr>
+          <w:rStyle w:val="hljs-punctuation"/>
+          <w:rFonts w:ascii="Courier New" w:hAnsi="Courier New" w:cs="Courier New"/>
+          <w:sz w:val="20"/>
+          <w:szCs w:val="20"/>
+          <w:lang w:val="en-IN" w:eastAsia="en-IN"/>
+        </w:rPr>
+        <w:t xml:space="preserve">    "email": "kiran@example.com",</w:t>
       </w:r>
     </w:p>
     <w:p>
@@ -9809,10 +8948,13 @@
           <w:szCs w:val="20"/>
           <w:lang w:val="en-IN" w:eastAsia="en-IN"/>
         </w:rPr>
-        <w:t xml:space="preserve">    "username": "</w:t>
-      </w:r>
-      <w:proofErr w:type="spellStart"/>
-      <w:r>
+        <w:t xml:space="preserve">    "role": "user"</w:t>
+      </w:r>
+    </w:p>
+    <w:p>
+      <w:pPr>
+        <w:pStyle w:val="BodyText"/>
+        <w:spacing w:before="10"/>
         <w:rPr>
           <w:rStyle w:val="hljs-punctuation"/>
           <w:rFonts w:ascii="Courier New" w:hAnsi="Courier New" w:cs="Courier New"/>
@@ -9820,9 +8962,7 @@
           <w:szCs w:val="20"/>
           <w:lang w:val="en-IN" w:eastAsia="en-IN"/>
         </w:rPr>
-        <w:t>kiran</w:t>
-      </w:r>
-      <w:proofErr w:type="spellEnd"/>
+      </w:pPr>
       <w:r>
         <w:rPr>
           <w:rStyle w:val="hljs-punctuation"/>
@@ -9831,7 +8971,7 @@
           <w:szCs w:val="20"/>
           <w:lang w:val="en-IN" w:eastAsia="en-IN"/>
         </w:rPr>
-        <w:t>",</w:t>
+        <w:t xml:space="preserve">  },</w:t>
       </w:r>
     </w:p>
     <w:p>
@@ -9854,7 +8994,7 @@
           <w:szCs w:val="20"/>
           <w:lang w:val="en-IN" w:eastAsia="en-IN"/>
         </w:rPr>
-        <w:t xml:space="preserve">    "email": "kiran@example.com",</w:t>
+        <w:t xml:space="preserve">  {</w:t>
       </w:r>
     </w:p>
     <w:p>
@@ -9877,7 +9017,7 @@
           <w:szCs w:val="20"/>
           <w:lang w:val="en-IN" w:eastAsia="en-IN"/>
         </w:rPr>
-        <w:t xml:space="preserve">    "role": "user"</w:t>
+        <w:t xml:space="preserve">    "user_id": "USR002",</w:t>
       </w:r>
     </w:p>
     <w:p>
@@ -9900,132 +9040,7 @@
           <w:szCs w:val="20"/>
           <w:lang w:val="en-IN" w:eastAsia="en-IN"/>
         </w:rPr>
-        <w:t xml:space="preserve">  },</w:t>
-      </w:r>
-    </w:p>
-    <w:p>
-      <w:pPr>
-        <w:pStyle w:val="BodyText"/>
-        <w:spacing w:before="10"/>
-        <w:rPr>
-          <w:rStyle w:val="hljs-punctuation"/>
-          <w:rFonts w:ascii="Courier New" w:hAnsi="Courier New" w:cs="Courier New"/>
-          <w:sz w:val="20"/>
-          <w:szCs w:val="20"/>
-          <w:lang w:val="en-IN" w:eastAsia="en-IN"/>
-        </w:rPr>
-      </w:pPr>
-      <w:r>
-        <w:rPr>
-          <w:rStyle w:val="hljs-punctuation"/>
-          <w:rFonts w:ascii="Courier New" w:hAnsi="Courier New" w:cs="Courier New"/>
-          <w:sz w:val="20"/>
-          <w:szCs w:val="20"/>
-          <w:lang w:val="en-IN" w:eastAsia="en-IN"/>
-        </w:rPr>
-        <w:t xml:space="preserve">  {</w:t>
-      </w:r>
-    </w:p>
-    <w:p>
-      <w:pPr>
-        <w:pStyle w:val="BodyText"/>
-        <w:spacing w:before="10"/>
-        <w:rPr>
-          <w:rStyle w:val="hljs-punctuation"/>
-          <w:rFonts w:ascii="Courier New" w:hAnsi="Courier New" w:cs="Courier New"/>
-          <w:sz w:val="20"/>
-          <w:szCs w:val="20"/>
-          <w:lang w:val="en-IN" w:eastAsia="en-IN"/>
-        </w:rPr>
-      </w:pPr>
-      <w:r>
-        <w:rPr>
-          <w:rStyle w:val="hljs-punctuation"/>
-          <w:rFonts w:ascii="Courier New" w:hAnsi="Courier New" w:cs="Courier New"/>
-          <w:sz w:val="20"/>
-          <w:szCs w:val="20"/>
-          <w:lang w:val="en-IN" w:eastAsia="en-IN"/>
-        </w:rPr>
-        <w:t xml:space="preserve">    "</w:t>
-      </w:r>
-      <w:proofErr w:type="spellStart"/>
-      <w:proofErr w:type="gramStart"/>
-      <w:r>
-        <w:rPr>
-          <w:rStyle w:val="hljs-punctuation"/>
-          <w:rFonts w:ascii="Courier New" w:hAnsi="Courier New" w:cs="Courier New"/>
-          <w:sz w:val="20"/>
-          <w:szCs w:val="20"/>
-          <w:lang w:val="en-IN" w:eastAsia="en-IN"/>
-        </w:rPr>
-        <w:t>user</w:t>
-      </w:r>
-      <w:proofErr w:type="gramEnd"/>
-      <w:r>
-        <w:rPr>
-          <w:rStyle w:val="hljs-punctuation"/>
-          <w:rFonts w:ascii="Courier New" w:hAnsi="Courier New" w:cs="Courier New"/>
-          <w:sz w:val="20"/>
-          <w:szCs w:val="20"/>
-          <w:lang w:val="en-IN" w:eastAsia="en-IN"/>
-        </w:rPr>
-        <w:t>_id</w:t>
-      </w:r>
-      <w:proofErr w:type="spellEnd"/>
-      <w:r>
-        <w:rPr>
-          <w:rStyle w:val="hljs-punctuation"/>
-          <w:rFonts w:ascii="Courier New" w:hAnsi="Courier New" w:cs="Courier New"/>
-          <w:sz w:val="20"/>
-          <w:szCs w:val="20"/>
-          <w:lang w:val="en-IN" w:eastAsia="en-IN"/>
-        </w:rPr>
-        <w:t>": "USR002",</w:t>
-      </w:r>
-    </w:p>
-    <w:p>
-      <w:pPr>
-        <w:pStyle w:val="BodyText"/>
-        <w:spacing w:before="10"/>
-        <w:rPr>
-          <w:rStyle w:val="hljs-punctuation"/>
-          <w:rFonts w:ascii="Courier New" w:hAnsi="Courier New" w:cs="Courier New"/>
-          <w:sz w:val="20"/>
-          <w:szCs w:val="20"/>
-          <w:lang w:val="en-IN" w:eastAsia="en-IN"/>
-        </w:rPr>
-      </w:pPr>
-      <w:r>
-        <w:rPr>
-          <w:rStyle w:val="hljs-punctuation"/>
-          <w:rFonts w:ascii="Courier New" w:hAnsi="Courier New" w:cs="Courier New"/>
-          <w:sz w:val="20"/>
-          <w:szCs w:val="20"/>
-          <w:lang w:val="en-IN" w:eastAsia="en-IN"/>
-        </w:rPr>
-        <w:t xml:space="preserve">    "username": "</w:t>
-      </w:r>
-      <w:proofErr w:type="spellStart"/>
-      <w:r>
-        <w:rPr>
-          <w:rStyle w:val="hljs-punctuation"/>
-          <w:rFonts w:ascii="Courier New" w:hAnsi="Courier New" w:cs="Courier New"/>
-          <w:sz w:val="20"/>
-          <w:szCs w:val="20"/>
-          <w:lang w:val="en-IN" w:eastAsia="en-IN"/>
-        </w:rPr>
-        <w:t>gowri</w:t>
-      </w:r>
-      <w:proofErr w:type="spellEnd"/>
-      <w:r>
-        <w:rPr>
-          <w:rStyle w:val="hljs-punctuation"/>
-          <w:rFonts w:ascii="Courier New" w:hAnsi="Courier New" w:cs="Courier New"/>
-          <w:sz w:val="20"/>
-          <w:szCs w:val="20"/>
-          <w:lang w:val="en-IN" w:eastAsia="en-IN"/>
-        </w:rPr>
-        <w:t>",</w:t>
+        <w:t xml:space="preserve">    "username": "gowri",</w:t>
       </w:r>
     </w:p>
     <w:p>
@@ -10270,38 +9285,7 @@
           <w:szCs w:val="20"/>
           <w:lang w:val="en-IN" w:eastAsia="en-IN"/>
         </w:rPr>
-        <w:t xml:space="preserve">    "</w:t>
-      </w:r>
-      <w:proofErr w:type="spellStart"/>
-      <w:proofErr w:type="gramStart"/>
-      <w:r>
-        <w:rPr>
-          <w:rFonts w:ascii="Courier New" w:hAnsi="Courier New" w:cs="Courier New"/>
-          <w:sz w:val="20"/>
-          <w:szCs w:val="20"/>
-          <w:lang w:val="en-IN" w:eastAsia="en-IN"/>
-        </w:rPr>
-        <w:t>admin</w:t>
-      </w:r>
-      <w:proofErr w:type="gramEnd"/>
-      <w:r>
-        <w:rPr>
-          <w:rFonts w:ascii="Courier New" w:hAnsi="Courier New" w:cs="Courier New"/>
-          <w:sz w:val="20"/>
-          <w:szCs w:val="20"/>
-          <w:lang w:val="en-IN" w:eastAsia="en-IN"/>
-        </w:rPr>
-        <w:t>_id</w:t>
-      </w:r>
-      <w:proofErr w:type="spellEnd"/>
-      <w:r>
-        <w:rPr>
-          <w:rFonts w:ascii="Courier New" w:hAnsi="Courier New" w:cs="Courier New"/>
-          <w:sz w:val="20"/>
-          <w:szCs w:val="20"/>
-          <w:lang w:val="en-IN" w:eastAsia="en-IN"/>
-        </w:rPr>
-        <w:t>": "ADM001",</w:t>
+        <w:t xml:space="preserve">    "admin_id": "ADM001",</w:t>
       </w:r>
     </w:p>
     <w:p>
@@ -10485,14 +9469,7 @@
           <w:sz w:val="28"/>
           <w:szCs w:val="28"/>
         </w:rPr>
-        <w:t xml:space="preserve">c. </w:t>
-      </w:r>
-      <w:r>
-        <w:rPr>
-          <w:sz w:val="28"/>
-          <w:szCs w:val="28"/>
-        </w:rPr>
-        <w:t>Events Module</w:t>
+        <w:t>c. Events Module</w:t>
       </w:r>
     </w:p>
     <w:p>
@@ -10504,7 +9481,6 @@
           <w:bCs w:val="0"/>
         </w:rPr>
       </w:pPr>
-      <w:proofErr w:type="gramStart"/>
       <w:r>
         <w:rPr>
           <w:rStyle w:val="Strong"/>
@@ -10527,16 +9503,7 @@
           <w:b w:val="0"/>
           <w:bCs w:val="0"/>
         </w:rPr>
-        <w:t>Create</w:t>
-      </w:r>
-      <w:proofErr w:type="gramEnd"/>
-      <w:r>
-        <w:rPr>
-          <w:rStyle w:val="Strong"/>
-          <w:b w:val="0"/>
-          <w:bCs w:val="0"/>
-        </w:rPr>
-        <w:t xml:space="preserve"> Event (Admin only)</w:t>
+        <w:t>Create Event (Admin only)</w:t>
       </w:r>
     </w:p>
     <w:p>
@@ -10615,38 +9582,7 @@
           <w:szCs w:val="20"/>
           <w:lang w:val="en-IN" w:eastAsia="en-IN"/>
         </w:rPr>
-        <w:t xml:space="preserve">  "</w:t>
-      </w:r>
-      <w:proofErr w:type="spellStart"/>
-      <w:proofErr w:type="gramStart"/>
-      <w:r>
-        <w:rPr>
-          <w:rFonts w:ascii="Courier New" w:hAnsi="Courier New" w:cs="Courier New"/>
-          <w:sz w:val="20"/>
-          <w:szCs w:val="20"/>
-          <w:lang w:val="en-IN" w:eastAsia="en-IN"/>
-        </w:rPr>
-        <w:t>event</w:t>
-      </w:r>
-      <w:proofErr w:type="gramEnd"/>
-      <w:r>
-        <w:rPr>
-          <w:rFonts w:ascii="Courier New" w:hAnsi="Courier New" w:cs="Courier New"/>
-          <w:sz w:val="20"/>
-          <w:szCs w:val="20"/>
-          <w:lang w:val="en-IN" w:eastAsia="en-IN"/>
-        </w:rPr>
-        <w:t>_id</w:t>
-      </w:r>
-      <w:proofErr w:type="spellEnd"/>
-      <w:r>
-        <w:rPr>
-          <w:rFonts w:ascii="Courier New" w:hAnsi="Courier New" w:cs="Courier New"/>
-          <w:sz w:val="20"/>
-          <w:szCs w:val="20"/>
-          <w:lang w:val="en-IN" w:eastAsia="en-IN"/>
-        </w:rPr>
-        <w:t>": "EVT010",</w:t>
+        <w:t xml:space="preserve">  "event_id": "EVT010",</w:t>
       </w:r>
     </w:p>
     <w:p>
@@ -10709,38 +9645,7 @@
           <w:szCs w:val="20"/>
           <w:lang w:val="en-IN" w:eastAsia="en-IN"/>
         </w:rPr>
-        <w:t xml:space="preserve">  "</w:t>
-      </w:r>
-      <w:proofErr w:type="spellStart"/>
-      <w:proofErr w:type="gramStart"/>
-      <w:r>
-        <w:rPr>
-          <w:rFonts w:ascii="Courier New" w:hAnsi="Courier New" w:cs="Courier New"/>
-          <w:sz w:val="20"/>
-          <w:szCs w:val="20"/>
-          <w:lang w:val="en-IN" w:eastAsia="en-IN"/>
-        </w:rPr>
-        <w:t>venue</w:t>
-      </w:r>
-      <w:proofErr w:type="gramEnd"/>
-      <w:r>
-        <w:rPr>
-          <w:rFonts w:ascii="Courier New" w:hAnsi="Courier New" w:cs="Courier New"/>
-          <w:sz w:val="20"/>
-          <w:szCs w:val="20"/>
-          <w:lang w:val="en-IN" w:eastAsia="en-IN"/>
-        </w:rPr>
-        <w:t>_id</w:t>
-      </w:r>
-      <w:proofErr w:type="spellEnd"/>
-      <w:r>
-        <w:rPr>
-          <w:rFonts w:ascii="Courier New" w:hAnsi="Courier New" w:cs="Courier New"/>
-          <w:sz w:val="20"/>
-          <w:szCs w:val="20"/>
-          <w:lang w:val="en-IN" w:eastAsia="en-IN"/>
-        </w:rPr>
-        <w:t>": "VEN010",</w:t>
+        <w:t xml:space="preserve">  "venue_id": "VEN010",</w:t>
       </w:r>
     </w:p>
     <w:p>
@@ -10761,38 +9666,7 @@
           <w:szCs w:val="20"/>
           <w:lang w:val="en-IN" w:eastAsia="en-IN"/>
         </w:rPr>
-        <w:t xml:space="preserve">  "</w:t>
-      </w:r>
-      <w:proofErr w:type="spellStart"/>
-      <w:proofErr w:type="gramStart"/>
-      <w:r>
-        <w:rPr>
-          <w:rFonts w:ascii="Courier New" w:hAnsi="Courier New" w:cs="Courier New"/>
-          <w:sz w:val="20"/>
-          <w:szCs w:val="20"/>
-          <w:lang w:val="en-IN" w:eastAsia="en-IN"/>
-        </w:rPr>
-        <w:t>total</w:t>
-      </w:r>
-      <w:proofErr w:type="gramEnd"/>
-      <w:r>
-        <w:rPr>
-          <w:rFonts w:ascii="Courier New" w:hAnsi="Courier New" w:cs="Courier New"/>
-          <w:sz w:val="20"/>
-          <w:szCs w:val="20"/>
-          <w:lang w:val="en-IN" w:eastAsia="en-IN"/>
-        </w:rPr>
-        <w:t>_seats</w:t>
-      </w:r>
-      <w:proofErr w:type="spellEnd"/>
-      <w:r>
-        <w:rPr>
-          <w:rFonts w:ascii="Courier New" w:hAnsi="Courier New" w:cs="Courier New"/>
-          <w:sz w:val="20"/>
-          <w:szCs w:val="20"/>
-          <w:lang w:val="en-IN" w:eastAsia="en-IN"/>
-        </w:rPr>
-        <w:t>": 400,</w:t>
+        <w:t xml:space="preserve">  "total_seats": 400,</w:t>
       </w:r>
     </w:p>
     <w:p>
@@ -10890,38 +9764,7 @@
           <w:szCs w:val="20"/>
           <w:lang w:val="en-IN" w:eastAsia="en-IN"/>
         </w:rPr>
-        <w:t xml:space="preserve">  "</w:t>
-      </w:r>
-      <w:proofErr w:type="spellStart"/>
-      <w:proofErr w:type="gramStart"/>
-      <w:r>
-        <w:rPr>
-          <w:rFonts w:ascii="Courier New" w:hAnsi="Courier New" w:cs="Courier New"/>
-          <w:sz w:val="20"/>
-          <w:szCs w:val="20"/>
-          <w:lang w:val="en-IN" w:eastAsia="en-IN"/>
-        </w:rPr>
-        <w:t>event</w:t>
-      </w:r>
-      <w:proofErr w:type="gramEnd"/>
-      <w:r>
-        <w:rPr>
-          <w:rFonts w:ascii="Courier New" w:hAnsi="Courier New" w:cs="Courier New"/>
-          <w:sz w:val="20"/>
-          <w:szCs w:val="20"/>
-          <w:lang w:val="en-IN" w:eastAsia="en-IN"/>
-        </w:rPr>
-        <w:t>_id</w:t>
-      </w:r>
-      <w:proofErr w:type="spellEnd"/>
-      <w:r>
-        <w:rPr>
-          <w:rFonts w:ascii="Courier New" w:hAnsi="Courier New" w:cs="Courier New"/>
-          <w:sz w:val="20"/>
-          <w:szCs w:val="20"/>
-          <w:lang w:val="en-IN" w:eastAsia="en-IN"/>
-        </w:rPr>
-        <w:t>": "EVT010",</w:t>
+        <w:t xml:space="preserve">  "event_id": "EVT010",</w:t>
       </w:r>
     </w:p>
     <w:p>
@@ -10963,38 +9806,7 @@
           <w:szCs w:val="20"/>
           <w:lang w:val="en-IN" w:eastAsia="en-IN"/>
         </w:rPr>
-        <w:t xml:space="preserve">  "</w:t>
-      </w:r>
-      <w:proofErr w:type="spellStart"/>
-      <w:proofErr w:type="gramStart"/>
-      <w:r>
-        <w:rPr>
-          <w:rFonts w:ascii="Courier New" w:hAnsi="Courier New" w:cs="Courier New"/>
-          <w:sz w:val="20"/>
-          <w:szCs w:val="20"/>
-          <w:lang w:val="en-IN" w:eastAsia="en-IN"/>
-        </w:rPr>
-        <w:t>venue</w:t>
-      </w:r>
-      <w:proofErr w:type="gramEnd"/>
-      <w:r>
-        <w:rPr>
-          <w:rFonts w:ascii="Courier New" w:hAnsi="Courier New" w:cs="Courier New"/>
-          <w:sz w:val="20"/>
-          <w:szCs w:val="20"/>
-          <w:lang w:val="en-IN" w:eastAsia="en-IN"/>
-        </w:rPr>
-        <w:t>_id</w:t>
-      </w:r>
-      <w:proofErr w:type="spellEnd"/>
-      <w:r>
-        <w:rPr>
-          <w:rFonts w:ascii="Courier New" w:hAnsi="Courier New" w:cs="Courier New"/>
-          <w:sz w:val="20"/>
-          <w:szCs w:val="20"/>
-          <w:lang w:val="en-IN" w:eastAsia="en-IN"/>
-        </w:rPr>
-        <w:t>": "VEN010",</w:t>
+        <w:t xml:space="preserve">  "venue_id": "VEN010",</w:t>
       </w:r>
     </w:p>
     <w:p>
@@ -11015,38 +9827,7 @@
           <w:szCs w:val="20"/>
           <w:lang w:val="en-IN" w:eastAsia="en-IN"/>
         </w:rPr>
-        <w:t xml:space="preserve">  "</w:t>
-      </w:r>
-      <w:proofErr w:type="spellStart"/>
-      <w:proofErr w:type="gramStart"/>
-      <w:r>
-        <w:rPr>
-          <w:rFonts w:ascii="Courier New" w:hAnsi="Courier New" w:cs="Courier New"/>
-          <w:sz w:val="20"/>
-          <w:szCs w:val="20"/>
-          <w:lang w:val="en-IN" w:eastAsia="en-IN"/>
-        </w:rPr>
-        <w:t>total</w:t>
-      </w:r>
-      <w:proofErr w:type="gramEnd"/>
-      <w:r>
-        <w:rPr>
-          <w:rFonts w:ascii="Courier New" w:hAnsi="Courier New" w:cs="Courier New"/>
-          <w:sz w:val="20"/>
-          <w:szCs w:val="20"/>
-          <w:lang w:val="en-IN" w:eastAsia="en-IN"/>
-        </w:rPr>
-        <w:t>_seats</w:t>
-      </w:r>
-      <w:proofErr w:type="spellEnd"/>
-      <w:r>
-        <w:rPr>
-          <w:rFonts w:ascii="Courier New" w:hAnsi="Courier New" w:cs="Courier New"/>
-          <w:sz w:val="20"/>
-          <w:szCs w:val="20"/>
-          <w:lang w:val="en-IN" w:eastAsia="en-IN"/>
-        </w:rPr>
-        <w:t>": 400,</w:t>
+        <w:t xml:space="preserve">  "total_seats": 400,</w:t>
       </w:r>
     </w:p>
     <w:p>
@@ -11067,38 +9848,7 @@
           <w:szCs w:val="20"/>
           <w:lang w:val="en-IN" w:eastAsia="en-IN"/>
         </w:rPr>
-        <w:t xml:space="preserve">  "</w:t>
-      </w:r>
-      <w:proofErr w:type="spellStart"/>
-      <w:proofErr w:type="gramStart"/>
-      <w:r>
-        <w:rPr>
-          <w:rFonts w:ascii="Courier New" w:hAnsi="Courier New" w:cs="Courier New"/>
-          <w:sz w:val="20"/>
-          <w:szCs w:val="20"/>
-          <w:lang w:val="en-IN" w:eastAsia="en-IN"/>
-        </w:rPr>
-        <w:t>booked</w:t>
-      </w:r>
-      <w:proofErr w:type="gramEnd"/>
-      <w:r>
-        <w:rPr>
-          <w:rFonts w:ascii="Courier New" w:hAnsi="Courier New" w:cs="Courier New"/>
-          <w:sz w:val="20"/>
-          <w:szCs w:val="20"/>
-          <w:lang w:val="en-IN" w:eastAsia="en-IN"/>
-        </w:rPr>
-        <w:t>_seats</w:t>
-      </w:r>
-      <w:proofErr w:type="spellEnd"/>
-      <w:r>
-        <w:rPr>
-          <w:rFonts w:ascii="Courier New" w:hAnsi="Courier New" w:cs="Courier New"/>
-          <w:sz w:val="20"/>
-          <w:szCs w:val="20"/>
-          <w:lang w:val="en-IN" w:eastAsia="en-IN"/>
-        </w:rPr>
-        <w:t>": [],</w:t>
+        <w:t xml:space="preserve">  "booked_seats": [],</w:t>
       </w:r>
     </w:p>
     <w:p>
@@ -11140,38 +9890,7 @@
           <w:szCs w:val="20"/>
           <w:lang w:val="en-IN" w:eastAsia="en-IN"/>
         </w:rPr>
-        <w:t xml:space="preserve">  "</w:t>
-      </w:r>
-      <w:proofErr w:type="spellStart"/>
-      <w:proofErr w:type="gramStart"/>
-      <w:r>
-        <w:rPr>
-          <w:rFonts w:ascii="Courier New" w:hAnsi="Courier New" w:cs="Courier New"/>
-          <w:sz w:val="20"/>
-          <w:szCs w:val="20"/>
-          <w:lang w:val="en-IN" w:eastAsia="en-IN"/>
-        </w:rPr>
-        <w:t>is</w:t>
-      </w:r>
-      <w:proofErr w:type="gramEnd"/>
-      <w:r>
-        <w:rPr>
-          <w:rFonts w:ascii="Courier New" w:hAnsi="Courier New" w:cs="Courier New"/>
-          <w:sz w:val="20"/>
-          <w:szCs w:val="20"/>
-          <w:lang w:val="en-IN" w:eastAsia="en-IN"/>
-        </w:rPr>
-        <w:t>_approved</w:t>
-      </w:r>
-      <w:proofErr w:type="spellEnd"/>
-      <w:r>
-        <w:rPr>
-          <w:rFonts w:ascii="Courier New" w:hAnsi="Courier New" w:cs="Courier New"/>
-          <w:sz w:val="20"/>
-          <w:szCs w:val="20"/>
-          <w:lang w:val="en-IN" w:eastAsia="en-IN"/>
-        </w:rPr>
-        <w:t>": false,</w:t>
+        <w:t xml:space="preserve">  "is_approved": false,</w:t>
       </w:r>
     </w:p>
     <w:p>
@@ -11192,38 +9911,7 @@
           <w:szCs w:val="20"/>
           <w:lang w:val="en-IN" w:eastAsia="en-IN"/>
         </w:rPr>
-        <w:t xml:space="preserve">  "</w:t>
-      </w:r>
-      <w:proofErr w:type="spellStart"/>
-      <w:proofErr w:type="gramStart"/>
-      <w:r>
-        <w:rPr>
-          <w:rFonts w:ascii="Courier New" w:hAnsi="Courier New" w:cs="Courier New"/>
-          <w:sz w:val="20"/>
-          <w:szCs w:val="20"/>
-          <w:lang w:val="en-IN" w:eastAsia="en-IN"/>
-        </w:rPr>
-        <w:t>available</w:t>
-      </w:r>
-      <w:proofErr w:type="gramEnd"/>
-      <w:r>
-        <w:rPr>
-          <w:rFonts w:ascii="Courier New" w:hAnsi="Courier New" w:cs="Courier New"/>
-          <w:sz w:val="20"/>
-          <w:szCs w:val="20"/>
-          <w:lang w:val="en-IN" w:eastAsia="en-IN"/>
-        </w:rPr>
-        <w:t>_seats</w:t>
-      </w:r>
-      <w:proofErr w:type="spellEnd"/>
-      <w:r>
-        <w:rPr>
-          <w:rFonts w:ascii="Courier New" w:hAnsi="Courier New" w:cs="Courier New"/>
-          <w:sz w:val="20"/>
-          <w:szCs w:val="20"/>
-          <w:lang w:val="en-IN" w:eastAsia="en-IN"/>
-        </w:rPr>
-        <w:t>": 400</w:t>
+        <w:t xml:space="preserve">  "available_seats": 400</w:t>
       </w:r>
     </w:p>
     <w:p>
@@ -11355,27 +10043,7 @@
           <w:szCs w:val="20"/>
           <w:lang w:val="en-IN" w:eastAsia="en-IN"/>
         </w:rPr>
-        <w:t>GET /events/{</w:t>
-      </w:r>
-      <w:proofErr w:type="spellStart"/>
-      <w:r>
-        <w:rPr>
-          <w:rFonts w:ascii="Courier New" w:hAnsi="Courier New" w:cs="Courier New"/>
-          <w:sz w:val="20"/>
-          <w:szCs w:val="20"/>
-          <w:lang w:val="en-IN" w:eastAsia="en-IN"/>
-        </w:rPr>
-        <w:t>event_id</w:t>
-      </w:r>
-      <w:proofErr w:type="spellEnd"/>
-      <w:r>
-        <w:rPr>
-          <w:rFonts w:ascii="Courier New" w:hAnsi="Courier New" w:cs="Courier New"/>
-          <w:sz w:val="20"/>
-          <w:szCs w:val="20"/>
-          <w:lang w:val="en-IN" w:eastAsia="en-IN"/>
-        </w:rPr>
-        <w:t>}</w:t>
+        <w:t>GET /events/{event_id}</w:t>
       </w:r>
       <w:r>
         <w:rPr>
@@ -11433,38 +10101,7 @@
           <w:szCs w:val="20"/>
           <w:lang w:val="en-IN" w:eastAsia="en-IN"/>
         </w:rPr>
-        <w:t xml:space="preserve">  "</w:t>
-      </w:r>
-      <w:proofErr w:type="spellStart"/>
-      <w:proofErr w:type="gramStart"/>
-      <w:r>
-        <w:rPr>
-          <w:rFonts w:ascii="Courier New" w:hAnsi="Courier New" w:cs="Courier New"/>
-          <w:sz w:val="20"/>
-          <w:szCs w:val="20"/>
-          <w:lang w:val="en-IN" w:eastAsia="en-IN"/>
-        </w:rPr>
-        <w:t>event</w:t>
-      </w:r>
-      <w:proofErr w:type="gramEnd"/>
-      <w:r>
-        <w:rPr>
-          <w:rFonts w:ascii="Courier New" w:hAnsi="Courier New" w:cs="Courier New"/>
-          <w:sz w:val="20"/>
-          <w:szCs w:val="20"/>
-          <w:lang w:val="en-IN" w:eastAsia="en-IN"/>
-        </w:rPr>
-        <w:t>_id</w:t>
-      </w:r>
-      <w:proofErr w:type="spellEnd"/>
-      <w:r>
-        <w:rPr>
-          <w:rFonts w:ascii="Courier New" w:hAnsi="Courier New" w:cs="Courier New"/>
-          <w:sz w:val="20"/>
-          <w:szCs w:val="20"/>
-          <w:lang w:val="en-IN" w:eastAsia="en-IN"/>
-        </w:rPr>
-        <w:t>": "EVT010",</w:t>
+        <w:t xml:space="preserve">  "event_id": "EVT010",</w:t>
       </w:r>
     </w:p>
     <w:p>
@@ -11506,38 +10143,7 @@
           <w:szCs w:val="20"/>
           <w:lang w:val="en-IN" w:eastAsia="en-IN"/>
         </w:rPr>
-        <w:t xml:space="preserve">  "</w:t>
-      </w:r>
-      <w:proofErr w:type="spellStart"/>
-      <w:proofErr w:type="gramStart"/>
-      <w:r>
-        <w:rPr>
-          <w:rFonts w:ascii="Courier New" w:hAnsi="Courier New" w:cs="Courier New"/>
-          <w:sz w:val="20"/>
-          <w:szCs w:val="20"/>
-          <w:lang w:val="en-IN" w:eastAsia="en-IN"/>
-        </w:rPr>
-        <w:t>venue</w:t>
-      </w:r>
-      <w:proofErr w:type="gramEnd"/>
-      <w:r>
-        <w:rPr>
-          <w:rFonts w:ascii="Courier New" w:hAnsi="Courier New" w:cs="Courier New"/>
-          <w:sz w:val="20"/>
-          <w:szCs w:val="20"/>
-          <w:lang w:val="en-IN" w:eastAsia="en-IN"/>
-        </w:rPr>
-        <w:t>_id</w:t>
-      </w:r>
-      <w:proofErr w:type="spellEnd"/>
-      <w:r>
-        <w:rPr>
-          <w:rFonts w:ascii="Courier New" w:hAnsi="Courier New" w:cs="Courier New"/>
-          <w:sz w:val="20"/>
-          <w:szCs w:val="20"/>
-          <w:lang w:val="en-IN" w:eastAsia="en-IN"/>
-        </w:rPr>
-        <w:t>": "VEN010",</w:t>
+        <w:t xml:space="preserve">  "venue_id": "VEN010",</w:t>
       </w:r>
     </w:p>
     <w:p>
@@ -11558,38 +10164,7 @@
           <w:szCs w:val="20"/>
           <w:lang w:val="en-IN" w:eastAsia="en-IN"/>
         </w:rPr>
-        <w:t xml:space="preserve">  "</w:t>
-      </w:r>
-      <w:proofErr w:type="spellStart"/>
-      <w:proofErr w:type="gramStart"/>
-      <w:r>
-        <w:rPr>
-          <w:rFonts w:ascii="Courier New" w:hAnsi="Courier New" w:cs="Courier New"/>
-          <w:sz w:val="20"/>
-          <w:szCs w:val="20"/>
-          <w:lang w:val="en-IN" w:eastAsia="en-IN"/>
-        </w:rPr>
-        <w:t>total</w:t>
-      </w:r>
-      <w:proofErr w:type="gramEnd"/>
-      <w:r>
-        <w:rPr>
-          <w:rFonts w:ascii="Courier New" w:hAnsi="Courier New" w:cs="Courier New"/>
-          <w:sz w:val="20"/>
-          <w:szCs w:val="20"/>
-          <w:lang w:val="en-IN" w:eastAsia="en-IN"/>
-        </w:rPr>
-        <w:t>_seats</w:t>
-      </w:r>
-      <w:proofErr w:type="spellEnd"/>
-      <w:r>
-        <w:rPr>
-          <w:rFonts w:ascii="Courier New" w:hAnsi="Courier New" w:cs="Courier New"/>
-          <w:sz w:val="20"/>
-          <w:szCs w:val="20"/>
-          <w:lang w:val="en-IN" w:eastAsia="en-IN"/>
-        </w:rPr>
-        <w:t>": 400,</w:t>
+        <w:t xml:space="preserve">  "total_seats": 400,</w:t>
       </w:r>
     </w:p>
     <w:p>
@@ -11610,38 +10185,7 @@
           <w:szCs w:val="20"/>
           <w:lang w:val="en-IN" w:eastAsia="en-IN"/>
         </w:rPr>
-        <w:t xml:space="preserve">  "</w:t>
-      </w:r>
-      <w:proofErr w:type="spellStart"/>
-      <w:proofErr w:type="gramStart"/>
-      <w:r>
-        <w:rPr>
-          <w:rFonts w:ascii="Courier New" w:hAnsi="Courier New" w:cs="Courier New"/>
-          <w:sz w:val="20"/>
-          <w:szCs w:val="20"/>
-          <w:lang w:val="en-IN" w:eastAsia="en-IN"/>
-        </w:rPr>
-        <w:t>booked</w:t>
-      </w:r>
-      <w:proofErr w:type="gramEnd"/>
-      <w:r>
-        <w:rPr>
-          <w:rFonts w:ascii="Courier New" w:hAnsi="Courier New" w:cs="Courier New"/>
-          <w:sz w:val="20"/>
-          <w:szCs w:val="20"/>
-          <w:lang w:val="en-IN" w:eastAsia="en-IN"/>
-        </w:rPr>
-        <w:t>_seats</w:t>
-      </w:r>
-      <w:proofErr w:type="spellEnd"/>
-      <w:r>
-        <w:rPr>
-          <w:rFonts w:ascii="Courier New" w:hAnsi="Courier New" w:cs="Courier New"/>
-          <w:sz w:val="20"/>
-          <w:szCs w:val="20"/>
-          <w:lang w:val="en-IN" w:eastAsia="en-IN"/>
-        </w:rPr>
-        <w:t>": [1, 2, 3],</w:t>
+        <w:t xml:space="preserve">  "booked_seats": [1, 2, 3],</w:t>
       </w:r>
     </w:p>
     <w:p>
@@ -11662,38 +10206,7 @@
           <w:szCs w:val="20"/>
           <w:lang w:val="en-IN" w:eastAsia="en-IN"/>
         </w:rPr>
-        <w:t xml:space="preserve">  "</w:t>
-      </w:r>
-      <w:proofErr w:type="spellStart"/>
-      <w:proofErr w:type="gramStart"/>
-      <w:r>
-        <w:rPr>
-          <w:rFonts w:ascii="Courier New" w:hAnsi="Courier New" w:cs="Courier New"/>
-          <w:sz w:val="20"/>
-          <w:szCs w:val="20"/>
-          <w:lang w:val="en-IN" w:eastAsia="en-IN"/>
-        </w:rPr>
-        <w:t>available</w:t>
-      </w:r>
-      <w:proofErr w:type="gramEnd"/>
-      <w:r>
-        <w:rPr>
-          <w:rFonts w:ascii="Courier New" w:hAnsi="Courier New" w:cs="Courier New"/>
-          <w:sz w:val="20"/>
-          <w:szCs w:val="20"/>
-          <w:lang w:val="en-IN" w:eastAsia="en-IN"/>
-        </w:rPr>
-        <w:t>_seats</w:t>
-      </w:r>
-      <w:proofErr w:type="spellEnd"/>
-      <w:r>
-        <w:rPr>
-          <w:rFonts w:ascii="Courier New" w:hAnsi="Courier New" w:cs="Courier New"/>
-          <w:sz w:val="20"/>
-          <w:szCs w:val="20"/>
-          <w:lang w:val="en-IN" w:eastAsia="en-IN"/>
-        </w:rPr>
-        <w:t>": 397,</w:t>
+        <w:t xml:space="preserve">  "available_seats": 397,</w:t>
       </w:r>
     </w:p>
     <w:p>
@@ -11735,38 +10248,7 @@
           <w:szCs w:val="20"/>
           <w:lang w:val="en-IN" w:eastAsia="en-IN"/>
         </w:rPr>
-        <w:t xml:space="preserve">  "</w:t>
-      </w:r>
-      <w:proofErr w:type="spellStart"/>
-      <w:proofErr w:type="gramStart"/>
-      <w:r>
-        <w:rPr>
-          <w:rFonts w:ascii="Courier New" w:hAnsi="Courier New" w:cs="Courier New"/>
-          <w:sz w:val="20"/>
-          <w:szCs w:val="20"/>
-          <w:lang w:val="en-IN" w:eastAsia="en-IN"/>
-        </w:rPr>
-        <w:t>is</w:t>
-      </w:r>
-      <w:proofErr w:type="gramEnd"/>
-      <w:r>
-        <w:rPr>
-          <w:rFonts w:ascii="Courier New" w:hAnsi="Courier New" w:cs="Courier New"/>
-          <w:sz w:val="20"/>
-          <w:szCs w:val="20"/>
-          <w:lang w:val="en-IN" w:eastAsia="en-IN"/>
-        </w:rPr>
-        <w:t>_approved</w:t>
-      </w:r>
-      <w:proofErr w:type="spellEnd"/>
-      <w:r>
-        <w:rPr>
-          <w:rFonts w:ascii="Courier New" w:hAnsi="Courier New" w:cs="Courier New"/>
-          <w:sz w:val="20"/>
-          <w:szCs w:val="20"/>
-          <w:lang w:val="en-IN" w:eastAsia="en-IN"/>
-        </w:rPr>
-        <w:t>": true</w:t>
+        <w:t xml:space="preserve">  "is_approved": true</w:t>
       </w:r>
     </w:p>
     <w:p>
@@ -11820,13 +10302,7 @@
         <w:rPr>
           <w:rStyle w:val="Strong"/>
         </w:rPr>
-        <w:t>.</w:t>
-      </w:r>
-      <w:r>
-        <w:rPr>
-          <w:rStyle w:val="Strong"/>
-        </w:rPr>
-        <w:t>Get All Events</w:t>
+        <w:t>.Get All Events</w:t>
       </w:r>
     </w:p>
     <w:p>
@@ -11928,35 +10404,43 @@
           <w:sz w:val="20"/>
           <w:lang w:val="en-IN"/>
         </w:rPr>
-        <w:t xml:space="preserve">    "</w:t>
-      </w:r>
-      <w:proofErr w:type="spellStart"/>
-      <w:proofErr w:type="gramStart"/>
-      <w:r>
+        <w:t xml:space="preserve">    "event_id": "EVT001",</w:t>
+      </w:r>
+    </w:p>
+    <w:p>
+      <w:pPr>
+        <w:ind w:right="1080"/>
         <w:rPr>
           <w:rFonts w:ascii="Courier New"/>
           <w:sz w:val="20"/>
           <w:lang w:val="en-IN"/>
         </w:rPr>
-        <w:t>event</w:t>
-      </w:r>
-      <w:proofErr w:type="gramEnd"/>
+      </w:pPr>
       <w:r>
         <w:rPr>
           <w:rFonts w:ascii="Courier New"/>
           <w:sz w:val="20"/>
           <w:lang w:val="en-IN"/>
         </w:rPr>
-        <w:t>_id</w:t>
-      </w:r>
-      <w:proofErr w:type="spellEnd"/>
-      <w:r>
+        <w:t xml:space="preserve">    "title": "Python Bootcamp",</w:t>
+      </w:r>
+    </w:p>
+    <w:p>
+      <w:pPr>
+        <w:ind w:right="1080"/>
         <w:rPr>
           <w:rFonts w:ascii="Courier New"/>
           <w:sz w:val="20"/>
           <w:lang w:val="en-IN"/>
         </w:rPr>
-        <w:t>": "EVT001",</w:t>
+      </w:pPr>
+      <w:r>
+        <w:rPr>
+          <w:rFonts w:ascii="Courier New"/>
+          <w:sz w:val="20"/>
+          <w:lang w:val="en-IN"/>
+        </w:rPr>
+        <w:t xml:space="preserve">    "venue_id": "VEN001",</w:t>
       </w:r>
     </w:p>
     <w:p>
@@ -11974,7 +10458,7 @@
           <w:sz w:val="20"/>
           <w:lang w:val="en-IN"/>
         </w:rPr>
-        <w:t xml:space="preserve">    "title": "Python Bootcamp",</w:t>
+        <w:t xml:space="preserve">    "total_seats": 100,</w:t>
       </w:r>
     </w:p>
     <w:p>
@@ -11992,35 +10476,43 @@
           <w:sz w:val="20"/>
           <w:lang w:val="en-IN"/>
         </w:rPr>
-        <w:t xml:space="preserve">    "</w:t>
-      </w:r>
-      <w:proofErr w:type="spellStart"/>
-      <w:proofErr w:type="gramStart"/>
-      <w:r>
+        <w:t xml:space="preserve">    "available_seats": 97,</w:t>
+      </w:r>
+    </w:p>
+    <w:p>
+      <w:pPr>
+        <w:ind w:right="1080"/>
         <w:rPr>
           <w:rFonts w:ascii="Courier New"/>
           <w:sz w:val="20"/>
           <w:lang w:val="en-IN"/>
         </w:rPr>
-        <w:t>venue</w:t>
-      </w:r>
-      <w:proofErr w:type="gramEnd"/>
+      </w:pPr>
       <w:r>
         <w:rPr>
           <w:rFonts w:ascii="Courier New"/>
           <w:sz w:val="20"/>
           <w:lang w:val="en-IN"/>
         </w:rPr>
-        <w:t>_id</w:t>
-      </w:r>
-      <w:proofErr w:type="spellEnd"/>
-      <w:r>
+        <w:t xml:space="preserve">    "city": "Hyderabad"</w:t>
+      </w:r>
+    </w:p>
+    <w:p>
+      <w:pPr>
+        <w:ind w:right="1080"/>
         <w:rPr>
           <w:rFonts w:ascii="Courier New"/>
           <w:sz w:val="20"/>
           <w:lang w:val="en-IN"/>
         </w:rPr>
-        <w:t>": "VEN001",</w:t>
+      </w:pPr>
+      <w:r>
+        <w:rPr>
+          <w:rFonts w:ascii="Courier New"/>
+          <w:sz w:val="20"/>
+          <w:lang w:val="en-IN"/>
+        </w:rPr>
+        <w:t xml:space="preserve">  },</w:t>
       </w:r>
     </w:p>
     <w:p>
@@ -12038,35 +10530,43 @@
           <w:sz w:val="20"/>
           <w:lang w:val="en-IN"/>
         </w:rPr>
-        <w:t xml:space="preserve">    "</w:t>
-      </w:r>
-      <w:proofErr w:type="spellStart"/>
-      <w:proofErr w:type="gramStart"/>
-      <w:r>
+        <w:t xml:space="preserve">  {</w:t>
+      </w:r>
+    </w:p>
+    <w:p>
+      <w:pPr>
+        <w:ind w:right="1080"/>
         <w:rPr>
           <w:rFonts w:ascii="Courier New"/>
           <w:sz w:val="20"/>
           <w:lang w:val="en-IN"/>
         </w:rPr>
-        <w:t>total</w:t>
-      </w:r>
-      <w:proofErr w:type="gramEnd"/>
+      </w:pPr>
       <w:r>
         <w:rPr>
           <w:rFonts w:ascii="Courier New"/>
           <w:sz w:val="20"/>
           <w:lang w:val="en-IN"/>
         </w:rPr>
-        <w:t>_seats</w:t>
-      </w:r>
-      <w:proofErr w:type="spellEnd"/>
-      <w:r>
+        <w:t xml:space="preserve">    "event_id": "EVT002",</w:t>
+      </w:r>
+    </w:p>
+    <w:p>
+      <w:pPr>
+        <w:ind w:right="1080"/>
         <w:rPr>
           <w:rFonts w:ascii="Courier New"/>
           <w:sz w:val="20"/>
           <w:lang w:val="en-IN"/>
         </w:rPr>
-        <w:t>": 100,</w:t>
+      </w:pPr>
+      <w:r>
+        <w:rPr>
+          <w:rFonts w:ascii="Courier New"/>
+          <w:sz w:val="20"/>
+          <w:lang w:val="en-IN"/>
+        </w:rPr>
+        <w:t xml:space="preserve">    "title": "AI Workshop",</w:t>
       </w:r>
     </w:p>
     <w:p>
@@ -12084,291 +10584,43 @@
           <w:sz w:val="20"/>
           <w:lang w:val="en-IN"/>
         </w:rPr>
-        <w:t xml:space="preserve">    "</w:t>
-      </w:r>
-      <w:proofErr w:type="spellStart"/>
-      <w:proofErr w:type="gramStart"/>
-      <w:r>
+        <w:t xml:space="preserve">    "venue_id": "VEN002",</w:t>
+      </w:r>
+    </w:p>
+    <w:p>
+      <w:pPr>
+        <w:ind w:right="1080"/>
         <w:rPr>
           <w:rFonts w:ascii="Courier New"/>
           <w:sz w:val="20"/>
           <w:lang w:val="en-IN"/>
         </w:rPr>
-        <w:t>available</w:t>
-      </w:r>
-      <w:proofErr w:type="gramEnd"/>
+      </w:pPr>
       <w:r>
         <w:rPr>
           <w:rFonts w:ascii="Courier New"/>
           <w:sz w:val="20"/>
           <w:lang w:val="en-IN"/>
         </w:rPr>
-        <w:t>_seats</w:t>
-      </w:r>
-      <w:proofErr w:type="spellEnd"/>
-      <w:r>
+        <w:t xml:space="preserve">    "total_seats": 80,</w:t>
+      </w:r>
+    </w:p>
+    <w:p>
+      <w:pPr>
+        <w:ind w:right="1080"/>
         <w:rPr>
           <w:rFonts w:ascii="Courier New"/>
           <w:sz w:val="20"/>
           <w:lang w:val="en-IN"/>
         </w:rPr>
-        <w:t>": 97,</w:t>
-      </w:r>
-    </w:p>
-    <w:p>
-      <w:pPr>
-        <w:ind w:right="1080"/>
+      </w:pPr>
+      <w:r>
         <w:rPr>
           <w:rFonts w:ascii="Courier New"/>
           <w:sz w:val="20"/>
           <w:lang w:val="en-IN"/>
         </w:rPr>
-      </w:pPr>
-      <w:r>
-        <w:rPr>
-          <w:rFonts w:ascii="Courier New"/>
-          <w:sz w:val="20"/>
-          <w:lang w:val="en-IN"/>
-        </w:rPr>
-        <w:t xml:space="preserve">    "city": "Hyderabad"</w:t>
-      </w:r>
-    </w:p>
-    <w:p>
-      <w:pPr>
-        <w:ind w:right="1080"/>
-        <w:rPr>
-          <w:rFonts w:ascii="Courier New"/>
-          <w:sz w:val="20"/>
-          <w:lang w:val="en-IN"/>
-        </w:rPr>
-      </w:pPr>
-      <w:r>
-        <w:rPr>
-          <w:rFonts w:ascii="Courier New"/>
-          <w:sz w:val="20"/>
-          <w:lang w:val="en-IN"/>
-        </w:rPr>
-        <w:t xml:space="preserve">  },</w:t>
-      </w:r>
-    </w:p>
-    <w:p>
-      <w:pPr>
-        <w:ind w:right="1080"/>
-        <w:rPr>
-          <w:rFonts w:ascii="Courier New"/>
-          <w:sz w:val="20"/>
-          <w:lang w:val="en-IN"/>
-        </w:rPr>
-      </w:pPr>
-      <w:r>
-        <w:rPr>
-          <w:rFonts w:ascii="Courier New"/>
-          <w:sz w:val="20"/>
-          <w:lang w:val="en-IN"/>
-        </w:rPr>
-        <w:t xml:space="preserve">  {</w:t>
-      </w:r>
-    </w:p>
-    <w:p>
-      <w:pPr>
-        <w:ind w:right="1080"/>
-        <w:rPr>
-          <w:rFonts w:ascii="Courier New"/>
-          <w:sz w:val="20"/>
-          <w:lang w:val="en-IN"/>
-        </w:rPr>
-      </w:pPr>
-      <w:r>
-        <w:rPr>
-          <w:rFonts w:ascii="Courier New"/>
-          <w:sz w:val="20"/>
-          <w:lang w:val="en-IN"/>
-        </w:rPr>
-        <w:t xml:space="preserve">    "</w:t>
-      </w:r>
-      <w:proofErr w:type="spellStart"/>
-      <w:proofErr w:type="gramStart"/>
-      <w:r>
-        <w:rPr>
-          <w:rFonts w:ascii="Courier New"/>
-          <w:sz w:val="20"/>
-          <w:lang w:val="en-IN"/>
-        </w:rPr>
-        <w:t>event</w:t>
-      </w:r>
-      <w:proofErr w:type="gramEnd"/>
-      <w:r>
-        <w:rPr>
-          <w:rFonts w:ascii="Courier New"/>
-          <w:sz w:val="20"/>
-          <w:lang w:val="en-IN"/>
-        </w:rPr>
-        <w:t>_id</w:t>
-      </w:r>
-      <w:proofErr w:type="spellEnd"/>
-      <w:r>
-        <w:rPr>
-          <w:rFonts w:ascii="Courier New"/>
-          <w:sz w:val="20"/>
-          <w:lang w:val="en-IN"/>
-        </w:rPr>
-        <w:t>": "EVT002",</w:t>
-      </w:r>
-    </w:p>
-    <w:p>
-      <w:pPr>
-        <w:ind w:right="1080"/>
-        <w:rPr>
-          <w:rFonts w:ascii="Courier New"/>
-          <w:sz w:val="20"/>
-          <w:lang w:val="en-IN"/>
-        </w:rPr>
-      </w:pPr>
-      <w:r>
-        <w:rPr>
-          <w:rFonts w:ascii="Courier New"/>
-          <w:sz w:val="20"/>
-          <w:lang w:val="en-IN"/>
-        </w:rPr>
-        <w:t xml:space="preserve">    "title": "AI Workshop",</w:t>
-      </w:r>
-    </w:p>
-    <w:p>
-      <w:pPr>
-        <w:ind w:right="1080"/>
-        <w:rPr>
-          <w:rFonts w:ascii="Courier New"/>
-          <w:sz w:val="20"/>
-          <w:lang w:val="en-IN"/>
-        </w:rPr>
-      </w:pPr>
-      <w:r>
-        <w:rPr>
-          <w:rFonts w:ascii="Courier New"/>
-          <w:sz w:val="20"/>
-          <w:lang w:val="en-IN"/>
-        </w:rPr>
-        <w:t xml:space="preserve">    "</w:t>
-      </w:r>
-      <w:proofErr w:type="spellStart"/>
-      <w:proofErr w:type="gramStart"/>
-      <w:r>
-        <w:rPr>
-          <w:rFonts w:ascii="Courier New"/>
-          <w:sz w:val="20"/>
-          <w:lang w:val="en-IN"/>
-        </w:rPr>
-        <w:t>venue</w:t>
-      </w:r>
-      <w:proofErr w:type="gramEnd"/>
-      <w:r>
-        <w:rPr>
-          <w:rFonts w:ascii="Courier New"/>
-          <w:sz w:val="20"/>
-          <w:lang w:val="en-IN"/>
-        </w:rPr>
-        <w:t>_id</w:t>
-      </w:r>
-      <w:proofErr w:type="spellEnd"/>
-      <w:r>
-        <w:rPr>
-          <w:rFonts w:ascii="Courier New"/>
-          <w:sz w:val="20"/>
-          <w:lang w:val="en-IN"/>
-        </w:rPr>
-        <w:t>": "VEN002",</w:t>
-      </w:r>
-    </w:p>
-    <w:p>
-      <w:pPr>
-        <w:ind w:right="1080"/>
-        <w:rPr>
-          <w:rFonts w:ascii="Courier New"/>
-          <w:sz w:val="20"/>
-          <w:lang w:val="en-IN"/>
-        </w:rPr>
-      </w:pPr>
-      <w:r>
-        <w:rPr>
-          <w:rFonts w:ascii="Courier New"/>
-          <w:sz w:val="20"/>
-          <w:lang w:val="en-IN"/>
-        </w:rPr>
-        <w:t xml:space="preserve">    "</w:t>
-      </w:r>
-      <w:proofErr w:type="spellStart"/>
-      <w:proofErr w:type="gramStart"/>
-      <w:r>
-        <w:rPr>
-          <w:rFonts w:ascii="Courier New"/>
-          <w:sz w:val="20"/>
-          <w:lang w:val="en-IN"/>
-        </w:rPr>
-        <w:t>total</w:t>
-      </w:r>
-      <w:proofErr w:type="gramEnd"/>
-      <w:r>
-        <w:rPr>
-          <w:rFonts w:ascii="Courier New"/>
-          <w:sz w:val="20"/>
-          <w:lang w:val="en-IN"/>
-        </w:rPr>
-        <w:t>_seats</w:t>
-      </w:r>
-      <w:proofErr w:type="spellEnd"/>
-      <w:r>
-        <w:rPr>
-          <w:rFonts w:ascii="Courier New"/>
-          <w:sz w:val="20"/>
-          <w:lang w:val="en-IN"/>
-        </w:rPr>
-        <w:t>": 80,</w:t>
-      </w:r>
-    </w:p>
-    <w:p>
-      <w:pPr>
-        <w:ind w:right="1080"/>
-        <w:rPr>
-          <w:rFonts w:ascii="Courier New"/>
-          <w:sz w:val="20"/>
-          <w:lang w:val="en-IN"/>
-        </w:rPr>
-      </w:pPr>
-      <w:r>
-        <w:rPr>
-          <w:rFonts w:ascii="Courier New"/>
-          <w:sz w:val="20"/>
-          <w:lang w:val="en-IN"/>
-        </w:rPr>
-        <w:t xml:space="preserve">    "</w:t>
-      </w:r>
-      <w:proofErr w:type="spellStart"/>
-      <w:proofErr w:type="gramStart"/>
-      <w:r>
-        <w:rPr>
-          <w:rFonts w:ascii="Courier New"/>
-          <w:sz w:val="20"/>
-          <w:lang w:val="en-IN"/>
-        </w:rPr>
-        <w:t>available</w:t>
-      </w:r>
-      <w:proofErr w:type="gramEnd"/>
-      <w:r>
-        <w:rPr>
-          <w:rFonts w:ascii="Courier New"/>
-          <w:sz w:val="20"/>
-          <w:lang w:val="en-IN"/>
-        </w:rPr>
-        <w:t>_seats</w:t>
-      </w:r>
-      <w:proofErr w:type="spellEnd"/>
-      <w:r>
-        <w:rPr>
-          <w:rFonts w:ascii="Courier New"/>
-          <w:sz w:val="20"/>
-          <w:lang w:val="en-IN"/>
-        </w:rPr>
-        <w:t>": 78,</w:t>
+        <w:t xml:space="preserve">    "available_seats": 78,</w:t>
       </w:r>
     </w:p>
     <w:p>
@@ -12437,28 +10689,12 @@
           <w:szCs w:val="28"/>
         </w:rPr>
       </w:pPr>
-      <w:proofErr w:type="spellStart"/>
       <w:r>
         <w:rPr>
           <w:sz w:val="28"/>
           <w:szCs w:val="28"/>
         </w:rPr>
-        <w:t>d.</w:t>
-      </w:r>
-      <w:r>
-        <w:rPr>
-          <w:sz w:val="28"/>
-          <w:szCs w:val="28"/>
-        </w:rPr>
-        <w:t>Venues</w:t>
-      </w:r>
-      <w:proofErr w:type="spellEnd"/>
-      <w:r>
-        <w:rPr>
-          <w:sz w:val="28"/>
-          <w:szCs w:val="28"/>
-        </w:rPr>
-        <w:t xml:space="preserve"> Module</w:t>
+        <w:t>d.Venues Module</w:t>
       </w:r>
     </w:p>
     <w:p>
@@ -12548,35 +10784,43 @@
           <w:sz w:val="20"/>
           <w:lang w:val="en-IN"/>
         </w:rPr>
-        <w:t xml:space="preserve">  "</w:t>
-      </w:r>
-      <w:proofErr w:type="spellStart"/>
-      <w:proofErr w:type="gramStart"/>
-      <w:r>
+        <w:t xml:space="preserve">  "venue_id": "VEN010",</w:t>
+      </w:r>
+    </w:p>
+    <w:p>
+      <w:pPr>
+        <w:ind w:left="720"/>
         <w:rPr>
           <w:rFonts w:ascii="Courier New"/>
           <w:sz w:val="20"/>
           <w:lang w:val="en-IN"/>
         </w:rPr>
-        <w:t>venue</w:t>
-      </w:r>
-      <w:proofErr w:type="gramEnd"/>
+      </w:pPr>
       <w:r>
         <w:rPr>
           <w:rFonts w:ascii="Courier New"/>
           <w:sz w:val="20"/>
           <w:lang w:val="en-IN"/>
         </w:rPr>
-        <w:t>_id</w:t>
-      </w:r>
-      <w:proofErr w:type="spellEnd"/>
-      <w:r>
+        <w:t xml:space="preserve">  "name": "Wellness Convention Center",</w:t>
+      </w:r>
+    </w:p>
+    <w:p>
+      <w:pPr>
+        <w:ind w:left="720"/>
         <w:rPr>
           <w:rFonts w:ascii="Courier New"/>
           <w:sz w:val="20"/>
           <w:lang w:val="en-IN"/>
         </w:rPr>
-        <w:t>": "VEN010",</w:t>
+      </w:pPr>
+      <w:r>
+        <w:rPr>
+          <w:rFonts w:ascii="Courier New"/>
+          <w:sz w:val="20"/>
+          <w:lang w:val="en-IN"/>
+        </w:rPr>
+        <w:t xml:space="preserve">  "city": "Delhi",</w:t>
       </w:r>
     </w:p>
     <w:p>
@@ -12594,25 +10838,25 @@
           <w:sz w:val="20"/>
           <w:lang w:val="en-IN"/>
         </w:rPr>
-        <w:t xml:space="preserve">  "name": "Wellness Convention </w:t>
-      </w:r>
-      <w:proofErr w:type="spellStart"/>
-      <w:r>
+        <w:t xml:space="preserve">  "location": "Dwarka",</w:t>
+      </w:r>
+    </w:p>
+    <w:p>
+      <w:pPr>
+        <w:ind w:left="720"/>
         <w:rPr>
           <w:rFonts w:ascii="Courier New"/>
           <w:sz w:val="20"/>
           <w:lang w:val="en-IN"/>
         </w:rPr>
-        <w:t>Center</w:t>
-      </w:r>
-      <w:proofErr w:type="spellEnd"/>
+      </w:pPr>
       <w:r>
         <w:rPr>
           <w:rFonts w:ascii="Courier New"/>
           <w:sz w:val="20"/>
           <w:lang w:val="en-IN"/>
         </w:rPr>
-        <w:t>",</w:t>
+        <w:t xml:space="preserve">  "capacity": 600,</w:t>
       </w:r>
     </w:p>
     <w:p>
@@ -12630,7 +10874,7 @@
           <w:sz w:val="20"/>
           <w:lang w:val="en-IN"/>
         </w:rPr>
-        <w:t xml:space="preserve">  "city": "Delhi",</w:t>
+        <w:t xml:space="preserve">  "type": "lifestyle"</w:t>
       </w:r>
     </w:p>
     <w:p>
@@ -12648,7 +10892,15 @@
           <w:sz w:val="20"/>
           <w:lang w:val="en-IN"/>
         </w:rPr>
-        <w:t xml:space="preserve">  "location": "Dwarka",</w:t>
+        <w:t>}</w:t>
+      </w:r>
+    </w:p>
+    <w:p>
+      <w:pPr>
+        <w:pStyle w:val="Heading3"/>
+      </w:pPr>
+      <w:r>
+        <w:t>Response</w:t>
       </w:r>
     </w:p>
     <w:p>
@@ -12666,7 +10918,7 @@
           <w:sz w:val="20"/>
           <w:lang w:val="en-IN"/>
         </w:rPr>
-        <w:t xml:space="preserve">  "capacity": 600,</w:t>
+        <w:t>{</w:t>
       </w:r>
     </w:p>
     <w:p>
@@ -12684,7 +10936,7 @@
           <w:sz w:val="20"/>
           <w:lang w:val="en-IN"/>
         </w:rPr>
-        <w:t xml:space="preserve">  "type": "lifestyle"</w:t>
+        <w:t xml:space="preserve">  "venue_id": "VEN010",</w:t>
       </w:r>
     </w:p>
     <w:p>
@@ -12702,115 +10954,7 @@
           <w:sz w:val="20"/>
           <w:lang w:val="en-IN"/>
         </w:rPr>
-        <w:t>}</w:t>
-      </w:r>
-    </w:p>
-    <w:p>
-      <w:pPr>
-        <w:pStyle w:val="Heading3"/>
-      </w:pPr>
-      <w:r>
-        <w:t>Response</w:t>
-      </w:r>
-    </w:p>
-    <w:p>
-      <w:pPr>
-        <w:ind w:left="720"/>
-        <w:rPr>
-          <w:rFonts w:ascii="Courier New"/>
-          <w:sz w:val="20"/>
-          <w:lang w:val="en-IN"/>
-        </w:rPr>
-      </w:pPr>
-      <w:r>
-        <w:rPr>
-          <w:rFonts w:ascii="Courier New"/>
-          <w:sz w:val="20"/>
-          <w:lang w:val="en-IN"/>
-        </w:rPr>
-        <w:t>{</w:t>
-      </w:r>
-    </w:p>
-    <w:p>
-      <w:pPr>
-        <w:ind w:left="720"/>
-        <w:rPr>
-          <w:rFonts w:ascii="Courier New"/>
-          <w:sz w:val="20"/>
-          <w:lang w:val="en-IN"/>
-        </w:rPr>
-      </w:pPr>
-      <w:r>
-        <w:rPr>
-          <w:rFonts w:ascii="Courier New"/>
-          <w:sz w:val="20"/>
-          <w:lang w:val="en-IN"/>
-        </w:rPr>
-        <w:t xml:space="preserve">  "</w:t>
-      </w:r>
-      <w:proofErr w:type="spellStart"/>
-      <w:proofErr w:type="gramStart"/>
-      <w:r>
-        <w:rPr>
-          <w:rFonts w:ascii="Courier New"/>
-          <w:sz w:val="20"/>
-          <w:lang w:val="en-IN"/>
-        </w:rPr>
-        <w:t>venue</w:t>
-      </w:r>
-      <w:proofErr w:type="gramEnd"/>
-      <w:r>
-        <w:rPr>
-          <w:rFonts w:ascii="Courier New"/>
-          <w:sz w:val="20"/>
-          <w:lang w:val="en-IN"/>
-        </w:rPr>
-        <w:t>_id</w:t>
-      </w:r>
-      <w:proofErr w:type="spellEnd"/>
-      <w:r>
-        <w:rPr>
-          <w:rFonts w:ascii="Courier New"/>
-          <w:sz w:val="20"/>
-          <w:lang w:val="en-IN"/>
-        </w:rPr>
-        <w:t>": "VEN010",</w:t>
-      </w:r>
-    </w:p>
-    <w:p>
-      <w:pPr>
-        <w:ind w:left="720"/>
-        <w:rPr>
-          <w:rFonts w:ascii="Courier New"/>
-          <w:sz w:val="20"/>
-          <w:lang w:val="en-IN"/>
-        </w:rPr>
-      </w:pPr>
-      <w:r>
-        <w:rPr>
-          <w:rFonts w:ascii="Courier New"/>
-          <w:sz w:val="20"/>
-          <w:lang w:val="en-IN"/>
-        </w:rPr>
-        <w:t xml:space="preserve">  "name": "Wellness Convention </w:t>
-      </w:r>
-      <w:proofErr w:type="spellStart"/>
-      <w:r>
-        <w:rPr>
-          <w:rFonts w:ascii="Courier New"/>
-          <w:sz w:val="20"/>
-          <w:lang w:val="en-IN"/>
-        </w:rPr>
-        <w:t>Center</w:t>
-      </w:r>
-      <w:proofErr w:type="spellEnd"/>
-      <w:r>
-        <w:rPr>
-          <w:rFonts w:ascii="Courier New"/>
-          <w:sz w:val="20"/>
-          <w:lang w:val="en-IN"/>
-        </w:rPr>
-        <w:t>",</w:t>
+        <w:t xml:space="preserve">  "name": "Wellness Convention Center",</w:t>
       </w:r>
     </w:p>
     <w:p>
@@ -12967,25 +11111,7 @@
           <w:sz w:val="20"/>
           <w:lang w:val="en-IN"/>
         </w:rPr>
-        <w:t>GET /venues/{</w:t>
-      </w:r>
-      <w:proofErr w:type="spellStart"/>
-      <w:r>
-        <w:rPr>
-          <w:rFonts w:ascii="Courier New"/>
-          <w:sz w:val="20"/>
-          <w:lang w:val="en-IN"/>
-        </w:rPr>
-        <w:t>venue_id</w:t>
-      </w:r>
-      <w:proofErr w:type="spellEnd"/>
-      <w:r>
-        <w:rPr>
-          <w:rFonts w:ascii="Courier New"/>
-          <w:sz w:val="20"/>
-          <w:lang w:val="en-IN"/>
-        </w:rPr>
-        <w:t>}</w:t>
+        <w:t>GET /venues/{venue_id}</w:t>
       </w:r>
       <w:r>
         <w:rPr>
@@ -13041,35 +11167,43 @@
           <w:sz w:val="20"/>
           <w:lang w:val="en-IN"/>
         </w:rPr>
-        <w:t xml:space="preserve">  "</w:t>
-      </w:r>
-      <w:proofErr w:type="spellStart"/>
-      <w:proofErr w:type="gramStart"/>
-      <w:r>
+        <w:t xml:space="preserve">  "venue_id": "VEN010",</w:t>
+      </w:r>
+    </w:p>
+    <w:p>
+      <w:pPr>
+        <w:ind w:left="960" w:right="4819"/>
         <w:rPr>
           <w:rFonts w:ascii="Courier New"/>
           <w:sz w:val="20"/>
           <w:lang w:val="en-IN"/>
         </w:rPr>
-        <w:t>venue</w:t>
-      </w:r>
-      <w:proofErr w:type="gramEnd"/>
+      </w:pPr>
       <w:r>
         <w:rPr>
           <w:rFonts w:ascii="Courier New"/>
           <w:sz w:val="20"/>
           <w:lang w:val="en-IN"/>
         </w:rPr>
-        <w:t>_id</w:t>
-      </w:r>
-      <w:proofErr w:type="spellEnd"/>
-      <w:r>
+        <w:t xml:space="preserve">  "name": "Wellness Convention Center",</w:t>
+      </w:r>
+    </w:p>
+    <w:p>
+      <w:pPr>
+        <w:ind w:left="960" w:right="4819"/>
         <w:rPr>
           <w:rFonts w:ascii="Courier New"/>
           <w:sz w:val="20"/>
           <w:lang w:val="en-IN"/>
         </w:rPr>
-        <w:t>": "VEN010",</w:t>
+      </w:pPr>
+      <w:r>
+        <w:rPr>
+          <w:rFonts w:ascii="Courier New"/>
+          <w:sz w:val="20"/>
+          <w:lang w:val="en-IN"/>
+        </w:rPr>
+        <w:t xml:space="preserve">  "city": "Delhi",</w:t>
       </w:r>
     </w:p>
     <w:p>
@@ -13087,25 +11221,25 @@
           <w:sz w:val="20"/>
           <w:lang w:val="en-IN"/>
         </w:rPr>
-        <w:t xml:space="preserve">  "name": "Wellness Convention </w:t>
-      </w:r>
-      <w:proofErr w:type="spellStart"/>
-      <w:r>
+        <w:t xml:space="preserve">  "location": "Dwarka",</w:t>
+      </w:r>
+    </w:p>
+    <w:p>
+      <w:pPr>
+        <w:ind w:left="960" w:right="4819"/>
         <w:rPr>
           <w:rFonts w:ascii="Courier New"/>
           <w:sz w:val="20"/>
           <w:lang w:val="en-IN"/>
         </w:rPr>
-        <w:t>Center</w:t>
-      </w:r>
-      <w:proofErr w:type="spellEnd"/>
+      </w:pPr>
       <w:r>
         <w:rPr>
           <w:rFonts w:ascii="Courier New"/>
           <w:sz w:val="20"/>
           <w:lang w:val="en-IN"/>
         </w:rPr>
-        <w:t>",</w:t>
+        <w:t xml:space="preserve">  "capacity": 600,</w:t>
       </w:r>
     </w:p>
     <w:p>
@@ -13123,7 +11257,7 @@
           <w:sz w:val="20"/>
           <w:lang w:val="en-IN"/>
         </w:rPr>
-        <w:t xml:space="preserve">  "city": "Delhi",</w:t>
+        <w:t xml:space="preserve">  "type": "lifestyle",</w:t>
       </w:r>
     </w:p>
     <w:p>
@@ -13141,79 +11275,7 @@
           <w:sz w:val="20"/>
           <w:lang w:val="en-IN"/>
         </w:rPr>
-        <w:t xml:space="preserve">  "location": "Dwarka",</w:t>
-      </w:r>
-    </w:p>
-    <w:p>
-      <w:pPr>
-        <w:ind w:left="960" w:right="4819"/>
-        <w:rPr>
-          <w:rFonts w:ascii="Courier New"/>
-          <w:sz w:val="20"/>
-          <w:lang w:val="en-IN"/>
-        </w:rPr>
-      </w:pPr>
-      <w:r>
-        <w:rPr>
-          <w:rFonts w:ascii="Courier New"/>
-          <w:sz w:val="20"/>
-          <w:lang w:val="en-IN"/>
-        </w:rPr>
-        <w:t xml:space="preserve">  "capacity": 600,</w:t>
-      </w:r>
-    </w:p>
-    <w:p>
-      <w:pPr>
-        <w:ind w:left="960" w:right="4819"/>
-        <w:rPr>
-          <w:rFonts w:ascii="Courier New"/>
-          <w:sz w:val="20"/>
-          <w:lang w:val="en-IN"/>
-        </w:rPr>
-      </w:pPr>
-      <w:r>
-        <w:rPr>
-          <w:rFonts w:ascii="Courier New"/>
-          <w:sz w:val="20"/>
-          <w:lang w:val="en-IN"/>
-        </w:rPr>
-        <w:t xml:space="preserve">  "type": "lifestyle",</w:t>
-      </w:r>
-    </w:p>
-    <w:p>
-      <w:pPr>
-        <w:ind w:left="960" w:right="4819"/>
-        <w:rPr>
-          <w:rFonts w:ascii="Courier New"/>
-          <w:sz w:val="20"/>
-          <w:lang w:val="en-IN"/>
-        </w:rPr>
-      </w:pPr>
-      <w:r>
-        <w:rPr>
-          <w:rFonts w:ascii="Courier New"/>
-          <w:sz w:val="20"/>
-          <w:lang w:val="en-IN"/>
-        </w:rPr>
-        <w:t xml:space="preserve">  "events": ["Health &amp; </w:t>
-      </w:r>
-      <w:proofErr w:type="spellStart"/>
-      <w:r>
-        <w:rPr>
-          <w:rFonts w:ascii="Courier New"/>
-          <w:sz w:val="20"/>
-          <w:lang w:val="en-IN"/>
-        </w:rPr>
-        <w:t>WellnessExpo</w:t>
-      </w:r>
-      <w:proofErr w:type="spellEnd"/>
-      <w:r>
-        <w:rPr>
-          <w:rFonts w:ascii="Courier New"/>
-          <w:sz w:val="20"/>
-          <w:lang w:val="en-IN"/>
-        </w:rPr>
-        <w:t>"]</w:t>
+        <w:t xml:space="preserve">  "events": ["Health &amp; WellnessExpo"]</w:t>
       </w:r>
     </w:p>
     <w:p>
@@ -13248,14 +11310,7 @@
           <w:sz w:val="28"/>
           <w:szCs w:val="28"/>
         </w:rPr>
-        <w:t>e</w:t>
-      </w:r>
-      <w:r>
-        <w:rPr>
-          <w:sz w:val="28"/>
-          <w:szCs w:val="28"/>
-        </w:rPr>
-        <w:t>. Bookings Module</w:t>
+        <w:t>e. Bookings Module</w:t>
       </w:r>
     </w:p>
     <w:p>
@@ -13350,81 +11405,25 @@
           <w:sz w:val="20"/>
           <w:lang w:val="en-IN"/>
         </w:rPr>
-        <w:t xml:space="preserve">  "</w:t>
-      </w:r>
-      <w:proofErr w:type="spellStart"/>
-      <w:proofErr w:type="gramStart"/>
-      <w:r>
+        <w:t xml:space="preserve">  "event_id": "EVT010",</w:t>
+      </w:r>
+    </w:p>
+    <w:p>
+      <w:pPr>
+        <w:ind w:left="960" w:right="4819"/>
         <w:rPr>
           <w:rFonts w:ascii="Courier New"/>
           <w:sz w:val="20"/>
           <w:lang w:val="en-IN"/>
         </w:rPr>
-        <w:t>event</w:t>
-      </w:r>
-      <w:proofErr w:type="gramEnd"/>
+      </w:pPr>
       <w:r>
         <w:rPr>
           <w:rFonts w:ascii="Courier New"/>
           <w:sz w:val="20"/>
           <w:lang w:val="en-IN"/>
         </w:rPr>
-        <w:t>_id</w:t>
-      </w:r>
-      <w:proofErr w:type="spellEnd"/>
-      <w:r>
-        <w:rPr>
-          <w:rFonts w:ascii="Courier New"/>
-          <w:sz w:val="20"/>
-          <w:lang w:val="en-IN"/>
-        </w:rPr>
-        <w:t>": "EVT010",</w:t>
-      </w:r>
-    </w:p>
-    <w:p>
-      <w:pPr>
-        <w:ind w:left="960" w:right="4819"/>
-        <w:rPr>
-          <w:rFonts w:ascii="Courier New"/>
-          <w:sz w:val="20"/>
-          <w:lang w:val="en-IN"/>
-        </w:rPr>
-      </w:pPr>
-      <w:r>
-        <w:rPr>
-          <w:rFonts w:ascii="Courier New"/>
-          <w:sz w:val="20"/>
-          <w:lang w:val="en-IN"/>
-        </w:rPr>
-        <w:t xml:space="preserve">  "</w:t>
-      </w:r>
-      <w:proofErr w:type="spellStart"/>
-      <w:proofErr w:type="gramStart"/>
-      <w:r>
-        <w:rPr>
-          <w:rFonts w:ascii="Courier New"/>
-          <w:sz w:val="20"/>
-          <w:lang w:val="en-IN"/>
-        </w:rPr>
-        <w:t>seats</w:t>
-      </w:r>
-      <w:proofErr w:type="gramEnd"/>
-      <w:r>
-        <w:rPr>
-          <w:rFonts w:ascii="Courier New"/>
-          <w:sz w:val="20"/>
-          <w:lang w:val="en-IN"/>
-        </w:rPr>
-        <w:t>_booked</w:t>
-      </w:r>
-      <w:proofErr w:type="spellEnd"/>
-      <w:r>
-        <w:rPr>
-          <w:rFonts w:ascii="Courier New"/>
-          <w:sz w:val="20"/>
-          <w:lang w:val="en-IN"/>
-        </w:rPr>
-        <w:t>": [1, 2, 3]</w:t>
+        <w:t xml:space="preserve">  "seats_booked": [1, 2, 3]</w:t>
       </w:r>
     </w:p>
     <w:p>
@@ -13493,35 +11492,43 @@
           <w:sz w:val="20"/>
           <w:lang w:val="en-IN"/>
         </w:rPr>
-        <w:t xml:space="preserve">  "</w:t>
-      </w:r>
-      <w:proofErr w:type="spellStart"/>
-      <w:proofErr w:type="gramStart"/>
-      <w:r>
+        <w:t xml:space="preserve">  "booking_id": "BKG001",</w:t>
+      </w:r>
+    </w:p>
+    <w:p>
+      <w:pPr>
+        <w:ind w:left="960" w:right="4819"/>
         <w:rPr>
           <w:rFonts w:ascii="Courier New"/>
           <w:sz w:val="20"/>
           <w:lang w:val="en-IN"/>
         </w:rPr>
-        <w:t>booking</w:t>
-      </w:r>
-      <w:proofErr w:type="gramEnd"/>
+      </w:pPr>
       <w:r>
         <w:rPr>
           <w:rFonts w:ascii="Courier New"/>
           <w:sz w:val="20"/>
           <w:lang w:val="en-IN"/>
         </w:rPr>
-        <w:t>_id</w:t>
-      </w:r>
-      <w:proofErr w:type="spellEnd"/>
-      <w:r>
+        <w:t xml:space="preserve">  "status": "pending",</w:t>
+      </w:r>
+    </w:p>
+    <w:p>
+      <w:pPr>
+        <w:ind w:left="960" w:right="4819"/>
         <w:rPr>
           <w:rFonts w:ascii="Courier New"/>
           <w:sz w:val="20"/>
           <w:lang w:val="en-IN"/>
         </w:rPr>
-        <w:t>": "BKG001",</w:t>
+      </w:pPr>
+      <w:r>
+        <w:rPr>
+          <w:rFonts w:ascii="Courier New"/>
+          <w:sz w:val="20"/>
+          <w:lang w:val="en-IN"/>
+        </w:rPr>
+        <w:t xml:space="preserve">  "seats_booked": [1, 2, 3],</w:t>
       </w:r>
     </w:p>
     <w:p>
@@ -13539,7 +11546,7 @@
           <w:sz w:val="20"/>
           <w:lang w:val="en-IN"/>
         </w:rPr>
-        <w:t xml:space="preserve">  "status": "pending",</w:t>
+        <w:t xml:space="preserve">  "event": {</w:t>
       </w:r>
     </w:p>
     <w:p>
@@ -13557,191 +11564,43 @@
           <w:sz w:val="20"/>
           <w:lang w:val="en-IN"/>
         </w:rPr>
-        <w:t xml:space="preserve">  "</w:t>
-      </w:r>
-      <w:proofErr w:type="spellStart"/>
-      <w:proofErr w:type="gramStart"/>
-      <w:r>
+        <w:t xml:space="preserve">    "event_id": "EVT010",</w:t>
+      </w:r>
+    </w:p>
+    <w:p>
+      <w:pPr>
+        <w:ind w:left="960" w:right="4819"/>
         <w:rPr>
           <w:rFonts w:ascii="Courier New"/>
           <w:sz w:val="20"/>
           <w:lang w:val="en-IN"/>
         </w:rPr>
-        <w:t>seats</w:t>
-      </w:r>
-      <w:proofErr w:type="gramEnd"/>
+      </w:pPr>
       <w:r>
         <w:rPr>
           <w:rFonts w:ascii="Courier New"/>
           <w:sz w:val="20"/>
           <w:lang w:val="en-IN"/>
         </w:rPr>
-        <w:t>_booked</w:t>
-      </w:r>
-      <w:proofErr w:type="spellEnd"/>
-      <w:r>
+        <w:t xml:space="preserve">    "available_seats": 397,</w:t>
+      </w:r>
+    </w:p>
+    <w:p>
+      <w:pPr>
+        <w:ind w:left="960" w:right="4819"/>
         <w:rPr>
           <w:rFonts w:ascii="Courier New"/>
           <w:sz w:val="20"/>
           <w:lang w:val="en-IN"/>
         </w:rPr>
-        <w:t>": [1, 2, 3],</w:t>
-      </w:r>
-    </w:p>
-    <w:p>
-      <w:pPr>
-        <w:ind w:left="960" w:right="4819"/>
+      </w:pPr>
+      <w:r>
         <w:rPr>
           <w:rFonts w:ascii="Courier New"/>
           <w:sz w:val="20"/>
           <w:lang w:val="en-IN"/>
         </w:rPr>
-      </w:pPr>
-      <w:r>
-        <w:rPr>
-          <w:rFonts w:ascii="Courier New"/>
-          <w:sz w:val="20"/>
-          <w:lang w:val="en-IN"/>
-        </w:rPr>
-        <w:t xml:space="preserve">  "event": {</w:t>
-      </w:r>
-    </w:p>
-    <w:p>
-      <w:pPr>
-        <w:ind w:left="960" w:right="4819"/>
-        <w:rPr>
-          <w:rFonts w:ascii="Courier New"/>
-          <w:sz w:val="20"/>
-          <w:lang w:val="en-IN"/>
-        </w:rPr>
-      </w:pPr>
-      <w:r>
-        <w:rPr>
-          <w:rFonts w:ascii="Courier New"/>
-          <w:sz w:val="20"/>
-          <w:lang w:val="en-IN"/>
-        </w:rPr>
-        <w:t xml:space="preserve">    "</w:t>
-      </w:r>
-      <w:proofErr w:type="spellStart"/>
-      <w:proofErr w:type="gramStart"/>
-      <w:r>
-        <w:rPr>
-          <w:rFonts w:ascii="Courier New"/>
-          <w:sz w:val="20"/>
-          <w:lang w:val="en-IN"/>
-        </w:rPr>
-        <w:t>event</w:t>
-      </w:r>
-      <w:proofErr w:type="gramEnd"/>
-      <w:r>
-        <w:rPr>
-          <w:rFonts w:ascii="Courier New"/>
-          <w:sz w:val="20"/>
-          <w:lang w:val="en-IN"/>
-        </w:rPr>
-        <w:t>_id</w:t>
-      </w:r>
-      <w:proofErr w:type="spellEnd"/>
-      <w:r>
-        <w:rPr>
-          <w:rFonts w:ascii="Courier New"/>
-          <w:sz w:val="20"/>
-          <w:lang w:val="en-IN"/>
-        </w:rPr>
-        <w:t>": "EVT010",</w:t>
-      </w:r>
-    </w:p>
-    <w:p>
-      <w:pPr>
-        <w:ind w:left="960" w:right="4819"/>
-        <w:rPr>
-          <w:rFonts w:ascii="Courier New"/>
-          <w:sz w:val="20"/>
-          <w:lang w:val="en-IN"/>
-        </w:rPr>
-      </w:pPr>
-      <w:r>
-        <w:rPr>
-          <w:rFonts w:ascii="Courier New"/>
-          <w:sz w:val="20"/>
-          <w:lang w:val="en-IN"/>
-        </w:rPr>
-        <w:t xml:space="preserve">    "</w:t>
-      </w:r>
-      <w:proofErr w:type="spellStart"/>
-      <w:proofErr w:type="gramStart"/>
-      <w:r>
-        <w:rPr>
-          <w:rFonts w:ascii="Courier New"/>
-          <w:sz w:val="20"/>
-          <w:lang w:val="en-IN"/>
-        </w:rPr>
-        <w:t>available</w:t>
-      </w:r>
-      <w:proofErr w:type="gramEnd"/>
-      <w:r>
-        <w:rPr>
-          <w:rFonts w:ascii="Courier New"/>
-          <w:sz w:val="20"/>
-          <w:lang w:val="en-IN"/>
-        </w:rPr>
-        <w:t>_seats</w:t>
-      </w:r>
-      <w:proofErr w:type="spellEnd"/>
-      <w:r>
-        <w:rPr>
-          <w:rFonts w:ascii="Courier New"/>
-          <w:sz w:val="20"/>
-          <w:lang w:val="en-IN"/>
-        </w:rPr>
-        <w:t>": 397,</w:t>
-      </w:r>
-    </w:p>
-    <w:p>
-      <w:pPr>
-        <w:ind w:left="960" w:right="4819"/>
-        <w:rPr>
-          <w:rFonts w:ascii="Courier New"/>
-          <w:sz w:val="20"/>
-          <w:lang w:val="en-IN"/>
-        </w:rPr>
-      </w:pPr>
-      <w:r>
-        <w:rPr>
-          <w:rFonts w:ascii="Courier New"/>
-          <w:sz w:val="20"/>
-          <w:lang w:val="en-IN"/>
-        </w:rPr>
-        <w:t xml:space="preserve">    "</w:t>
-      </w:r>
-      <w:proofErr w:type="spellStart"/>
-      <w:proofErr w:type="gramStart"/>
-      <w:r>
-        <w:rPr>
-          <w:rFonts w:ascii="Courier New"/>
-          <w:sz w:val="20"/>
-          <w:lang w:val="en-IN"/>
-        </w:rPr>
-        <w:t>booked</w:t>
-      </w:r>
-      <w:proofErr w:type="gramEnd"/>
-      <w:r>
-        <w:rPr>
-          <w:rFonts w:ascii="Courier New"/>
-          <w:sz w:val="20"/>
-          <w:lang w:val="en-IN"/>
-        </w:rPr>
-        <w:t>_seats</w:t>
-      </w:r>
-      <w:proofErr w:type="spellEnd"/>
-      <w:r>
-        <w:rPr>
-          <w:rFonts w:ascii="Courier New"/>
-          <w:sz w:val="20"/>
-          <w:lang w:val="en-IN"/>
-        </w:rPr>
-        <w:t>": [1, 2, 3]</w:t>
+        <w:t xml:space="preserve">    "booked_seats": [1, 2, 3]</w:t>
       </w:r>
     </w:p>
     <w:p>
@@ -13844,25 +11703,7 @@
           <w:sz w:val="20"/>
           <w:lang w:val="en-IN"/>
         </w:rPr>
-        <w:t xml:space="preserve"> PUT/bookings/approve/{</w:t>
-      </w:r>
-      <w:proofErr w:type="spellStart"/>
-      <w:r>
-        <w:rPr>
-          <w:rFonts w:ascii="Courier New"/>
-          <w:sz w:val="20"/>
-          <w:lang w:val="en-IN"/>
-        </w:rPr>
-        <w:t>booking_id</w:t>
-      </w:r>
-      <w:proofErr w:type="spellEnd"/>
-      <w:r>
-        <w:rPr>
-          <w:rFonts w:ascii="Courier New"/>
-          <w:sz w:val="20"/>
-          <w:lang w:val="en-IN"/>
-        </w:rPr>
-        <w:t>}</w:t>
+        <w:t xml:space="preserve"> PUT/bookings/approve/{booking_id}</w:t>
       </w:r>
       <w:r>
         <w:rPr>
@@ -13915,35 +11756,43 @@
           <w:sz w:val="20"/>
           <w:lang w:val="en-IN"/>
         </w:rPr>
-        <w:t xml:space="preserve">  "</w:t>
-      </w:r>
-      <w:proofErr w:type="spellStart"/>
-      <w:proofErr w:type="gramStart"/>
-      <w:r>
+        <w:t xml:space="preserve">  "booking_id": "BKG001",</w:t>
+      </w:r>
+    </w:p>
+    <w:p>
+      <w:pPr>
+        <w:ind w:right="4819"/>
         <w:rPr>
           <w:rFonts w:ascii="Courier New"/>
           <w:sz w:val="20"/>
           <w:lang w:val="en-IN"/>
         </w:rPr>
-        <w:t>booking</w:t>
-      </w:r>
-      <w:proofErr w:type="gramEnd"/>
+      </w:pPr>
       <w:r>
         <w:rPr>
           <w:rFonts w:ascii="Courier New"/>
           <w:sz w:val="20"/>
           <w:lang w:val="en-IN"/>
         </w:rPr>
-        <w:t>_id</w:t>
-      </w:r>
-      <w:proofErr w:type="spellEnd"/>
-      <w:r>
+        <w:t xml:space="preserve">  "status": "approved",</w:t>
+      </w:r>
+    </w:p>
+    <w:p>
+      <w:pPr>
+        <w:ind w:right="4819"/>
         <w:rPr>
           <w:rFonts w:ascii="Courier New"/>
           <w:sz w:val="20"/>
           <w:lang w:val="en-IN"/>
         </w:rPr>
-        <w:t>": "BKG001",</w:t>
+      </w:pPr>
+      <w:r>
+        <w:rPr>
+          <w:rFonts w:ascii="Courier New"/>
+          <w:sz w:val="20"/>
+          <w:lang w:val="en-IN"/>
+        </w:rPr>
+        <w:t xml:space="preserve">  "event": {</w:t>
       </w:r>
     </w:p>
     <w:p>
@@ -13961,7 +11810,7 @@
           <w:sz w:val="20"/>
           <w:lang w:val="en-IN"/>
         </w:rPr>
-        <w:t xml:space="preserve">  "status": "approved",</w:t>
+        <w:t xml:space="preserve">    "event_id": "EVT010",</w:t>
       </w:r>
     </w:p>
     <w:p>
@@ -13979,7 +11828,7 @@
           <w:sz w:val="20"/>
           <w:lang w:val="en-IN"/>
         </w:rPr>
-        <w:t xml:space="preserve">  "event": {</w:t>
+        <w:t xml:space="preserve">    "booked_seats": [1, 2, 3],</w:t>
       </w:r>
     </w:p>
     <w:p>
@@ -13997,127 +11846,7 @@
           <w:sz w:val="20"/>
           <w:lang w:val="en-IN"/>
         </w:rPr>
-        <w:t xml:space="preserve">    "</w:t>
-      </w:r>
-      <w:proofErr w:type="spellStart"/>
-      <w:proofErr w:type="gramStart"/>
-      <w:r>
-        <w:rPr>
-          <w:rFonts w:ascii="Courier New"/>
-          <w:sz w:val="20"/>
-          <w:lang w:val="en-IN"/>
-        </w:rPr>
-        <w:t>event</w:t>
-      </w:r>
-      <w:proofErr w:type="gramEnd"/>
-      <w:r>
-        <w:rPr>
-          <w:rFonts w:ascii="Courier New"/>
-          <w:sz w:val="20"/>
-          <w:lang w:val="en-IN"/>
-        </w:rPr>
-        <w:t>_id</w:t>
-      </w:r>
-      <w:proofErr w:type="spellEnd"/>
-      <w:r>
-        <w:rPr>
-          <w:rFonts w:ascii="Courier New"/>
-          <w:sz w:val="20"/>
-          <w:lang w:val="en-IN"/>
-        </w:rPr>
-        <w:t>": "EVT010",</w:t>
-      </w:r>
-    </w:p>
-    <w:p>
-      <w:pPr>
-        <w:ind w:right="4819"/>
-        <w:rPr>
-          <w:rFonts w:ascii="Courier New"/>
-          <w:sz w:val="20"/>
-          <w:lang w:val="en-IN"/>
-        </w:rPr>
-      </w:pPr>
-      <w:r>
-        <w:rPr>
-          <w:rFonts w:ascii="Courier New"/>
-          <w:sz w:val="20"/>
-          <w:lang w:val="en-IN"/>
-        </w:rPr>
-        <w:t xml:space="preserve">    "</w:t>
-      </w:r>
-      <w:proofErr w:type="spellStart"/>
-      <w:proofErr w:type="gramStart"/>
-      <w:r>
-        <w:rPr>
-          <w:rFonts w:ascii="Courier New"/>
-          <w:sz w:val="20"/>
-          <w:lang w:val="en-IN"/>
-        </w:rPr>
-        <w:t>booked</w:t>
-      </w:r>
-      <w:proofErr w:type="gramEnd"/>
-      <w:r>
-        <w:rPr>
-          <w:rFonts w:ascii="Courier New"/>
-          <w:sz w:val="20"/>
-          <w:lang w:val="en-IN"/>
-        </w:rPr>
-        <w:t>_seats</w:t>
-      </w:r>
-      <w:proofErr w:type="spellEnd"/>
-      <w:r>
-        <w:rPr>
-          <w:rFonts w:ascii="Courier New"/>
-          <w:sz w:val="20"/>
-          <w:lang w:val="en-IN"/>
-        </w:rPr>
-        <w:t>": [1, 2, 3],</w:t>
-      </w:r>
-    </w:p>
-    <w:p>
-      <w:pPr>
-        <w:ind w:right="4819"/>
-        <w:rPr>
-          <w:rFonts w:ascii="Courier New"/>
-          <w:sz w:val="20"/>
-          <w:lang w:val="en-IN"/>
-        </w:rPr>
-      </w:pPr>
-      <w:r>
-        <w:rPr>
-          <w:rFonts w:ascii="Courier New"/>
-          <w:sz w:val="20"/>
-          <w:lang w:val="en-IN"/>
-        </w:rPr>
-        <w:t xml:space="preserve">    "</w:t>
-      </w:r>
-      <w:proofErr w:type="spellStart"/>
-      <w:proofErr w:type="gramStart"/>
-      <w:r>
-        <w:rPr>
-          <w:rFonts w:ascii="Courier New"/>
-          <w:sz w:val="20"/>
-          <w:lang w:val="en-IN"/>
-        </w:rPr>
-        <w:t>available</w:t>
-      </w:r>
-      <w:proofErr w:type="gramEnd"/>
-      <w:r>
-        <w:rPr>
-          <w:rFonts w:ascii="Courier New"/>
-          <w:sz w:val="20"/>
-          <w:lang w:val="en-IN"/>
-        </w:rPr>
-        <w:t>_seats</w:t>
-      </w:r>
-      <w:proofErr w:type="spellEnd"/>
-      <w:r>
-        <w:rPr>
-          <w:rFonts w:ascii="Courier New"/>
-          <w:sz w:val="20"/>
-          <w:lang w:val="en-IN"/>
-        </w:rPr>
-        <w:t>": 397</w:t>
+        <w:t xml:space="preserve">    "available_seats": 397</w:t>
       </w:r>
     </w:p>
     <w:p>
@@ -14178,6 +11907,7 @@
         <w:rPr>
           <w:rStyle w:val="HeaderChar"/>
           <w:rFonts w:asciiTheme="majorHAnsi" w:eastAsiaTheme="majorEastAsia"/>
+          <w:noProof/>
         </w:rPr>
         <w:drawing>
           <wp:anchor distT="0" distB="0" distL="0" distR="0" simplePos="0" relativeHeight="251700736" behindDoc="1" locked="0" layoutInCell="1" allowOverlap="1" wp14:anchorId="212BC229" wp14:editId="48233FF1">
@@ -14266,25 +11996,7 @@
           <w:sz w:val="20"/>
           <w:lang w:val="en-IN"/>
         </w:rPr>
-        <w:t>PUT /bookings/reject/{</w:t>
-      </w:r>
-      <w:proofErr w:type="spellStart"/>
-      <w:r>
-        <w:rPr>
-          <w:rFonts w:ascii="Courier New"/>
-          <w:sz w:val="20"/>
-          <w:lang w:val="en-IN"/>
-        </w:rPr>
-        <w:t>booking_id</w:t>
-      </w:r>
-      <w:proofErr w:type="spellEnd"/>
-      <w:r>
-        <w:rPr>
-          <w:rFonts w:ascii="Courier New"/>
-          <w:sz w:val="20"/>
-          <w:lang w:val="en-IN"/>
-        </w:rPr>
-        <w:t>}</w:t>
+        <w:t>PUT /bookings/reject/{booking_id}</w:t>
       </w:r>
       <w:r>
         <w:rPr>
@@ -14333,35 +12045,7 @@
           <w:sz w:val="20"/>
           <w:lang w:val="en-IN"/>
         </w:rPr>
-        <w:t xml:space="preserve">  "</w:t>
-      </w:r>
-      <w:proofErr w:type="spellStart"/>
-      <w:proofErr w:type="gramStart"/>
-      <w:r>
-        <w:rPr>
-          <w:rFonts w:ascii="Courier New"/>
-          <w:sz w:val="20"/>
-          <w:lang w:val="en-IN"/>
-        </w:rPr>
-        <w:t>booking</w:t>
-      </w:r>
-      <w:proofErr w:type="gramEnd"/>
-      <w:r>
-        <w:rPr>
-          <w:rFonts w:ascii="Courier New"/>
-          <w:sz w:val="20"/>
-          <w:lang w:val="en-IN"/>
-        </w:rPr>
-        <w:t>_id</w:t>
-      </w:r>
-      <w:proofErr w:type="spellEnd"/>
-      <w:r>
-        <w:rPr>
-          <w:rFonts w:ascii="Courier New"/>
-          <w:sz w:val="20"/>
-          <w:lang w:val="en-IN"/>
-        </w:rPr>
-        <w:t>": "BKG001",</w:t>
+        <w:t xml:space="preserve">  "booking_id": "BKG001",</w:t>
       </w:r>
     </w:p>
     <w:p>
@@ -14393,6 +12077,7 @@
         <w:rPr>
           <w:rStyle w:val="HeaderChar"/>
           <w:rFonts w:asciiTheme="majorHAnsi"/>
+          <w:noProof/>
         </w:rPr>
         <w:lastRenderedPageBreak/>
         <w:drawing>
@@ -14482,125 +12167,41 @@
           <w:sz w:val="20"/>
           <w:lang w:val="en-IN"/>
         </w:rPr>
-        <w:t xml:space="preserve">    "</w:t>
-      </w:r>
-      <w:proofErr w:type="spellStart"/>
-      <w:proofErr w:type="gramStart"/>
-      <w:r>
+        <w:t xml:space="preserve">    "event_id": "EVT010",</w:t>
+      </w:r>
+    </w:p>
+    <w:p>
+      <w:pPr>
         <w:rPr>
           <w:rFonts w:ascii="Courier New"/>
           <w:sz w:val="20"/>
           <w:lang w:val="en-IN"/>
         </w:rPr>
-        <w:t>event</w:t>
-      </w:r>
-      <w:proofErr w:type="gramEnd"/>
+      </w:pPr>
       <w:r>
         <w:rPr>
           <w:rFonts w:ascii="Courier New"/>
           <w:sz w:val="20"/>
           <w:lang w:val="en-IN"/>
         </w:rPr>
-        <w:t>_id</w:t>
-      </w:r>
-      <w:proofErr w:type="spellEnd"/>
-      <w:r>
+        <w:t xml:space="preserve">    "booked_seats": [],</w:t>
+      </w:r>
+    </w:p>
+    <w:p>
+      <w:pPr>
         <w:rPr>
           <w:rFonts w:ascii="Courier New"/>
           <w:sz w:val="20"/>
           <w:lang w:val="en-IN"/>
         </w:rPr>
-        <w:t>": "EVT010",</w:t>
-      </w:r>
-    </w:p>
-    <w:p>
-      <w:pPr>
+      </w:pPr>
+      <w:r>
         <w:rPr>
           <w:rFonts w:ascii="Courier New"/>
           <w:sz w:val="20"/>
           <w:lang w:val="en-IN"/>
         </w:rPr>
-      </w:pPr>
-      <w:r>
-        <w:rPr>
-          <w:rFonts w:ascii="Courier New"/>
-          <w:sz w:val="20"/>
-          <w:lang w:val="en-IN"/>
-        </w:rPr>
-        <w:t xml:space="preserve">    "</w:t>
-      </w:r>
-      <w:proofErr w:type="spellStart"/>
-      <w:proofErr w:type="gramStart"/>
-      <w:r>
-        <w:rPr>
-          <w:rFonts w:ascii="Courier New"/>
-          <w:sz w:val="20"/>
-          <w:lang w:val="en-IN"/>
-        </w:rPr>
-        <w:t>booked</w:t>
-      </w:r>
-      <w:proofErr w:type="gramEnd"/>
-      <w:r>
-        <w:rPr>
-          <w:rFonts w:ascii="Courier New"/>
-          <w:sz w:val="20"/>
-          <w:lang w:val="en-IN"/>
-        </w:rPr>
-        <w:t>_seats</w:t>
-      </w:r>
-      <w:proofErr w:type="spellEnd"/>
-      <w:r>
-        <w:rPr>
-          <w:rFonts w:ascii="Courier New"/>
-          <w:sz w:val="20"/>
-          <w:lang w:val="en-IN"/>
-        </w:rPr>
-        <w:t>": [],</w:t>
-      </w:r>
-    </w:p>
-    <w:p>
-      <w:pPr>
-        <w:rPr>
-          <w:rFonts w:ascii="Courier New"/>
-          <w:sz w:val="20"/>
-          <w:lang w:val="en-IN"/>
-        </w:rPr>
-      </w:pPr>
-      <w:r>
-        <w:rPr>
-          <w:rFonts w:ascii="Courier New"/>
-          <w:sz w:val="20"/>
-          <w:lang w:val="en-IN"/>
-        </w:rPr>
-        <w:t xml:space="preserve">    "</w:t>
-      </w:r>
-      <w:proofErr w:type="spellStart"/>
-      <w:proofErr w:type="gramStart"/>
-      <w:r>
-        <w:rPr>
-          <w:rFonts w:ascii="Courier New"/>
-          <w:sz w:val="20"/>
-          <w:lang w:val="en-IN"/>
-        </w:rPr>
-        <w:t>available</w:t>
-      </w:r>
-      <w:proofErr w:type="gramEnd"/>
-      <w:r>
-        <w:rPr>
-          <w:rFonts w:ascii="Courier New"/>
-          <w:sz w:val="20"/>
-          <w:lang w:val="en-IN"/>
-        </w:rPr>
-        <w:t>_seats</w:t>
-      </w:r>
-      <w:proofErr w:type="spellEnd"/>
-      <w:r>
-        <w:rPr>
-          <w:rFonts w:ascii="Courier New"/>
-          <w:sz w:val="20"/>
-          <w:lang w:val="en-IN"/>
-        </w:rPr>
-        <w:t>": 400</w:t>
+        <w:t xml:space="preserve">    "available_seats": 400</w:t>
       </w:r>
     </w:p>
     <w:p>
@@ -14683,25 +12284,7 @@
           <w:sz w:val="20"/>
           <w:lang w:val="en-IN"/>
         </w:rPr>
-        <w:t>PUT /bookings/cancel/{</w:t>
-      </w:r>
-      <w:proofErr w:type="spellStart"/>
-      <w:r>
-        <w:rPr>
-          <w:rFonts w:ascii="Courier New"/>
-          <w:sz w:val="20"/>
-          <w:lang w:val="en-IN"/>
-        </w:rPr>
-        <w:t>booking_id</w:t>
-      </w:r>
-      <w:proofErr w:type="spellEnd"/>
-      <w:r>
-        <w:rPr>
-          <w:rFonts w:ascii="Courier New"/>
-          <w:sz w:val="20"/>
-          <w:lang w:val="en-IN"/>
-        </w:rPr>
-        <w:t>}</w:t>
+        <w:t>PUT /bookings/cancel/{booking_id}</w:t>
       </w:r>
       <w:r>
         <w:rPr>
@@ -14750,204 +12333,92 @@
           <w:sz w:val="20"/>
           <w:lang w:val="en-IN"/>
         </w:rPr>
-        <w:t xml:space="preserve">  "</w:t>
-      </w:r>
-      <w:proofErr w:type="spellStart"/>
-      <w:proofErr w:type="gramStart"/>
-      <w:r>
+        <w:t xml:space="preserve">  "booking_id": "BKG002",</w:t>
+      </w:r>
+    </w:p>
+    <w:p>
+      <w:pPr>
         <w:rPr>
           <w:rFonts w:ascii="Courier New"/>
           <w:sz w:val="20"/>
           <w:lang w:val="en-IN"/>
         </w:rPr>
-        <w:t>booking</w:t>
-      </w:r>
-      <w:proofErr w:type="gramEnd"/>
+      </w:pPr>
       <w:r>
         <w:rPr>
           <w:rFonts w:ascii="Courier New"/>
           <w:sz w:val="20"/>
           <w:lang w:val="en-IN"/>
         </w:rPr>
-        <w:t>_id</w:t>
-      </w:r>
-      <w:proofErr w:type="spellEnd"/>
-      <w:r>
+        <w:t xml:space="preserve">  "status": "cancelled",</w:t>
+      </w:r>
+    </w:p>
+    <w:p>
+      <w:pPr>
         <w:rPr>
           <w:rFonts w:ascii="Courier New"/>
           <w:sz w:val="20"/>
           <w:lang w:val="en-IN"/>
         </w:rPr>
-        <w:t>": "BKG002",</w:t>
-      </w:r>
-    </w:p>
-    <w:p>
-      <w:pPr>
+      </w:pPr>
+      <w:r>
         <w:rPr>
           <w:rFonts w:ascii="Courier New"/>
           <w:sz w:val="20"/>
           <w:lang w:val="en-IN"/>
         </w:rPr>
-      </w:pPr>
-      <w:r>
+        <w:t xml:space="preserve">  "event": {</w:t>
+      </w:r>
+    </w:p>
+    <w:p>
+      <w:pPr>
         <w:rPr>
           <w:rFonts w:ascii="Courier New"/>
           <w:sz w:val="20"/>
           <w:lang w:val="en-IN"/>
         </w:rPr>
-        <w:t xml:space="preserve">  "status": "cancelled",</w:t>
-      </w:r>
-    </w:p>
-    <w:p>
-      <w:pPr>
+      </w:pPr>
+      <w:r>
         <w:rPr>
           <w:rFonts w:ascii="Courier New"/>
           <w:sz w:val="20"/>
           <w:lang w:val="en-IN"/>
         </w:rPr>
-      </w:pPr>
-      <w:r>
+        <w:t xml:space="preserve">    "event_id": "EVT010",</w:t>
+      </w:r>
+    </w:p>
+    <w:p>
+      <w:pPr>
         <w:rPr>
           <w:rFonts w:ascii="Courier New"/>
           <w:sz w:val="20"/>
           <w:lang w:val="en-IN"/>
         </w:rPr>
-        <w:t xml:space="preserve">  "event": {</w:t>
-      </w:r>
-    </w:p>
-    <w:p>
-      <w:pPr>
+      </w:pPr>
+      <w:r>
         <w:rPr>
           <w:rFonts w:ascii="Courier New"/>
           <w:sz w:val="20"/>
           <w:lang w:val="en-IN"/>
         </w:rPr>
-      </w:pPr>
-      <w:r>
+        <w:t xml:space="preserve">    "booked_seats": [],</w:t>
+      </w:r>
+    </w:p>
+    <w:p>
+      <w:pPr>
         <w:rPr>
           <w:rFonts w:ascii="Courier New"/>
           <w:sz w:val="20"/>
           <w:lang w:val="en-IN"/>
         </w:rPr>
-        <w:t xml:space="preserve">    "</w:t>
-      </w:r>
-      <w:proofErr w:type="spellStart"/>
-      <w:proofErr w:type="gramStart"/>
+      </w:pPr>
       <w:r>
         <w:rPr>
           <w:rFonts w:ascii="Courier New"/>
           <w:sz w:val="20"/>
           <w:lang w:val="en-IN"/>
         </w:rPr>
-        <w:t>event</w:t>
-      </w:r>
-      <w:proofErr w:type="gramEnd"/>
-      <w:r>
-        <w:rPr>
-          <w:rFonts w:ascii="Courier New"/>
-          <w:sz w:val="20"/>
-          <w:lang w:val="en-IN"/>
-        </w:rPr>
-        <w:t>_id</w:t>
-      </w:r>
-      <w:proofErr w:type="spellEnd"/>
-      <w:r>
-        <w:rPr>
-          <w:rFonts w:ascii="Courier New"/>
-          <w:sz w:val="20"/>
-          <w:lang w:val="en-IN"/>
-        </w:rPr>
-        <w:t>": "EVT010",</w:t>
-      </w:r>
-    </w:p>
-    <w:p>
-      <w:pPr>
-        <w:rPr>
-          <w:rFonts w:ascii="Courier New"/>
-          <w:sz w:val="20"/>
-          <w:lang w:val="en-IN"/>
-        </w:rPr>
-      </w:pPr>
-      <w:r>
-        <w:rPr>
-          <w:rFonts w:ascii="Courier New"/>
-          <w:sz w:val="20"/>
-          <w:lang w:val="en-IN"/>
-        </w:rPr>
-        <w:t xml:space="preserve">    "</w:t>
-      </w:r>
-      <w:proofErr w:type="spellStart"/>
-      <w:proofErr w:type="gramStart"/>
-      <w:r>
-        <w:rPr>
-          <w:rFonts w:ascii="Courier New"/>
-          <w:sz w:val="20"/>
-          <w:lang w:val="en-IN"/>
-        </w:rPr>
-        <w:t>booked</w:t>
-      </w:r>
-      <w:proofErr w:type="gramEnd"/>
-      <w:r>
-        <w:rPr>
-          <w:rFonts w:ascii="Courier New"/>
-          <w:sz w:val="20"/>
-          <w:lang w:val="en-IN"/>
-        </w:rPr>
-        <w:t>_seats</w:t>
-      </w:r>
-      <w:proofErr w:type="spellEnd"/>
-      <w:r>
-        <w:rPr>
-          <w:rFonts w:ascii="Courier New"/>
-          <w:sz w:val="20"/>
-          <w:lang w:val="en-IN"/>
-        </w:rPr>
-        <w:t>": [],</w:t>
-      </w:r>
-    </w:p>
-    <w:p>
-      <w:pPr>
-        <w:rPr>
-          <w:rFonts w:ascii="Courier New"/>
-          <w:sz w:val="20"/>
-          <w:lang w:val="en-IN"/>
-        </w:rPr>
-      </w:pPr>
-      <w:r>
-        <w:rPr>
-          <w:rFonts w:ascii="Courier New"/>
-          <w:sz w:val="20"/>
-          <w:lang w:val="en-IN"/>
-        </w:rPr>
-        <w:t xml:space="preserve">    "</w:t>
-      </w:r>
-      <w:proofErr w:type="spellStart"/>
-      <w:proofErr w:type="gramStart"/>
-      <w:r>
-        <w:rPr>
-          <w:rFonts w:ascii="Courier New"/>
-          <w:sz w:val="20"/>
-          <w:lang w:val="en-IN"/>
-        </w:rPr>
-        <w:t>available</w:t>
-      </w:r>
-      <w:proofErr w:type="gramEnd"/>
-      <w:r>
-        <w:rPr>
-          <w:rFonts w:ascii="Courier New"/>
-          <w:sz w:val="20"/>
-          <w:lang w:val="en-IN"/>
-        </w:rPr>
-        <w:t>_seats</w:t>
-      </w:r>
-      <w:proofErr w:type="spellEnd"/>
-      <w:r>
-        <w:rPr>
-          <w:rFonts w:ascii="Courier New"/>
-          <w:sz w:val="20"/>
-          <w:lang w:val="en-IN"/>
-        </w:rPr>
-        <w:t>": 400</w:t>
+        <w:t xml:space="preserve">    "available_seats": 400</w:t>
       </w:r>
     </w:p>
     <w:p>
@@ -15070,10 +12541,7 @@
         <w:pStyle w:val="Heading1"/>
       </w:pPr>
       <w:r>
-        <w:t>7.</w:t>
-      </w:r>
-      <w:r>
-        <w:t>Error Handling</w:t>
+        <w:t>7.Error Handling</w:t>
       </w:r>
     </w:p>
     <w:p>
@@ -15249,19 +12717,11 @@
                 <w:lang w:val="en-IN"/>
               </w:rPr>
             </w:pPr>
-            <w:proofErr w:type="gramStart"/>
             <w:r>
               <w:rPr>
                 <w:lang w:val="en-IN"/>
               </w:rPr>
-              <w:t>{ "</w:t>
-            </w:r>
-            <w:proofErr w:type="gramEnd"/>
-            <w:r>
-              <w:rPr>
-                <w:lang w:val="en-IN"/>
-              </w:rPr>
-              <w:t>detail": "Invalid or expired token" }</w:t>
+              <w:t>{ "detail": "Invalid or expired token" }</w:t>
             </w:r>
           </w:p>
         </w:tc>
@@ -15328,19 +12788,11 @@
                 <w:lang w:val="en-IN"/>
               </w:rPr>
             </w:pPr>
-            <w:proofErr w:type="gramStart"/>
             <w:r>
               <w:rPr>
                 <w:lang w:val="en-IN"/>
               </w:rPr>
-              <w:t>{ "</w:t>
-            </w:r>
-            <w:proofErr w:type="gramEnd"/>
-            <w:r>
-              <w:rPr>
-                <w:lang w:val="en-IN"/>
-              </w:rPr>
-              <w:t>detail": "User / Event / Venue / Booking not found" }</w:t>
+              <w:t>{ "detail": "User / Event / Venue / Booking not found" }</w:t>
             </w:r>
           </w:p>
         </w:tc>
@@ -15407,19 +12859,11 @@
                 <w:lang w:val="en-IN"/>
               </w:rPr>
             </w:pPr>
-            <w:proofErr w:type="gramStart"/>
             <w:r>
               <w:rPr>
                 <w:lang w:val="en-IN"/>
               </w:rPr>
-              <w:t>{ "</w:t>
-            </w:r>
-            <w:proofErr w:type="gramEnd"/>
-            <w:r>
-              <w:rPr>
-                <w:lang w:val="en-IN"/>
-              </w:rPr>
-              <w:t>detail": "Required field missing or invalid data" }</w:t>
+              <w:t>{ "detail": "Required field missing or invalid data" }</w:t>
             </w:r>
           </w:p>
         </w:tc>
@@ -15486,19 +12930,11 @@
                 <w:lang w:val="en-IN"/>
               </w:rPr>
             </w:pPr>
-            <w:proofErr w:type="gramStart"/>
             <w:r>
               <w:rPr>
                 <w:lang w:val="en-IN"/>
               </w:rPr>
-              <w:t>{ "</w:t>
-            </w:r>
-            <w:proofErr w:type="gramEnd"/>
-            <w:r>
-              <w:rPr>
-                <w:lang w:val="en-IN"/>
-              </w:rPr>
-              <w:t>detail": "Seat already booked / Email already registered" }</w:t>
+              <w:t>{ "detail": "Seat already booked / Email already registered" }</w:t>
             </w:r>
           </w:p>
         </w:tc>
@@ -15565,19 +13001,11 @@
                 <w:lang w:val="en-IN"/>
               </w:rPr>
             </w:pPr>
-            <w:proofErr w:type="gramStart"/>
             <w:r>
               <w:rPr>
                 <w:lang w:val="en-IN"/>
               </w:rPr>
-              <w:t>{ "</w:t>
-            </w:r>
-            <w:proofErr w:type="gramEnd"/>
-            <w:r>
-              <w:rPr>
-                <w:lang w:val="en-IN"/>
-              </w:rPr>
-              <w:t>detail": "An unexpected error occurred" }</w:t>
+              <w:t>{ "detail": "An unexpected error occurred" }</w:t>
             </w:r>
           </w:p>
         </w:tc>
@@ -15644,19 +13072,11 @@
                 <w:lang w:val="en-IN"/>
               </w:rPr>
             </w:pPr>
-            <w:proofErr w:type="gramStart"/>
             <w:r>
               <w:rPr>
                 <w:lang w:val="en-IN"/>
               </w:rPr>
-              <w:t>{ "</w:t>
-            </w:r>
-            <w:proofErr w:type="gramEnd"/>
-            <w:r>
-              <w:rPr>
-                <w:lang w:val="en-IN"/>
-              </w:rPr>
-              <w:t>detail": "Old password incorrect / Reset token invalid or expired" }</w:t>
+              <w:t>{ "detail": "Old password incorrect / Reset token invalid or expired" }</w:t>
             </w:r>
           </w:p>
         </w:tc>
@@ -15876,10 +13296,7 @@
         </w:rPr>
       </w:pPr>
       <w:r>
-        <w:t>8.</w:t>
-      </w:r>
-      <w:r>
-        <w:t>Conclusion</w:t>
+        <w:t>8.Conclusion</w:t>
       </w:r>
       <w:r>
         <w:rPr>
@@ -16130,29 +13547,7 @@
           <w:szCs w:val="24"/>
           <w:lang w:val="en-IN"/>
         </w:rPr>
-        <w:t xml:space="preserve">Asynchronous </w:t>
-      </w:r>
-      <w:proofErr w:type="spellStart"/>
-      <w:r>
-        <w:rPr>
-          <w:b/>
-          <w:bCs/>
-          <w:sz w:val="24"/>
-          <w:szCs w:val="24"/>
-          <w:lang w:val="en-IN"/>
-        </w:rPr>
-        <w:t>FastAPI</w:t>
-      </w:r>
-      <w:proofErr w:type="spellEnd"/>
-      <w:r>
-        <w:rPr>
-          <w:b/>
-          <w:bCs/>
-          <w:sz w:val="24"/>
-          <w:szCs w:val="24"/>
-          <w:lang w:val="en-IN"/>
-        </w:rPr>
-        <w:t xml:space="preserve"> architecture</w:t>
+        <w:t>Asynchronous FastAPI architecture</w:t>
       </w:r>
       <w:r>
         <w:rPr>
@@ -23965,6 +21360,7 @@
   <w:style w:type="character" w:default="1" w:styleId="DefaultParagraphFont">
     <w:name w:val="Default Paragraph Font"/>
     <w:uiPriority w:val="1"/>
+    <w:semiHidden/>
     <w:unhideWhenUsed/>
   </w:style>
   <w:style w:type="table" w:default="1" w:styleId="TableNormal">
